--- a/高中物理/高中物理同步/人教版必修3 第9章 静电场及其应用·知识清单（完成）.docx
+++ b/高中物理/高中物理同步/人教版必修3 第9章 静电场及其应用·知识清单（完成）.docx
@@ -3761,7 +3761,7 @@
           <m:fPr>
             <m:ctrlPr>
               <w:rPr>
-                <w:rFonts w:ascii="Cambria Math" w:hAnsi="Cambria Math"/>
+                <w:rFonts w:ascii="Times New Roman" w:hAnsi="Times New Roman"/>
                 <w:b/>
                 <w:u w:val="thick"/>
               </w:rPr>
@@ -3770,7 +3770,7 @@
           <m:num>
             <m:r>
               <w:rPr>
-                <w:rFonts w:ascii="Cambria Math" w:hAnsi="Cambria Math" w:cs="Cambria Math"/>
+                <w:rFonts w:ascii="Times New Roman" w:hAnsi="Times New Roman" w:cs="Cambria Math"/>
                 <w:b/>
                 <w:u w:val="thick"/>
               </w:rPr>
@@ -3782,14 +3782,14 @@
               <m:sSubPr>
                 <m:ctrlPr>
                   <w:rPr>
-                    <w:rFonts w:ascii="Cambria Math" w:hAnsi="Cambria Math"/>
+                    <w:rFonts w:ascii="Times New Roman" w:hAnsi="Times New Roman"/>
                   </w:rPr>
                 </m:ctrlPr>
               </m:sSubPr>
               <m:e>
                 <m:r>
                   <w:rPr>
-                    <w:rFonts w:ascii="Cambria Math" w:hAnsi="Cambria Math" w:cs="Cambria Math"/>
+                    <w:rFonts w:ascii="Times New Roman" w:hAnsi="Times New Roman" w:cs="Cambria Math"/>
                     <w:b/>
                     <w:u w:val="thick"/>
                   </w:rPr>
@@ -3799,7 +3799,7 @@
               <m:sub>
                 <m:r>
                   <w:rPr>
-                    <w:rFonts w:ascii="Cambria Math" w:hAnsi="Cambria Math" w:cs="Cambria Math"/>
+                    <w:rFonts w:ascii="Times New Roman" w:hAnsi="Times New Roman" w:cs="Cambria Math"/>
                     <w:b/>
                     <w:u w:val="thick"/>
                   </w:rPr>
@@ -4618,7 +4618,7 @@
           <m:oMath>
             <m:r>
               <w:rPr>
-                <w:rFonts w:ascii="Cambria Math" w:hAnsi="Cambria Math" w:cs="Cambria Math"/>
+                <w:rFonts w:ascii="Times New Roman" w:hAnsi="Times New Roman" w:cs="Cambria Math"/>
                 <w:b/>
                 <w:u w:val="thick"/>
               </w:rPr>
@@ -4628,7 +4628,7 @@
               <m:fPr>
                 <m:ctrlPr>
                   <w:rPr>
-                    <w:rFonts w:ascii="Cambria Math" w:hAnsi="Cambria Math"/>
+                    <w:rFonts w:ascii="Times New Roman" w:hAnsi="Times New Roman"/>
                     <w:b/>
                     <w:u w:val="thick"/>
                   </w:rPr>
@@ -4639,14 +4639,14 @@
                   <m:sSubPr>
                     <m:ctrlPr>
                       <w:rPr>
-                        <w:rFonts w:ascii="Cambria Math" w:hAnsi="Cambria Math"/>
+                        <w:rFonts w:ascii="Times New Roman" w:hAnsi="Times New Roman"/>
                       </w:rPr>
                     </m:ctrlPr>
                   </m:sSubPr>
                   <m:e>
                     <m:r>
                       <w:rPr>
-                        <w:rFonts w:ascii="Cambria Math" w:hAnsi="Cambria Math" w:cs="Cambria Math"/>
+                        <w:rFonts w:ascii="Times New Roman" w:hAnsi="Times New Roman" w:cs="Cambria Math"/>
                         <w:b/>
                         <w:u w:val="thick"/>
                       </w:rPr>
@@ -4656,7 +4656,7 @@
                   <m:sub>
                     <m:r>
                       <w:rPr>
-                        <w:rFonts w:ascii="Cambria Math" w:hAnsi="Cambria Math" w:cs="Cambria Math"/>
+                        <w:rFonts w:ascii="Times New Roman" w:hAnsi="Times New Roman" w:cs="Cambria Math"/>
                         <w:b/>
                         <w:u w:val="thick"/>
                       </w:rPr>
@@ -4668,14 +4668,14 @@
                   <m:sSubPr>
                     <m:ctrlPr>
                       <w:rPr>
-                        <w:rFonts w:ascii="Cambria Math" w:hAnsi="Cambria Math"/>
+                        <w:rFonts w:ascii="Times New Roman" w:hAnsi="Times New Roman"/>
                       </w:rPr>
                     </m:ctrlPr>
                   </m:sSubPr>
                   <m:e>
                     <m:r>
                       <w:rPr>
-                        <w:rFonts w:ascii="Cambria Math" w:hAnsi="Cambria Math" w:cs="Cambria Math"/>
+                        <w:rFonts w:ascii="Times New Roman" w:hAnsi="Times New Roman" w:cs="Cambria Math"/>
                         <w:b/>
                         <w:u w:val="thick"/>
                       </w:rPr>
@@ -4685,7 +4685,7 @@
                   <m:sub>
                     <m:r>
                       <w:rPr>
-                        <w:rFonts w:ascii="Cambria Math" w:hAnsi="Cambria Math" w:cs="Cambria Math"/>
+                        <w:rFonts w:ascii="Times New Roman" w:hAnsi="Times New Roman" w:cs="Cambria Math"/>
                         <w:b/>
                         <w:u w:val="thick"/>
                       </w:rPr>
@@ -4699,14 +4699,14 @@
                   <m:sSupPr>
                     <m:ctrlPr>
                       <w:rPr>
-                        <w:rFonts w:ascii="Cambria Math" w:hAnsi="Cambria Math"/>
+                        <w:rFonts w:ascii="Times New Roman" w:hAnsi="Times New Roman"/>
                       </w:rPr>
                     </m:ctrlPr>
                   </m:sSupPr>
                   <m:e>
                     <m:r>
                       <w:rPr>
-                        <w:rFonts w:ascii="Cambria Math" w:hAnsi="Cambria Math" w:cs="Cambria Math"/>
+                        <w:rFonts w:ascii="Times New Roman" w:hAnsi="Times New Roman" w:cs="Cambria Math"/>
                         <w:b/>
                         <w:u w:val="thick"/>
                       </w:rPr>
@@ -4716,7 +4716,7 @@
                   <m:sup>
                     <m:r>
                       <w:rPr>
-                        <w:rFonts w:ascii="Cambria Math" w:hAnsi="Cambria Math" w:cs="Cambria Math"/>
+                        <w:rFonts w:ascii="Times New Roman" w:hAnsi="Times New Roman" w:cs="Cambria Math"/>
                         <w:b/>
                         <w:u w:val="thick"/>
                       </w:rPr>
@@ -5146,7 +5146,7 @@
       <m:oMath>
         <m:r>
           <w:rPr>
-            <w:rFonts w:ascii="Cambria Math" w:hAnsi="Cambria Math" w:cs="Cambria Math"/>
+            <w:rFonts w:ascii="Times New Roman" w:hAnsi="Times New Roman" w:cs="Cambria Math"/>
           </w:rPr>
           <m:t>k</m:t>
         </m:r>
@@ -5154,7 +5154,7 @@
           <m:fPr>
             <m:ctrlPr>
               <w:rPr>
-                <w:rFonts w:ascii="Cambria Math" w:hAnsi="Cambria Math"/>
+                <w:rFonts w:ascii="Times New Roman" w:hAnsi="Times New Roman"/>
               </w:rPr>
             </m:ctrlPr>
           </m:fPr>
@@ -5163,14 +5163,14 @@
               <m:sSubPr>
                 <m:ctrlPr>
                   <w:rPr>
-                    <w:rFonts w:ascii="Cambria Math" w:hAnsi="Cambria Math"/>
+                    <w:rFonts w:ascii="Times New Roman" w:hAnsi="Times New Roman"/>
                   </w:rPr>
                 </m:ctrlPr>
               </m:sSubPr>
               <m:e>
                 <m:r>
                   <w:rPr>
-                    <w:rFonts w:ascii="Cambria Math" w:hAnsi="Cambria Math" w:cs="Cambria Math"/>
+                    <w:rFonts w:ascii="Times New Roman" w:hAnsi="Times New Roman" w:cs="Cambria Math"/>
                   </w:rPr>
                   <m:t>q</m:t>
                 </m:r>
@@ -5178,7 +5178,7 @@
               <m:sub>
                 <m:r>
                   <w:rPr>
-                    <w:rFonts w:ascii="Cambria Math" w:hAnsi="Cambria Math" w:cs="Cambria Math"/>
+                    <w:rFonts w:ascii="Times New Roman" w:hAnsi="Times New Roman" w:cs="Cambria Math"/>
                   </w:rPr>
                   <m:t>1</m:t>
                 </m:r>
@@ -5188,14 +5188,14 @@
               <m:sSubPr>
                 <m:ctrlPr>
                   <w:rPr>
-                    <w:rFonts w:ascii="Cambria Math" w:hAnsi="Cambria Math"/>
+                    <w:rFonts w:ascii="Times New Roman" w:hAnsi="Times New Roman"/>
                   </w:rPr>
                 </m:ctrlPr>
               </m:sSubPr>
               <m:e>
                 <m:r>
                   <w:rPr>
-                    <w:rFonts w:ascii="Cambria Math" w:hAnsi="Cambria Math" w:cs="Cambria Math"/>
+                    <w:rFonts w:ascii="Times New Roman" w:hAnsi="Times New Roman" w:cs="Cambria Math"/>
                   </w:rPr>
                   <m:t>q</m:t>
                 </m:r>
@@ -5203,7 +5203,7 @@
               <m:sub>
                 <m:r>
                   <w:rPr>
-                    <w:rFonts w:ascii="Cambria Math" w:hAnsi="Cambria Math" w:cs="Cambria Math"/>
+                    <w:rFonts w:ascii="Times New Roman" w:hAnsi="Times New Roman" w:cs="Cambria Math"/>
                   </w:rPr>
                   <m:t>2</m:t>
                 </m:r>
@@ -5215,14 +5215,14 @@
               <m:sSupPr>
                 <m:ctrlPr>
                   <w:rPr>
-                    <w:rFonts w:ascii="Cambria Math" w:hAnsi="Cambria Math"/>
+                    <w:rFonts w:ascii="Times New Roman" w:hAnsi="Times New Roman"/>
                   </w:rPr>
                 </m:ctrlPr>
               </m:sSupPr>
               <m:e>
                 <m:r>
                   <w:rPr>
-                    <w:rFonts w:ascii="Cambria Math" w:hAnsi="Cambria Math" w:cs="Cambria Math"/>
+                    <w:rFonts w:ascii="Times New Roman" w:hAnsi="Times New Roman" w:cs="Cambria Math"/>
                   </w:rPr>
                   <m:t>r</m:t>
                 </m:r>
@@ -5230,7 +5230,7 @@
               <m:sup>
                 <m:r>
                   <w:rPr>
-                    <w:rFonts w:ascii="Cambria Math" w:hAnsi="Cambria Math" w:cs="Cambria Math"/>
+                    <w:rFonts w:ascii="Times New Roman" w:hAnsi="Times New Roman" w:cs="Cambria Math"/>
                   </w:rPr>
                   <m:t>2</m:t>
                 </m:r>
@@ -6550,7 +6550,7 @@
           <m:fPr>
             <m:ctrlPr>
               <w:rPr>
-                <w:rFonts w:ascii="Cambria Math" w:hAnsi="Cambria Math"/>
+                <w:rFonts w:ascii="Times New Roman" w:hAnsi="Times New Roman"/>
                 <w:b/>
                 <w:u w:val="thick"/>
               </w:rPr>
@@ -6559,7 +6559,7 @@
           <m:num>
             <m:r>
               <w:rPr>
-                <w:rFonts w:ascii="Cambria Math" w:hAnsi="Cambria Math" w:cs="Cambria Math"/>
+                <w:rFonts w:ascii="Times New Roman" w:hAnsi="Times New Roman" w:cs="Cambria Math"/>
                 <w:b/>
                 <w:u w:val="thick"/>
               </w:rPr>
@@ -6569,7 +6569,7 @@
           <m:den>
             <m:r>
               <w:rPr>
-                <w:rFonts w:ascii="Cambria Math" w:hAnsi="Cambria Math" w:cs="Cambria Math"/>
+                <w:rFonts w:ascii="Times New Roman" w:hAnsi="Times New Roman" w:cs="Cambria Math"/>
                 <w:b/>
                 <w:u w:val="thick"/>
               </w:rPr>
@@ -7364,7 +7364,7 @@
       <m:oMath>
         <m:r>
           <w:rPr>
-            <w:rFonts w:ascii="Cambria Math" w:hAnsi="Cambria Math" w:cs="Cambria Math"/>
+            <w:rFonts w:ascii="Times New Roman" w:hAnsi="Times New Roman" w:cs="Cambria Math"/>
           </w:rPr>
           <m:t>E=</m:t>
         </m:r>
@@ -7380,7 +7380,7 @@
           <m:oMath>
             <m:r>
               <w:rPr>
-                <w:rFonts w:ascii="Cambria Math" w:hAnsi="Cambria Math" w:cs="Cambria Math"/>
+                <w:rFonts w:ascii="Times New Roman" w:hAnsi="Times New Roman" w:cs="Cambria Math"/>
                 <w:b/>
                 <w:u w:val="thick"/>
               </w:rPr>
@@ -7390,7 +7390,7 @@
               <m:fPr>
                 <m:ctrlPr>
                   <w:rPr>
-                    <w:rFonts w:ascii="Cambria Math" w:hAnsi="Cambria Math"/>
+                    <w:rFonts w:ascii="Times New Roman" w:hAnsi="Times New Roman"/>
                     <w:b/>
                     <w:u w:val="thick"/>
                   </w:rPr>
@@ -7399,7 +7399,7 @@
               <m:num>
                 <m:r>
                   <w:rPr>
-                    <w:rFonts w:ascii="Cambria Math" w:hAnsi="Cambria Math" w:cs="Cambria Math"/>
+                    <w:rFonts w:ascii="Times New Roman" w:hAnsi="Times New Roman" w:cs="Cambria Math"/>
                     <w:b/>
                     <w:u w:val="thick"/>
                   </w:rPr>
@@ -7411,14 +7411,14 @@
                   <m:sSupPr>
                     <m:ctrlPr>
                       <w:rPr>
-                        <w:rFonts w:ascii="Cambria Math" w:hAnsi="Cambria Math"/>
+                        <w:rFonts w:ascii="Times New Roman" w:hAnsi="Times New Roman"/>
                       </w:rPr>
                     </m:ctrlPr>
                   </m:sSupPr>
                   <m:e>
                     <m:r>
                       <w:rPr>
-                        <w:rFonts w:ascii="Cambria Math" w:hAnsi="Cambria Math" w:cs="Cambria Math"/>
+                        <w:rFonts w:ascii="Times New Roman" w:hAnsi="Times New Roman" w:cs="Cambria Math"/>
                         <w:b/>
                         <w:u w:val="thick"/>
                       </w:rPr>
@@ -7428,7 +7428,7 @@
                   <m:sup>
                     <m:r>
                       <w:rPr>
-                        <w:rFonts w:ascii="Cambria Math" w:hAnsi="Cambria Math" w:cs="Cambria Math"/>
+                        <w:rFonts w:ascii="Times New Roman" w:hAnsi="Times New Roman" w:cs="Cambria Math"/>
                         <w:b/>
                         <w:u w:val="thick"/>
                       </w:rPr>
@@ -7835,7 +7835,7 @@
       <m:oMath>
         <m:r>
           <w:rPr>
-            <w:rFonts w:ascii="Cambria Math" w:hAnsi="Cambria Math" w:cs="Cambria Math"/>
+            <w:rFonts w:ascii="Times New Roman" w:hAnsi="Times New Roman" w:cs="Cambria Math"/>
           </w:rPr>
           <m:t>k</m:t>
         </m:r>
@@ -7843,14 +7843,14 @@
           <m:fPr>
             <m:ctrlPr>
               <w:rPr>
-                <w:rFonts w:ascii="Cambria Math" w:hAnsi="Cambria Math"/>
+                <w:rFonts w:ascii="Times New Roman" w:hAnsi="Times New Roman"/>
               </w:rPr>
             </m:ctrlPr>
           </m:fPr>
           <m:num>
             <m:r>
               <w:rPr>
-                <w:rFonts w:ascii="Cambria Math" w:hAnsi="Cambria Math" w:cs="Cambria Math"/>
+                <w:rFonts w:ascii="Times New Roman" w:hAnsi="Times New Roman" w:cs="Cambria Math"/>
               </w:rPr>
               <m:t>Q</m:t>
             </m:r>
@@ -7860,14 +7860,14 @@
               <m:sSupPr>
                 <m:ctrlPr>
                   <w:rPr>
-                    <w:rFonts w:ascii="Cambria Math" w:hAnsi="Cambria Math"/>
+                    <w:rFonts w:ascii="Times New Roman" w:hAnsi="Times New Roman"/>
                   </w:rPr>
                 </m:ctrlPr>
               </m:sSupPr>
               <m:e>
                 <m:r>
                   <w:rPr>
-                    <w:rFonts w:ascii="Cambria Math" w:hAnsi="Cambria Math" w:cs="Cambria Math"/>
+                    <w:rFonts w:ascii="Times New Roman" w:hAnsi="Times New Roman" w:cs="Cambria Math"/>
                   </w:rPr>
                   <m:t>r</m:t>
                 </m:r>
@@ -7875,7 +7875,7 @@
               <m:sup>
                 <m:r>
                   <w:rPr>
-                    <w:rFonts w:ascii="Cambria Math" w:hAnsi="Cambria Math" w:cs="Cambria Math"/>
+                    <w:rFonts w:ascii="Times New Roman" w:hAnsi="Times New Roman" w:cs="Cambria Math"/>
                   </w:rPr>
                   <m:t>2</m:t>
                 </m:r>
@@ -11233,10 +11233,10 @@
       </w:r>
     </w:p>
     <w:sectPr>
-      <w:footerReference w:type="even" r:id="rId18"/>
-      <w:footerReference w:type="default" r:id="rId19"/>
-      <w:pgSz w:w="11907" w:h="16839" w:code="9"/>
-      <w:pgMar w:top="720" w:right="720" w:bottom="720" w:left="720" w:header="851" w:footer="425" w:gutter="0"/>
+      <w:footerReference w:type="default" r:id="rId18"/>
+      <w:pgSz w:w="11906" w:h="16838"/>
+      <w:pgMar w:top="720" w:right="720" w:bottom="720" w:left="720" w:header="720" w:footer="720" w:gutter="0"/>
+      <w:pgNumType w:start="1"/>
       <w:cols w:sep="1" w:space="425"/>
       <w:docGrid w:type="lines" w:linePitch="312"/>
     </w:sectPr>
@@ -11264,224 +11264,54 @@
 </file>
 
 <file path=word/footer1.xml><?xml version="1.0" encoding="utf-8"?>
-<w:ftr xmlns:wpc="http://schemas.microsoft.com/office/word/2010/wordprocessingCanvas" xmlns:cx="http://schemas.microsoft.com/office/drawing/2014/chartex" xmlns:cx1="http://schemas.microsoft.com/office/drawing/2015/9/8/chartex" xmlns:cx2="http://schemas.microsoft.com/office/drawing/2015/10/21/chartex" xmlns:cx3="http://schemas.microsoft.com/office/drawing/2016/5/9/chartex" xmlns:cx4="http://schemas.microsoft.com/office/drawing/2016/5/10/chartex" xmlns:cx5="http://schemas.microsoft.com/office/drawing/2016/5/11/chartex" xmlns:cx6="http://schemas.microsoft.com/office/drawing/2016/5/12/chartex" xmlns:cx7="http://schemas.microsoft.com/office/drawing/2016/5/13/chartex" xmlns:cx8="http://schemas.microsoft.com/office/drawing/2016/5/14/chartex" xmlns:mc="http://schemas.openxmlformats.org/markup-compatibility/2006" xmlns:aink="http://schemas.microsoft.com/office/drawing/2016/ink" xmlns:am3d="http://schemas.microsoft.com/office/drawing/2017/model3d" xmlns:o="urn:schemas-microsoft-com:office:office" xmlns:r="http://schemas.openxmlformats.org/officeDocument/2006/relationships" xmlns:m="http://schemas.openxmlformats.org/officeDocument/2006/math" xmlns:v="urn:schemas-microsoft-com:vml" xmlns:wp14="http://schemas.microsoft.com/office/word/2010/wordprocessingDrawing" xmlns:wp="http://schemas.openxmlformats.org/drawingml/2006/wordprocessingDrawing" xmlns:w10="urn:schemas-microsoft-com:office:word" xmlns:w="http://schemas.openxmlformats.org/wordprocessingml/2006/main" xmlns:w14="http://schemas.microsoft.com/office/word/2010/wordml" xmlns:w15="http://schemas.microsoft.com/office/word/2012/wordml" xmlns:w16cex="http://schemas.microsoft.com/office/word/2018/wordml/cex" xmlns:w16cid="http://schemas.microsoft.com/office/word/2016/wordml/cid" xmlns:w16="http://schemas.microsoft.com/office/word/2018/wordml" xmlns:w16sdtdh="http://schemas.microsoft.com/office/word/2020/wordml/sdtdatahash" xmlns:w16se="http://schemas.microsoft.com/office/word/2015/wordml/symex" xmlns:wpg="http://schemas.microsoft.com/office/word/2010/wordprocessingGroup" xmlns:wpi="http://schemas.microsoft.com/office/word/2010/wordprocessingInk" xmlns:wne="http://schemas.microsoft.com/office/word/2006/wordml" xmlns:wps="http://schemas.microsoft.com/office/word/2010/wordprocessingShape" mc:Ignorable="w14 w15 w16se w16cid w16 w16cex w16sdtdh wp14">
+<w:ftr xmlns:w="http://schemas.openxmlformats.org/wordprocessingml/2006/main" xmlns:r="http://schemas.openxmlformats.org/officeDocument/2006/relationships">
   <w:p>
     <w:pPr>
       <w:jc w:val="center"/>
     </w:pPr>
     <w:r>
       <w:rPr>
-        <w:rFonts w:hint="eastAsia"/>
+        <w:rFonts w:ascii="Times New Roman" w:hAnsi="Times New Roman" w:eastAsia="宋体"/>
+        <w:sz w:val="21"/>
+        <w:szCs w:val="21"/>
       </w:rPr>
-      <w:t>试卷第</w:t>
+      <w:t xml:space="preserve">第</w:t>
     </w:r>
-    <w:r>
-      <w:fldChar w:fldCharType="begin"/>
-    </w:r>
-    <w:r>
-      <w:instrText xml:space="preserve"> =</w:instrText>
-    </w:r>
-    <w:r>
-      <w:fldChar w:fldCharType="begin"/>
-    </w:r>
-    <w:r>
-      <w:instrText xml:space="preserve">page  </w:instrText>
-    </w:r>
-    <w:r>
-      <w:fldChar w:fldCharType="separate"/>
-    </w:r>
+    <w:fldSimple w:instr=" PAGE ">
+      <w:r>
+        <w:rPr>
+          <w:rFonts w:ascii="Times New Roman" w:hAnsi="Times New Roman" w:eastAsia="宋体"/>
+          <w:sz w:val="21"/>
+          <w:szCs w:val="21"/>
+        </w:rPr>
+        <w:t xml:space="preserve">1</w:t>
+      </w:r>
+    </w:fldSimple>
     <w:r>
       <w:rPr>
-        <w:noProof/>
+        <w:rFonts w:ascii="Times New Roman" w:hAnsi="Times New Roman" w:eastAsia="宋体"/>
+        <w:sz w:val="21"/>
+        <w:szCs w:val="21"/>
       </w:rPr>
-      <w:instrText>6</w:instrText>
+      <w:t xml:space="preserve">页（共</w:t>
     </w:r>
+    <w:fldSimple w:instr=" NUMPAGES ">
+      <w:r>
+        <w:rPr>
+          <w:rFonts w:ascii="Times New Roman" w:hAnsi="Times New Roman" w:eastAsia="宋体"/>
+          <w:sz w:val="21"/>
+          <w:szCs w:val="21"/>
+        </w:rPr>
+        <w:t xml:space="preserve">1</w:t>
+      </w:r>
+    </w:fldSimple>
     <w:r>
       <w:rPr>
-        <w:noProof/>
+        <w:rFonts w:ascii="Times New Roman" w:hAnsi="Times New Roman" w:eastAsia="宋体"/>
+        <w:sz w:val="21"/>
+        <w:szCs w:val="21"/>
       </w:rPr>
-      <w:fldChar w:fldCharType="end"/>
-    </w:r>
-    <w:r>
-      <w:instrText xml:space="preserve"> </w:instrText>
-    </w:r>
-    <w:r>
-      <w:fldChar w:fldCharType="separate"/>
-    </w:r>
-    <w:r>
-      <w:rPr>
-        <w:noProof/>
-      </w:rPr>
-      <w:t>6</w:t>
-    </w:r>
-    <w:r>
-      <w:fldChar w:fldCharType="end"/>
-    </w:r>
-    <w:r>
-      <w:rPr>
-        <w:rFonts w:hint="eastAsia"/>
-      </w:rPr>
-      <w:t>页，共</w:t>
-    </w:r>
-    <w:r>
-      <w:fldChar w:fldCharType="begin"/>
-    </w:r>
-    <w:r>
-      <w:instrText xml:space="preserve"> =</w:instrText>
-    </w:r>
-    <w:r>
-      <w:fldChar w:fldCharType="begin"/>
-    </w:r>
-    <w:r>
-      <w:instrText xml:space="preserve">sectionpages  </w:instrText>
-    </w:r>
-    <w:r>
-      <w:fldChar w:fldCharType="separate"/>
-    </w:r>
-    <w:r>
-      <w:rPr>
-        <w:noProof/>
-      </w:rPr>
-      <w:instrText>6</w:instrText>
-    </w:r>
-    <w:r>
-      <w:rPr>
-        <w:noProof/>
-      </w:rPr>
-      <w:fldChar w:fldCharType="end"/>
-    </w:r>
-    <w:r>
-      <w:instrText xml:space="preserve"> </w:instrText>
-    </w:r>
-    <w:r>
-      <w:fldChar w:fldCharType="separate"/>
-    </w:r>
-    <w:r>
-      <w:rPr>
-        <w:noProof/>
-      </w:rPr>
-      <w:t>6</w:t>
-    </w:r>
-    <w:r>
-      <w:fldChar w:fldCharType="end"/>
-    </w:r>
-    <w:r>
-      <w:rPr>
-        <w:rFonts w:hint="eastAsia"/>
-      </w:rPr>
-      <w:t>页</w:t>
-    </w:r>
-  </w:p>
-</w:ftr>
-</file>
-
-<file path=word/footer2.xml><?xml version="1.0" encoding="utf-8"?>
-<w:ftr xmlns:wpc="http://schemas.microsoft.com/office/word/2010/wordprocessingCanvas" xmlns:cx="http://schemas.microsoft.com/office/drawing/2014/chartex" xmlns:cx1="http://schemas.microsoft.com/office/drawing/2015/9/8/chartex" xmlns:cx2="http://schemas.microsoft.com/office/drawing/2015/10/21/chartex" xmlns:cx3="http://schemas.microsoft.com/office/drawing/2016/5/9/chartex" xmlns:cx4="http://schemas.microsoft.com/office/drawing/2016/5/10/chartex" xmlns:cx5="http://schemas.microsoft.com/office/drawing/2016/5/11/chartex" xmlns:cx6="http://schemas.microsoft.com/office/drawing/2016/5/12/chartex" xmlns:cx7="http://schemas.microsoft.com/office/drawing/2016/5/13/chartex" xmlns:cx8="http://schemas.microsoft.com/office/drawing/2016/5/14/chartex" xmlns:mc="http://schemas.openxmlformats.org/markup-compatibility/2006" xmlns:aink="http://schemas.microsoft.com/office/drawing/2016/ink" xmlns:am3d="http://schemas.microsoft.com/office/drawing/2017/model3d" xmlns:o="urn:schemas-microsoft-com:office:office" xmlns:r="http://schemas.openxmlformats.org/officeDocument/2006/relationships" xmlns:m="http://schemas.openxmlformats.org/officeDocument/2006/math" xmlns:v="urn:schemas-microsoft-com:vml" xmlns:wp14="http://schemas.microsoft.com/office/word/2010/wordprocessingDrawing" xmlns:wp="http://schemas.openxmlformats.org/drawingml/2006/wordprocessingDrawing" xmlns:w10="urn:schemas-microsoft-com:office:word" xmlns:w="http://schemas.openxmlformats.org/wordprocessingml/2006/main" xmlns:w14="http://schemas.microsoft.com/office/word/2010/wordml" xmlns:w15="http://schemas.microsoft.com/office/word/2012/wordml" xmlns:w16cex="http://schemas.microsoft.com/office/word/2018/wordml/cex" xmlns:w16cid="http://schemas.microsoft.com/office/word/2016/wordml/cid" xmlns:w16="http://schemas.microsoft.com/office/word/2018/wordml" xmlns:w16sdtdh="http://schemas.microsoft.com/office/word/2020/wordml/sdtdatahash" xmlns:w16se="http://schemas.microsoft.com/office/word/2015/wordml/symex" xmlns:wpg="http://schemas.microsoft.com/office/word/2010/wordprocessingGroup" xmlns:wpi="http://schemas.microsoft.com/office/word/2010/wordprocessingInk" xmlns:wne="http://schemas.microsoft.com/office/word/2006/wordml" xmlns:wps="http://schemas.microsoft.com/office/word/2010/wordprocessingShape" mc:Ignorable="w14 w15 w16se w16cid w16 w16cex w16sdtdh wp14">
-  <w:p>
-    <w:pPr>
-      <w:jc w:val="center"/>
-    </w:pPr>
-    <w:r>
-      <w:rPr>
-        <w:rFonts w:hint="eastAsia"/>
-      </w:rPr>
-      <w:t>试卷第</w:t>
-    </w:r>
-    <w:r>
-      <w:fldChar w:fldCharType="begin"/>
-    </w:r>
-    <w:r>
-      <w:instrText xml:space="preserve"> =</w:instrText>
-    </w:r>
-    <w:r>
-      <w:fldChar w:fldCharType="begin"/>
-    </w:r>
-    <w:r>
-      <w:instrText xml:space="preserve">page  </w:instrText>
-    </w:r>
-    <w:r>
-      <w:fldChar w:fldCharType="separate"/>
-    </w:r>
-    <w:r>
-      <w:rPr>
-        <w:noProof/>
-      </w:rPr>
-      <w:instrText>5</w:instrText>
-    </w:r>
-    <w:r>
-      <w:rPr>
-        <w:noProof/>
-      </w:rPr>
-      <w:fldChar w:fldCharType="end"/>
-    </w:r>
-    <w:r>
-      <w:instrText xml:space="preserve"> </w:instrText>
-    </w:r>
-    <w:r>
-      <w:fldChar w:fldCharType="separate"/>
-    </w:r>
-    <w:r>
-      <w:rPr>
-        <w:noProof/>
-      </w:rPr>
-      <w:t>5</w:t>
-    </w:r>
-    <w:r>
-      <w:fldChar w:fldCharType="end"/>
-    </w:r>
-    <w:r>
-      <w:rPr>
-        <w:rFonts w:hint="eastAsia"/>
-      </w:rPr>
-      <w:t>页，共</w:t>
-    </w:r>
-    <w:r>
-      <w:fldChar w:fldCharType="begin"/>
-    </w:r>
-    <w:r>
-      <w:instrText xml:space="preserve"> =</w:instrText>
-    </w:r>
-    <w:r>
-      <w:fldChar w:fldCharType="begin"/>
-    </w:r>
-    <w:r>
-      <w:instrText xml:space="preserve">sectionpages  </w:instrText>
-    </w:r>
-    <w:r>
-      <w:fldChar w:fldCharType="separate"/>
-    </w:r>
-    <w:r>
-      <w:rPr>
-        <w:noProof/>
-      </w:rPr>
-      <w:instrText>6</w:instrText>
-    </w:r>
-    <w:r>
-      <w:rPr>
-        <w:noProof/>
-      </w:rPr>
-      <w:fldChar w:fldCharType="end"/>
-    </w:r>
-    <w:r>
-      <w:instrText xml:space="preserve"> </w:instrText>
-    </w:r>
-    <w:r>
-      <w:fldChar w:fldCharType="separate"/>
-    </w:r>
-    <w:r>
-      <w:rPr>
-        <w:noProof/>
-      </w:rPr>
-      <w:t>6</w:t>
-    </w:r>
-    <w:r>
-      <w:fldChar w:fldCharType="end"/>
-    </w:r>
-    <w:r>
-      <w:rPr>
-        <w:rFonts w:hint="eastAsia"/>
-      </w:rPr>
-      <w:t>页</w:t>
+      <w:t xml:space="preserve">页）</w:t>
     </w:r>
   </w:p>
 </w:ftr>

--- a/高中物理/高中物理同步/人教版必修3 第9章 静电场及其应用·知识清单（完成）.docx
+++ b/高中物理/高中物理同步/人教版必修3 第9章 静电场及其应用·知识清单（完成）.docx
@@ -263,11 +263,9 @@
         <w:r>
           <w:rPr>
             <w:rFonts w:ascii="Times New Roman" w:hAnsi="Times New Roman" w:eastAsia="宋体"/>
-            <w:b/>
-            <w:bCs/>
-            <w:u w:val="thick"/>
             <w:sz w:val="21"/>
             <w:szCs w:val="21"/>
+            <w:bdr w:val="single" w:sz="8" w:space="0" w:color="auto"/>
           </w:rPr>
           <w:t xml:space="preserve">正</w:t>
         </w:r>
@@ -290,11 +288,9 @@
         <w:r>
           <w:rPr>
             <w:rFonts w:ascii="Times New Roman" w:hAnsi="Times New Roman" w:eastAsia="宋体"/>
-            <w:b/>
-            <w:bCs/>
-            <w:u w:val="thick"/>
             <w:sz w:val="21"/>
             <w:szCs w:val="21"/>
+            <w:bdr w:val="single" w:sz="8" w:space="0" w:color="auto"/>
           </w:rPr>
           <w:t xml:space="preserve">负</w:t>
         </w:r>
@@ -355,11 +351,9 @@
         <w:r>
           <w:rPr>
             <w:rFonts w:ascii="Times New Roman" w:hAnsi="Times New Roman" w:eastAsia="宋体"/>
-            <w:b/>
-            <w:bCs/>
-            <w:u w:val="thick"/>
             <w:sz w:val="21"/>
             <w:szCs w:val="21"/>
+            <w:bdr w:val="single" w:sz="8" w:space="0" w:color="auto"/>
           </w:rPr>
           <w:t xml:space="preserve">排斥</w:t>
         </w:r>
@@ -382,11 +376,9 @@
         <w:r>
           <w:rPr>
             <w:rFonts w:ascii="Times New Roman" w:hAnsi="Times New Roman" w:eastAsia="宋体"/>
-            <w:b/>
-            <w:bCs/>
-            <w:u w:val="thick"/>
             <w:sz w:val="21"/>
             <w:szCs w:val="21"/>
+            <w:bdr w:val="single" w:sz="8" w:space="0" w:color="auto"/>
           </w:rPr>
           <w:t xml:space="preserve">吸引</w:t>
         </w:r>
@@ -482,11 +474,9 @@
         <w:r>
           <w:rPr>
             <w:rFonts w:ascii="Times New Roman" w:hAnsi="Times New Roman" w:eastAsia="宋体"/>
-            <w:b/>
-            <w:bCs/>
-            <w:u w:val="thick"/>
             <w:sz w:val="21"/>
             <w:szCs w:val="21"/>
+            <w:bdr w:val="single" w:sz="8" w:space="0" w:color="auto"/>
           </w:rPr>
           <w:t xml:space="preserve">库仑</w:t>
         </w:r>
@@ -525,11 +515,9 @@
         <w:r>
           <w:rPr>
             <w:rFonts w:ascii="Times New Roman" w:hAnsi="Times New Roman" w:eastAsia="宋体"/>
-            <w:b/>
-            <w:bCs/>
-            <w:u w:val="thick"/>
             <w:sz w:val="21"/>
             <w:szCs w:val="21"/>
+            <w:bdr w:val="single" w:sz="8" w:space="0" w:color="auto"/>
           </w:rPr>
           <w:t xml:space="preserve">正</w:t>
         </w:r>
@@ -552,11 +540,9 @@
         <w:r>
           <w:rPr>
             <w:rFonts w:ascii="Times New Roman" w:hAnsi="Times New Roman" w:eastAsia="宋体"/>
-            <w:b/>
-            <w:bCs/>
-            <w:u w:val="thick"/>
             <w:sz w:val="21"/>
             <w:szCs w:val="21"/>
+            <w:bdr w:val="single" w:sz="8" w:space="0" w:color="auto"/>
           </w:rPr>
           <w:t xml:space="preserve">负</w:t>
         </w:r>
@@ -616,11 +602,9 @@
         <w:r>
           <w:rPr>
             <w:rFonts w:ascii="Times New Roman" w:hAnsi="Times New Roman" w:eastAsia="宋体"/>
-            <w:b/>
-            <w:bCs/>
-            <w:u w:val="thick"/>
             <w:sz w:val="21"/>
             <w:szCs w:val="21"/>
+            <w:bdr w:val="single" w:sz="8" w:space="0" w:color="auto"/>
           </w:rPr>
           <w:t xml:space="preserve">质子</w:t>
         </w:r>
@@ -643,11 +627,9 @@
         <w:r>
           <w:rPr>
             <w:rFonts w:ascii="Times New Roman" w:hAnsi="Times New Roman" w:eastAsia="宋体"/>
-            <w:b/>
-            <w:bCs/>
-            <w:u w:val="thick"/>
             <w:sz w:val="21"/>
             <w:szCs w:val="21"/>
+            <w:bdr w:val="single" w:sz="8" w:space="0" w:color="auto"/>
           </w:rPr>
           <w:t xml:space="preserve">电子</w:t>
         </w:r>
@@ -670,11 +652,9 @@
         <w:r>
           <w:rPr>
             <w:rFonts w:ascii="Times New Roman" w:hAnsi="Times New Roman" w:eastAsia="宋体"/>
-            <w:b/>
-            <w:bCs/>
-            <w:u w:val="thick"/>
             <w:sz w:val="21"/>
             <w:szCs w:val="21"/>
+            <w:bdr w:val="single" w:sz="8" w:space="0" w:color="auto"/>
           </w:rPr>
           <w:t xml:space="preserve">一样多</w:t>
         </w:r>
@@ -697,11 +677,9 @@
         <w:r>
           <w:rPr>
             <w:rFonts w:ascii="Times New Roman" w:hAnsi="Times New Roman" w:eastAsia="宋体"/>
-            <w:b/>
-            <w:bCs/>
-            <w:u w:val="thick"/>
             <w:sz w:val="21"/>
             <w:szCs w:val="21"/>
+            <w:bdr w:val="single" w:sz="8" w:space="0" w:color="auto"/>
           </w:rPr>
           <w:t xml:space="preserve">电中性</w:t>
         </w:r>
@@ -1318,11 +1296,9 @@
         <w:r>
           <w:rPr>
             <w:rFonts w:ascii="Times New Roman" w:hAnsi="Times New Roman" w:eastAsia="宋体"/>
-            <w:b/>
-            <w:bCs/>
-            <w:u w:val="thick"/>
             <w:sz w:val="21"/>
             <w:szCs w:val="21"/>
+            <w:bdr w:val="single" w:sz="8" w:space="0" w:color="auto"/>
           </w:rPr>
           <w:t xml:space="preserve">摩擦</w:t>
         </w:r>
@@ -1380,11 +1356,9 @@
         <w:r>
           <w:rPr>
             <w:rFonts w:ascii="Times New Roman" w:hAnsi="Times New Roman" w:eastAsia="宋体"/>
-            <w:b/>
-            <w:bCs/>
-            <w:u w:val="thick"/>
             <w:sz w:val="21"/>
             <w:szCs w:val="21"/>
+            <w:bdr w:val="single" w:sz="8" w:space="0" w:color="auto"/>
           </w:rPr>
           <w:t xml:space="preserve">电子</w:t>
         </w:r>
@@ -1407,11 +1381,9 @@
         <w:r>
           <w:rPr>
             <w:rFonts w:ascii="Times New Roman" w:hAnsi="Times New Roman" w:eastAsia="宋体"/>
-            <w:b/>
-            <w:bCs/>
-            <w:u w:val="thick"/>
             <w:sz w:val="21"/>
             <w:szCs w:val="21"/>
+            <w:bdr w:val="single" w:sz="8" w:space="0" w:color="auto"/>
           </w:rPr>
           <w:t xml:space="preserve">转移</w:t>
         </w:r>
@@ -1434,11 +1406,9 @@
         <w:r>
           <w:rPr>
             <w:rFonts w:ascii="Times New Roman" w:hAnsi="Times New Roman" w:eastAsia="宋体"/>
-            <w:b/>
-            <w:bCs/>
-            <w:u w:val="thick"/>
             <w:sz w:val="21"/>
             <w:szCs w:val="21"/>
+            <w:bdr w:val="single" w:sz="8" w:space="0" w:color="auto"/>
           </w:rPr>
           <w:t xml:space="preserve">中性</w:t>
         </w:r>
@@ -1461,11 +1431,9 @@
         <w:r>
           <w:rPr>
             <w:rFonts w:ascii="Times New Roman" w:hAnsi="Times New Roman" w:eastAsia="宋体"/>
-            <w:b/>
-            <w:bCs/>
-            <w:u w:val="thick"/>
             <w:sz w:val="21"/>
             <w:szCs w:val="21"/>
+            <w:bdr w:val="single" w:sz="8" w:space="0" w:color="auto"/>
           </w:rPr>
           <w:t xml:space="preserve">得到电子</w:t>
         </w:r>
@@ -1488,11 +1456,9 @@
         <w:r>
           <w:rPr>
             <w:rFonts w:ascii="Times New Roman" w:hAnsi="Times New Roman" w:eastAsia="宋体"/>
-            <w:b/>
-            <w:bCs/>
-            <w:u w:val="thick"/>
             <w:sz w:val="21"/>
             <w:szCs w:val="21"/>
+            <w:bdr w:val="single" w:sz="8" w:space="0" w:color="auto"/>
           </w:rPr>
           <w:t xml:space="preserve">失去电子</w:t>
         </w:r>
@@ -1711,11 +1677,9 @@
         <w:r>
           <w:rPr>
             <w:rFonts w:ascii="Times New Roman" w:hAnsi="Times New Roman" w:eastAsia="宋体"/>
-            <w:b/>
-            <w:bCs/>
-            <w:u w:val="thick"/>
             <w:sz w:val="21"/>
             <w:szCs w:val="21"/>
+            <w:bdr w:val="single" w:sz="8" w:space="0" w:color="auto"/>
           </w:rPr>
           <w:t xml:space="preserve">相同</w:t>
         </w:r>
@@ -2002,11 +1966,9 @@
         <w:r>
           <w:rPr>
             <w:rFonts w:ascii="Times New Roman" w:hAnsi="Times New Roman" w:eastAsia="宋体"/>
-            <w:b/>
-            <w:bCs/>
-            <w:u w:val="thick"/>
             <w:sz w:val="21"/>
             <w:szCs w:val="21"/>
+            <w:bdr w:val="single" w:sz="8" w:space="0" w:color="auto"/>
           </w:rPr>
           <w:t xml:space="preserve">两侧金属箔都张开。</w:t>
         </w:r>
@@ -2096,11 +2058,9 @@
         <w:r>
           <w:rPr>
             <w:rFonts w:ascii="Times New Roman" w:hAnsi="Times New Roman" w:eastAsia="宋体"/>
-            <w:b/>
-            <w:bCs/>
-            <w:u w:val="thick"/>
             <w:sz w:val="21"/>
             <w:szCs w:val="21"/>
+            <w:bdr w:val="single" w:sz="8" w:space="0" w:color="auto"/>
           </w:rPr>
           <w:t xml:space="preserve">金属箔仍张开，但张角变小。</w:t>
         </w:r>
@@ -2174,11 +2134,9 @@
         <w:r>
           <w:rPr>
             <w:rFonts w:ascii="Times New Roman" w:hAnsi="Times New Roman" w:eastAsia="宋体"/>
-            <w:b/>
-            <w:bCs/>
-            <w:u w:val="thick"/>
             <w:sz w:val="21"/>
             <w:szCs w:val="21"/>
+            <w:bdr w:val="single" w:sz="8" w:space="0" w:color="auto"/>
           </w:rPr>
           <w:t xml:space="preserve">金属箔都闭合</w:t>
         </w:r>
@@ -2228,11 +2186,9 @@
         <w:r>
           <w:rPr>
             <w:rFonts w:ascii="Times New Roman" w:hAnsi="Times New Roman" w:eastAsia="宋体"/>
-            <w:b/>
-            <w:bCs/>
-            <w:u w:val="thick"/>
             <w:sz w:val="21"/>
             <w:szCs w:val="21"/>
+            <w:bdr w:val="single" w:sz="8" w:space="0" w:color="auto"/>
           </w:rPr>
           <w:t xml:space="preserve">吸引</w:t>
         </w:r>
@@ -2255,11 +2211,9 @@
         <w:r>
           <w:rPr>
             <w:rFonts w:ascii="Times New Roman" w:hAnsi="Times New Roman" w:eastAsia="宋体"/>
-            <w:b/>
-            <w:bCs/>
-            <w:u w:val="thick"/>
             <w:sz w:val="21"/>
             <w:szCs w:val="21"/>
+            <w:bdr w:val="single" w:sz="8" w:space="0" w:color="auto"/>
           </w:rPr>
           <w:t xml:space="preserve">排斥</w:t>
         </w:r>
@@ -2282,11 +2236,9 @@
         <w:r>
           <w:rPr>
             <w:rFonts w:ascii="Times New Roman" w:hAnsi="Times New Roman" w:eastAsia="宋体"/>
-            <w:b/>
-            <w:bCs/>
-            <w:u w:val="thick"/>
             <w:sz w:val="21"/>
             <w:szCs w:val="21"/>
+            <w:bdr w:val="single" w:sz="8" w:space="0" w:color="auto"/>
           </w:rPr>
           <w:t xml:space="preserve">异种</w:t>
         </w:r>
@@ -2309,11 +2261,9 @@
         <w:r>
           <w:rPr>
             <w:rFonts w:ascii="Times New Roman" w:hAnsi="Times New Roman" w:eastAsia="宋体"/>
-            <w:b/>
-            <w:bCs/>
-            <w:u w:val="thick"/>
             <w:sz w:val="21"/>
             <w:szCs w:val="21"/>
+            <w:bdr w:val="single" w:sz="8" w:space="0" w:color="auto"/>
           </w:rPr>
           <w:t xml:space="preserve">同种</w:t>
         </w:r>
@@ -2413,11 +2363,9 @@
         <w:r>
           <w:rPr>
             <w:rFonts w:ascii="Times New Roman" w:hAnsi="Times New Roman" w:eastAsia="宋体"/>
-            <w:b/>
-            <w:bCs/>
-            <w:u w:val="thick"/>
             <w:sz w:val="21"/>
             <w:szCs w:val="21"/>
+            <w:bdr w:val="single" w:sz="8" w:space="0" w:color="auto"/>
           </w:rPr>
           <w:t xml:space="preserve">静电感应</w:t>
         </w:r>
@@ -2851,11 +2799,9 @@
         <w:r>
           <w:rPr>
             <w:rFonts w:ascii="Times New Roman" w:hAnsi="Times New Roman" w:eastAsia="宋体"/>
-            <w:b/>
-            <w:bCs/>
-            <w:u w:val="thick"/>
             <w:sz w:val="21"/>
             <w:szCs w:val="21"/>
+            <w:bdr w:val="single" w:sz="8" w:space="0" w:color="auto"/>
           </w:rPr>
           <w:t xml:space="preserve">是否带电</w:t>
         </w:r>
@@ -2894,11 +2840,9 @@
         <w:r>
           <w:rPr>
             <w:rFonts w:ascii="Times New Roman" w:hAnsi="Times New Roman" w:eastAsia="宋体"/>
-            <w:b/>
-            <w:bCs/>
-            <w:u w:val="thick"/>
             <w:sz w:val="21"/>
             <w:szCs w:val="21"/>
+            <w:bdr w:val="single" w:sz="8" w:space="0" w:color="auto"/>
           </w:rPr>
           <w:t xml:space="preserve">排斥</w:t>
         </w:r>
@@ -2956,11 +2900,9 @@
         <w:r>
           <w:rPr>
             <w:rFonts w:ascii="Times New Roman" w:hAnsi="Times New Roman" w:eastAsia="宋体"/>
-            <w:b/>
-            <w:bCs/>
-            <w:u w:val="thick"/>
             <w:sz w:val="21"/>
             <w:szCs w:val="21"/>
+            <w:bdr w:val="single" w:sz="8" w:space="0" w:color="auto"/>
           </w:rPr>
           <w:t xml:space="preserve">指针</w:t>
         </w:r>
@@ -2983,11 +2925,9 @@
         <w:r>
           <w:rPr>
             <w:rFonts w:ascii="Times New Roman" w:hAnsi="Times New Roman" w:eastAsia="宋体"/>
-            <w:b/>
-            <w:bCs/>
-            <w:u w:val="thick"/>
             <w:sz w:val="21"/>
             <w:szCs w:val="21"/>
+            <w:bdr w:val="single" w:sz="8" w:space="0" w:color="auto"/>
           </w:rPr>
           <w:t xml:space="preserve">金属</w:t>
         </w:r>
@@ -3214,11 +3154,9 @@
         <w:r>
           <w:rPr>
             <w:rFonts w:ascii="Times New Roman" w:hAnsi="Times New Roman" w:eastAsia="宋体"/>
-            <w:b/>
-            <w:bCs/>
-            <w:u w:val="thick"/>
             <w:sz w:val="21"/>
             <w:szCs w:val="21"/>
+            <w:bdr w:val="single" w:sz="8" w:space="0" w:color="auto"/>
           </w:rPr>
           <w:t xml:space="preserve">创生</w:t>
         </w:r>
@@ -3241,11 +3179,9 @@
         <w:r>
           <w:rPr>
             <w:rFonts w:ascii="Times New Roman" w:hAnsi="Times New Roman" w:eastAsia="宋体"/>
-            <w:b/>
-            <w:bCs/>
-            <w:u w:val="thick"/>
             <w:sz w:val="21"/>
             <w:szCs w:val="21"/>
+            <w:bdr w:val="single" w:sz="8" w:space="0" w:color="auto"/>
           </w:rPr>
           <w:t xml:space="preserve">消灭</w:t>
         </w:r>
@@ -3268,11 +3204,9 @@
         <w:r>
           <w:rPr>
             <w:rFonts w:ascii="Times New Roman" w:hAnsi="Times New Roman" w:eastAsia="宋体"/>
-            <w:b/>
-            <w:bCs/>
-            <w:u w:val="thick"/>
             <w:sz w:val="21"/>
             <w:szCs w:val="21"/>
+            <w:bdr w:val="single" w:sz="8" w:space="0" w:color="auto"/>
           </w:rPr>
           <w:t xml:space="preserve">转移</w:t>
         </w:r>
@@ -3295,11 +3229,9 @@
         <w:r>
           <w:rPr>
             <w:rFonts w:ascii="Times New Roman" w:hAnsi="Times New Roman" w:eastAsia="宋体"/>
-            <w:b/>
-            <w:bCs/>
-            <w:u w:val="thick"/>
             <w:sz w:val="21"/>
             <w:szCs w:val="21"/>
+            <w:bdr w:val="single" w:sz="8" w:space="0" w:color="auto"/>
           </w:rPr>
           <w:t xml:space="preserve">转移</w:t>
         </w:r>
@@ -3322,11 +3254,9 @@
         <w:r>
           <w:rPr>
             <w:rFonts w:ascii="Times New Roman" w:hAnsi="Times New Roman" w:eastAsia="宋体"/>
-            <w:b/>
-            <w:bCs/>
-            <w:u w:val="thick"/>
             <w:sz w:val="21"/>
             <w:szCs w:val="21"/>
+            <w:bdr w:val="single" w:sz="8" w:space="0" w:color="auto"/>
           </w:rPr>
           <w:t xml:space="preserve">总量</w:t>
         </w:r>
@@ -3385,11 +3315,9 @@
         <w:r>
           <w:rPr>
             <w:rFonts w:ascii="Times New Roman" w:hAnsi="Times New Roman" w:eastAsia="宋体"/>
-            <w:b/>
-            <w:bCs/>
-            <w:u w:val="thick"/>
             <w:sz w:val="21"/>
             <w:szCs w:val="21"/>
+            <w:bdr w:val="single" w:sz="8" w:space="0" w:color="auto"/>
           </w:rPr>
           <w:t xml:space="preserve">代数和</w:t>
         </w:r>
@@ -3474,11 +3402,9 @@
         <w:r>
           <w:rPr>
             <w:rFonts w:ascii="Times New Roman" w:hAnsi="Times New Roman" w:eastAsia="宋体"/>
-            <w:b/>
-            <w:bCs/>
-            <w:u w:val="thick"/>
             <w:sz w:val="21"/>
             <w:szCs w:val="21"/>
+            <w:bdr w:val="single" w:sz="8" w:space="0" w:color="auto"/>
           </w:rPr>
           <w:t xml:space="preserve">电荷量</w:t>
         </w:r>
@@ -3501,11 +3427,9 @@
         <w:r>
           <w:rPr>
             <w:rFonts w:ascii="Times New Roman" w:hAnsi="Times New Roman" w:eastAsia="宋体"/>
-            <w:b/>
-            <w:bCs/>
-            <w:u w:val="thick"/>
             <w:sz w:val="21"/>
             <w:szCs w:val="21"/>
+            <w:bdr w:val="single" w:sz="8" w:space="0" w:color="auto"/>
           </w:rPr>
           <w:t xml:space="preserve">电子</w:t>
         </w:r>
@@ -3528,11 +3452,9 @@
         <w:r>
           <w:rPr>
             <w:rFonts w:ascii="Times New Roman" w:hAnsi="Times New Roman" w:eastAsia="宋体"/>
-            <w:b/>
-            <w:bCs/>
-            <w:u w:val="thick"/>
             <w:sz w:val="21"/>
             <w:szCs w:val="21"/>
+            <w:bdr w:val="single" w:sz="8" w:space="0" w:color="auto"/>
           </w:rPr>
           <w:t xml:space="preserve">整数倍</w:t>
         </w:r>
@@ -3607,11 +3529,9 @@
         <w:r>
           <w:rPr>
             <w:rFonts w:ascii="Times New Roman" w:hAnsi="Times New Roman" w:eastAsia="宋体"/>
-            <w:b/>
-            <w:bCs/>
-            <w:u w:val="thick"/>
             <w:sz w:val="21"/>
             <w:szCs w:val="21"/>
+            <w:bdr w:val="single" w:sz="8" w:space="0" w:color="auto"/>
           </w:rPr>
           <w:t xml:space="preserve">1.60×10－19C</w:t>
         </w:r>
@@ -3650,11 +3570,9 @@
         <w:r>
           <w:rPr>
             <w:rFonts w:ascii="Times New Roman" w:hAnsi="Times New Roman" w:eastAsia="宋体"/>
-            <w:b/>
-            <w:bCs/>
-            <w:u w:val="thick"/>
             <w:sz w:val="21"/>
             <w:szCs w:val="21"/>
+            <w:bdr w:val="single" w:sz="8" w:space="0" w:color="auto"/>
           </w:rPr>
           <w:t xml:space="preserve">密立根</w:t>
         </w:r>
@@ -3712,11 +3630,9 @@
         <w:r>
           <w:rPr>
             <w:rFonts w:ascii="Times New Roman" w:hAnsi="Times New Roman" w:eastAsia="宋体"/>
-            <w:b/>
-            <w:bCs/>
-            <w:u w:val="thick"/>
             <w:sz w:val="21"/>
             <w:szCs w:val="21"/>
+            <w:bdr w:val="single" w:sz="8" w:space="0" w:color="auto"/>
           </w:rPr>
           <w:t xml:space="preserve">电荷量</w:t>
         </w:r>
@@ -3739,11 +3655,9 @@
         <w:r>
           <w:rPr>
             <w:rFonts w:ascii="Times New Roman" w:hAnsi="Times New Roman" w:eastAsia="宋体"/>
-            <w:b/>
-            <w:bCs/>
-            <w:u w:val="thick"/>
             <w:sz w:val="21"/>
             <w:szCs w:val="21"/>
+            <w:bdr w:val="single" w:sz="8" w:space="0" w:color="auto"/>
           </w:rPr>
           <w:t xml:space="preserve">质量</w:t>
         </w:r>
@@ -3762,8 +3676,7 @@
             <m:ctrlPr>
               <w:rPr>
                 <w:rFonts w:ascii="Times New Roman" w:hAnsi="Times New Roman"/>
-                <w:b/>
-                <w:u w:val="thick"/>
+                <w:bdr w:val="single" w:sz="8" w:space="0" w:color="auto"/>
               </w:rPr>
             </m:ctrlPr>
           </m:fPr>
@@ -3771,8 +3684,6 @@
             <m:r>
               <w:rPr>
                 <w:rFonts w:ascii="Times New Roman" w:hAnsi="Times New Roman" w:cs="Cambria Math"/>
-                <w:b/>
-                <w:u w:val="thick"/>
               </w:rPr>
               <m:t>e</m:t>
             </m:r>
@@ -3790,8 +3701,6 @@
                 <m:r>
                   <w:rPr>
                     <w:rFonts w:ascii="Times New Roman" w:hAnsi="Times New Roman" w:cs="Cambria Math"/>
-                    <w:b/>
-                    <w:u w:val="thick"/>
                   </w:rPr>
                   <m:t>m</m:t>
                 </m:r>
@@ -3800,8 +3709,6 @@
                 <m:r>
                   <w:rPr>
                     <w:rFonts w:ascii="Times New Roman" w:hAnsi="Times New Roman" w:cs="Cambria Math"/>
-                    <w:b/>
-                    <w:u w:val="thick"/>
                   </w:rPr>
                   <m:t>e</m:t>
                 </m:r>
@@ -4430,11 +4337,9 @@
         <w:r>
           <w:rPr>
             <w:rFonts w:ascii="Times New Roman" w:hAnsi="Times New Roman" w:eastAsia="宋体"/>
-            <w:b/>
-            <w:bCs/>
-            <w:u w:val="thick"/>
             <w:sz w:val="21"/>
             <w:szCs w:val="21"/>
+            <w:bdr w:val="single" w:sz="8" w:space="0" w:color="auto"/>
           </w:rPr>
           <w:t xml:space="preserve">电荷量的乘积</w:t>
         </w:r>
@@ -4457,11 +4362,9 @@
         <w:r>
           <w:rPr>
             <w:rFonts w:ascii="Times New Roman" w:hAnsi="Times New Roman" w:eastAsia="宋体"/>
-            <w:b/>
-            <w:bCs/>
-            <w:u w:val="thick"/>
             <w:sz w:val="21"/>
             <w:szCs w:val="21"/>
+            <w:bdr w:val="single" w:sz="8" w:space="0" w:color="auto"/>
           </w:rPr>
           <w:t xml:space="preserve">二次方</w:t>
         </w:r>
@@ -4484,11 +4387,9 @@
         <w:r>
           <w:rPr>
             <w:rFonts w:ascii="Times New Roman" w:hAnsi="Times New Roman" w:eastAsia="宋体"/>
-            <w:b/>
-            <w:bCs/>
-            <w:u w:val="thick"/>
             <w:sz w:val="21"/>
             <w:szCs w:val="21"/>
+            <w:bdr w:val="single" w:sz="8" w:space="0" w:color="auto"/>
           </w:rPr>
           <w:t xml:space="preserve">它们的连线上</w:t>
         </w:r>
@@ -4511,11 +4412,9 @@
         <w:r>
           <w:rPr>
             <w:rFonts w:ascii="Times New Roman" w:hAnsi="Times New Roman" w:eastAsia="宋体"/>
-            <w:b/>
-            <w:bCs/>
-            <w:u w:val="thick"/>
             <w:sz w:val="21"/>
             <w:szCs w:val="21"/>
+            <w:bdr w:val="single" w:sz="8" w:space="0" w:color="auto"/>
           </w:rPr>
           <w:t xml:space="preserve">静电力</w:t>
         </w:r>
@@ -4538,11 +4437,9 @@
         <w:r>
           <w:rPr>
             <w:rFonts w:ascii="Times New Roman" w:hAnsi="Times New Roman" w:eastAsia="宋体"/>
-            <w:b/>
-            <w:bCs/>
-            <w:u w:val="thick"/>
             <w:sz w:val="21"/>
             <w:szCs w:val="21"/>
+            <w:bdr w:val="single" w:sz="8" w:space="0" w:color="auto"/>
           </w:rPr>
           <w:t xml:space="preserve">库仑力</w:t>
         </w:r>
@@ -4619,8 +4516,7 @@
             <m:r>
               <w:rPr>
                 <w:rFonts w:ascii="Times New Roman" w:hAnsi="Times New Roman" w:cs="Cambria Math"/>
-                <w:b/>
-                <w:u w:val="thick"/>
+                <w:bdr w:val="single" w:sz="8" w:space="0" w:color="auto"/>
               </w:rPr>
               <m:t>k</m:t>
             </m:r>
@@ -4629,8 +4525,7 @@
                 <m:ctrlPr>
                   <w:rPr>
                     <w:rFonts w:ascii="Times New Roman" w:hAnsi="Times New Roman"/>
-                    <w:b/>
-                    <w:u w:val="thick"/>
+                    <w:bdr w:val="single" w:sz="8" w:space="0" w:color="auto"/>
                   </w:rPr>
                 </m:ctrlPr>
               </m:fPr>
@@ -4647,8 +4542,6 @@
                     <m:r>
                       <w:rPr>
                         <w:rFonts w:ascii="Times New Roman" w:hAnsi="Times New Roman" w:cs="Cambria Math"/>
-                        <w:b/>
-                        <w:u w:val="thick"/>
                       </w:rPr>
                       <m:t>q</m:t>
                     </m:r>
@@ -4657,8 +4550,6 @@
                     <m:r>
                       <w:rPr>
                         <w:rFonts w:ascii="Times New Roman" w:hAnsi="Times New Roman" w:cs="Cambria Math"/>
-                        <w:b/>
-                        <w:u w:val="thick"/>
                       </w:rPr>
                       <m:t>1</m:t>
                     </m:r>
@@ -4676,8 +4567,6 @@
                     <m:r>
                       <w:rPr>
                         <w:rFonts w:ascii="Times New Roman" w:hAnsi="Times New Roman" w:cs="Cambria Math"/>
-                        <w:b/>
-                        <w:u w:val="thick"/>
                       </w:rPr>
                       <m:t>q</m:t>
                     </m:r>
@@ -4686,8 +4575,6 @@
                     <m:r>
                       <w:rPr>
                         <w:rFonts w:ascii="Times New Roman" w:hAnsi="Times New Roman" w:cs="Cambria Math"/>
-                        <w:b/>
-                        <w:u w:val="thick"/>
                       </w:rPr>
                       <m:t>2</m:t>
                     </m:r>
@@ -4707,8 +4594,6 @@
                     <m:r>
                       <w:rPr>
                         <w:rFonts w:ascii="Times New Roman" w:hAnsi="Times New Roman" w:cs="Cambria Math"/>
-                        <w:b/>
-                        <w:u w:val="thick"/>
                       </w:rPr>
                       <m:t>r</m:t>
                     </m:r>
@@ -4717,8 +4602,6 @@
                     <m:r>
                       <w:rPr>
                         <w:rFonts w:ascii="Times New Roman" w:hAnsi="Times New Roman" w:cs="Cambria Math"/>
-                        <w:b/>
-                        <w:u w:val="thick"/>
                       </w:rPr>
                       <m:t>2</m:t>
                     </m:r>
@@ -4781,11 +4664,9 @@
         <w:r>
           <w:rPr>
             <w:rFonts w:ascii="Times New Roman" w:hAnsi="Times New Roman" w:eastAsia="宋体"/>
-            <w:b/>
-            <w:bCs/>
-            <w:u w:val="thick"/>
             <w:sz w:val="21"/>
             <w:szCs w:val="21"/>
+            <w:bdr w:val="single" w:sz="8" w:space="0" w:color="auto"/>
           </w:rPr>
           <w:t xml:space="preserve">9.0×109</w:t>
         </w:r>
@@ -4894,11 +4775,9 @@
         <w:r>
           <w:rPr>
             <w:rFonts w:ascii="Times New Roman" w:hAnsi="Times New Roman" w:eastAsia="宋体"/>
-            <w:b/>
-            <w:bCs/>
-            <w:u w:val="thick"/>
             <w:sz w:val="21"/>
             <w:szCs w:val="21"/>
+            <w:bdr w:val="single" w:sz="8" w:space="0" w:color="auto"/>
           </w:rPr>
           <w:t xml:space="preserve">在真空中</w:t>
         </w:r>
@@ -4938,11 +4817,9 @@
         <w:r>
           <w:rPr>
             <w:rFonts w:ascii="Times New Roman" w:hAnsi="Times New Roman" w:eastAsia="宋体"/>
-            <w:b/>
-            <w:bCs/>
-            <w:u w:val="thick"/>
             <w:sz w:val="21"/>
             <w:szCs w:val="21"/>
+            <w:bdr w:val="single" w:sz="8" w:space="0" w:color="auto"/>
           </w:rPr>
           <w:t xml:space="preserve">静止点电荷</w:t>
         </w:r>
@@ -5411,11 +5288,9 @@
         <w:r>
           <w:rPr>
             <w:rFonts w:ascii="Times New Roman" w:hAnsi="Times New Roman" w:eastAsia="宋体"/>
-            <w:b/>
-            <w:bCs/>
-            <w:u w:val="thick"/>
             <w:sz w:val="21"/>
             <w:szCs w:val="21"/>
+            <w:bdr w:val="single" w:sz="8" w:space="0" w:color="auto"/>
           </w:rPr>
           <w:t xml:space="preserve">大得多</w:t>
         </w:r>
@@ -5438,11 +5313,9 @@
         <w:r>
           <w:rPr>
             <w:rFonts w:ascii="Times New Roman" w:hAnsi="Times New Roman" w:eastAsia="宋体"/>
-            <w:b/>
-            <w:bCs/>
-            <w:u w:val="thick"/>
             <w:sz w:val="21"/>
             <w:szCs w:val="21"/>
+            <w:bdr w:val="single" w:sz="8" w:space="0" w:color="auto"/>
           </w:rPr>
           <w:t xml:space="preserve">形状</w:t>
         </w:r>
@@ -5465,11 +5338,9 @@
         <w:r>
           <w:rPr>
             <w:rFonts w:ascii="Times New Roman" w:hAnsi="Times New Roman" w:eastAsia="宋体"/>
-            <w:b/>
-            <w:bCs/>
-            <w:u w:val="thick"/>
             <w:sz w:val="21"/>
             <w:szCs w:val="21"/>
+            <w:bdr w:val="single" w:sz="8" w:space="0" w:color="auto"/>
           </w:rPr>
           <w:t xml:space="preserve">大小</w:t>
         </w:r>
@@ -5492,11 +5363,9 @@
         <w:r>
           <w:rPr>
             <w:rFonts w:ascii="Times New Roman" w:hAnsi="Times New Roman" w:eastAsia="宋体"/>
-            <w:b/>
-            <w:bCs/>
-            <w:u w:val="thick"/>
             <w:sz w:val="21"/>
             <w:szCs w:val="21"/>
+            <w:bdr w:val="single" w:sz="8" w:space="0" w:color="auto"/>
           </w:rPr>
           <w:t xml:space="preserve">电荷分布状况</w:t>
         </w:r>
@@ -5519,11 +5388,9 @@
         <w:r>
           <w:rPr>
             <w:rFonts w:ascii="Times New Roman" w:hAnsi="Times New Roman" w:eastAsia="宋体"/>
-            <w:b/>
-            <w:bCs/>
-            <w:u w:val="thick"/>
             <w:sz w:val="21"/>
             <w:szCs w:val="21"/>
+            <w:bdr w:val="single" w:sz="8" w:space="0" w:color="auto"/>
           </w:rPr>
           <w:t xml:space="preserve">点电荷</w:t>
         </w:r>
@@ -5581,11 +5448,9 @@
         <w:r>
           <w:rPr>
             <w:rFonts w:ascii="Times New Roman" w:hAnsi="Times New Roman" w:eastAsia="宋体"/>
-            <w:b/>
-            <w:bCs/>
-            <w:u w:val="thick"/>
             <w:sz w:val="21"/>
             <w:szCs w:val="21"/>
+            <w:bdr w:val="single" w:sz="8" w:space="0" w:color="auto"/>
           </w:rPr>
           <w:t xml:space="preserve">远小于</w:t>
         </w:r>
@@ -5643,11 +5508,9 @@
         <w:r>
           <w:rPr>
             <w:rFonts w:ascii="Times New Roman" w:hAnsi="Times New Roman" w:eastAsia="宋体"/>
-            <w:b/>
-            <w:bCs/>
-            <w:u w:val="thick"/>
             <w:sz w:val="21"/>
             <w:szCs w:val="21"/>
+            <w:bdr w:val="single" w:sz="8" w:space="0" w:color="auto"/>
           </w:rPr>
           <w:t xml:space="preserve">理想化模型</w:t>
         </w:r>
@@ -6023,11 +5886,9 @@
         <w:r>
           <w:rPr>
             <w:rFonts w:ascii="Times New Roman" w:hAnsi="Times New Roman" w:eastAsia="宋体"/>
-            <w:b/>
-            <w:bCs/>
-            <w:u w:val="thick"/>
             <w:sz w:val="21"/>
             <w:szCs w:val="21"/>
+            <w:bdr w:val="single" w:sz="8" w:space="0" w:color="auto"/>
           </w:rPr>
           <w:t xml:space="preserve">电场</w:t>
         </w:r>
@@ -6069,11 +5930,9 @@
         <w:r>
           <w:rPr>
             <w:rFonts w:ascii="Times New Roman" w:hAnsi="Times New Roman" w:eastAsia="宋体"/>
-            <w:b/>
-            <w:bCs/>
-            <w:u w:val="thick"/>
             <w:sz w:val="21"/>
             <w:szCs w:val="21"/>
+            <w:bdr w:val="single" w:sz="8" w:space="0" w:color="auto"/>
           </w:rPr>
           <w:t xml:space="preserve">静电场</w:t>
         </w:r>
@@ -6096,11 +5955,9 @@
         <w:r>
           <w:rPr>
             <w:rFonts w:ascii="Times New Roman" w:hAnsi="Times New Roman" w:eastAsia="宋体"/>
-            <w:b/>
-            <w:bCs/>
-            <w:u w:val="thick"/>
             <w:sz w:val="21"/>
             <w:szCs w:val="21"/>
+            <w:bdr w:val="single" w:sz="8" w:space="0" w:color="auto"/>
           </w:rPr>
           <w:t xml:space="preserve">力</w:t>
         </w:r>
@@ -6314,11 +6171,9 @@
         <w:r>
           <w:rPr>
             <w:rFonts w:ascii="Times New Roman" w:hAnsi="Times New Roman" w:eastAsia="宋体"/>
-            <w:b/>
-            <w:bCs/>
-            <w:u w:val="thick"/>
             <w:sz w:val="21"/>
             <w:szCs w:val="21"/>
+            <w:bdr w:val="single" w:sz="8" w:space="0" w:color="auto"/>
           </w:rPr>
           <w:t xml:space="preserve">很小</w:t>
         </w:r>
@@ -6368,11 +6223,9 @@
         <w:r>
           <w:rPr>
             <w:rFonts w:ascii="Times New Roman" w:hAnsi="Times New Roman" w:eastAsia="宋体"/>
-            <w:b/>
-            <w:bCs/>
-            <w:u w:val="thick"/>
             <w:sz w:val="21"/>
             <w:szCs w:val="21"/>
+            <w:bdr w:val="single" w:sz="8" w:space="0" w:color="auto"/>
           </w:rPr>
           <w:t xml:space="preserve">激发电场</w:t>
         </w:r>
@@ -6457,11 +6310,9 @@
         <w:r>
           <w:rPr>
             <w:rFonts w:ascii="Times New Roman" w:hAnsi="Times New Roman" w:eastAsia="宋体"/>
-            <w:b/>
-            <w:bCs/>
-            <w:u w:val="thick"/>
             <w:sz w:val="21"/>
             <w:szCs w:val="21"/>
+            <w:bdr w:val="single" w:sz="8" w:space="0" w:color="auto"/>
           </w:rPr>
           <w:t xml:space="preserve">静电力</w:t>
         </w:r>
@@ -6484,11 +6335,9 @@
         <w:r>
           <w:rPr>
             <w:rFonts w:ascii="Times New Roman" w:hAnsi="Times New Roman" w:eastAsia="宋体"/>
-            <w:b/>
-            <w:bCs/>
-            <w:u w:val="thick"/>
             <w:sz w:val="21"/>
             <w:szCs w:val="21"/>
+            <w:bdr w:val="single" w:sz="8" w:space="0" w:color="auto"/>
           </w:rPr>
           <w:t xml:space="preserve">电荷量</w:t>
         </w:r>
@@ -6551,8 +6400,7 @@
             <m:ctrlPr>
               <w:rPr>
                 <w:rFonts w:ascii="Times New Roman" w:hAnsi="Times New Roman"/>
-                <w:b/>
-                <w:u w:val="thick"/>
+                <w:bdr w:val="single" w:sz="8" w:space="0" w:color="auto"/>
               </w:rPr>
             </m:ctrlPr>
           </m:fPr>
@@ -6560,8 +6408,6 @@
             <m:r>
               <w:rPr>
                 <w:rFonts w:ascii="Times New Roman" w:hAnsi="Times New Roman" w:cs="Cambria Math"/>
-                <w:b/>
-                <w:u w:val="thick"/>
               </w:rPr>
               <m:t>F</m:t>
             </m:r>
@@ -6570,8 +6416,6 @@
             <m:r>
               <w:rPr>
                 <w:rFonts w:ascii="Times New Roman" w:hAnsi="Times New Roman" w:cs="Cambria Math"/>
-                <w:b/>
-                <w:u w:val="thick"/>
               </w:rPr>
               <m:t>q</m:t>
             </m:r>
@@ -6631,11 +6475,9 @@
         <w:r>
           <w:rPr>
             <w:rFonts w:ascii="Times New Roman" w:hAnsi="Times New Roman" w:eastAsia="宋体"/>
-            <w:b/>
-            <w:bCs/>
-            <w:u w:val="thick"/>
             <w:sz w:val="21"/>
             <w:szCs w:val="21"/>
+            <w:bdr w:val="single" w:sz="8" w:space="0" w:color="auto"/>
           </w:rPr>
           <w:t xml:space="preserve">牛每库</w:t>
         </w:r>
@@ -6658,11 +6500,9 @@
         <w:r>
           <w:rPr>
             <w:rFonts w:ascii="Times New Roman" w:hAnsi="Times New Roman" w:eastAsia="宋体"/>
-            <w:b/>
-            <w:bCs/>
-            <w:u w:val="thick"/>
             <w:sz w:val="21"/>
             <w:szCs w:val="21"/>
+            <w:bdr w:val="single" w:sz="8" w:space="0" w:color="auto"/>
           </w:rPr>
           <w:t xml:space="preserve">N/C</w:t>
         </w:r>
@@ -6731,11 +6571,9 @@
         <w:r>
           <w:rPr>
             <w:rFonts w:ascii="Times New Roman" w:hAnsi="Times New Roman" w:eastAsia="宋体"/>
-            <w:b/>
-            <w:bCs/>
-            <w:u w:val="thick"/>
             <w:sz w:val="21"/>
             <w:szCs w:val="21"/>
+            <w:bdr w:val="single" w:sz="8" w:space="0" w:color="auto"/>
           </w:rPr>
           <w:t xml:space="preserve">相同</w:t>
         </w:r>
@@ -6758,11 +6596,9 @@
         <w:r>
           <w:rPr>
             <w:rFonts w:ascii="Times New Roman" w:hAnsi="Times New Roman" w:eastAsia="宋体"/>
-            <w:b/>
-            <w:bCs/>
-            <w:u w:val="thick"/>
             <w:sz w:val="21"/>
             <w:szCs w:val="21"/>
+            <w:bdr w:val="single" w:sz="8" w:space="0" w:color="auto"/>
           </w:rPr>
           <w:t xml:space="preserve">相反</w:t>
         </w:r>
@@ -6812,11 +6648,9 @@
         <w:r>
           <w:rPr>
             <w:rFonts w:ascii="Times New Roman" w:hAnsi="Times New Roman" w:eastAsia="宋体"/>
-            <w:b/>
-            <w:bCs/>
-            <w:u w:val="thick"/>
             <w:sz w:val="21"/>
             <w:szCs w:val="21"/>
+            <w:bdr w:val="single" w:sz="8" w:space="0" w:color="auto"/>
           </w:rPr>
           <w:t xml:space="preserve">无关</w:t>
         </w:r>
@@ -6947,11 +6781,9 @@
         <w:r>
           <w:rPr>
             <w:rFonts w:ascii="Times New Roman" w:hAnsi="Times New Roman" w:eastAsia="宋体"/>
-            <w:b/>
-            <w:bCs/>
-            <w:u w:val="thick"/>
             <w:sz w:val="21"/>
             <w:szCs w:val="21"/>
+            <w:bdr w:val="single" w:sz="8" w:space="0" w:color="auto"/>
           </w:rPr>
           <w:t xml:space="preserve">无关</w:t>
         </w:r>
@@ -7381,8 +7213,7 @@
             <m:r>
               <w:rPr>
                 <w:rFonts w:ascii="Times New Roman" w:hAnsi="Times New Roman" w:cs="Cambria Math"/>
-                <w:b/>
-                <w:u w:val="thick"/>
+                <w:bdr w:val="single" w:sz="8" w:space="0" w:color="auto"/>
               </w:rPr>
               <m:t>k</m:t>
             </m:r>
@@ -7391,8 +7222,7 @@
                 <m:ctrlPr>
                   <w:rPr>
                     <w:rFonts w:ascii="Times New Roman" w:hAnsi="Times New Roman"/>
-                    <w:b/>
-                    <w:u w:val="thick"/>
+                    <w:bdr w:val="single" w:sz="8" w:space="0" w:color="auto"/>
                   </w:rPr>
                 </m:ctrlPr>
               </m:fPr>
@@ -7400,8 +7230,6 @@
                 <m:r>
                   <w:rPr>
                     <w:rFonts w:ascii="Times New Roman" w:hAnsi="Times New Roman" w:cs="Cambria Math"/>
-                    <w:b/>
-                    <w:u w:val="thick"/>
                   </w:rPr>
                   <m:t>Q</m:t>
                 </m:r>
@@ -7419,8 +7247,6 @@
                     <m:r>
                       <w:rPr>
                         <w:rFonts w:ascii="Times New Roman" w:hAnsi="Times New Roman" w:cs="Cambria Math"/>
-                        <w:b/>
-                        <w:u w:val="thick"/>
                       </w:rPr>
                       <m:t>r</m:t>
                     </m:r>
@@ -7429,8 +7255,6 @@
                     <m:r>
                       <w:rPr>
                         <w:rFonts w:ascii="Times New Roman" w:hAnsi="Times New Roman" w:cs="Cambria Math"/>
-                        <w:b/>
-                        <w:u w:val="thick"/>
                       </w:rPr>
                       <m:t>2</m:t>
                     </m:r>
@@ -7475,11 +7299,9 @@
         <w:r>
           <w:rPr>
             <w:rFonts w:ascii="Times New Roman" w:hAnsi="Times New Roman" w:eastAsia="宋体"/>
-            <w:b/>
-            <w:bCs/>
-            <w:u w:val="thick"/>
             <w:sz w:val="21"/>
             <w:szCs w:val="21"/>
+            <w:bdr w:val="single" w:sz="8" w:space="0" w:color="auto"/>
           </w:rPr>
           <w:t xml:space="preserve">点电荷</w:t>
         </w:r>
@@ -7582,11 +7404,9 @@
         <w:r>
           <w:rPr>
             <w:rFonts w:ascii="Times New Roman" w:hAnsi="Times New Roman" w:eastAsia="宋体"/>
-            <w:b/>
-            <w:bCs/>
-            <w:u w:val="thick"/>
             <w:sz w:val="21"/>
             <w:szCs w:val="21"/>
+            <w:bdr w:val="single" w:sz="8" w:space="0" w:color="auto"/>
           </w:rPr>
           <w:t xml:space="preserve">向外</w:t>
         </w:r>
@@ -7662,11 +7482,9 @@
         <w:r>
           <w:rPr>
             <w:rFonts w:ascii="Times New Roman" w:hAnsi="Times New Roman" w:eastAsia="宋体"/>
-            <w:b/>
-            <w:bCs/>
-            <w:u w:val="thick"/>
             <w:sz w:val="21"/>
             <w:szCs w:val="21"/>
+            <w:bdr w:val="single" w:sz="8" w:space="0" w:color="auto"/>
           </w:rPr>
           <w:t xml:space="preserve">向内</w:t>
         </w:r>
@@ -8048,11 +7866,9 @@
         <w:r>
           <w:rPr>
             <w:rFonts w:ascii="Times New Roman" w:hAnsi="Times New Roman" w:eastAsia="宋体"/>
-            <w:b/>
-            <w:bCs/>
-            <w:u w:val="thick"/>
             <w:sz w:val="21"/>
             <w:szCs w:val="21"/>
+            <w:bdr w:val="single" w:sz="8" w:space="0" w:color="auto"/>
           </w:rPr>
           <w:t xml:space="preserve">矢量和</w:t>
         </w:r>
@@ -8250,11 +8066,9 @@
         <w:r>
           <w:rPr>
             <w:rFonts w:ascii="Times New Roman" w:hAnsi="Times New Roman" w:eastAsia="宋体"/>
-            <w:b/>
-            <w:bCs/>
-            <w:u w:val="thick"/>
             <w:sz w:val="21"/>
             <w:szCs w:val="21"/>
+            <w:bdr w:val="single" w:sz="8" w:space="0" w:color="auto"/>
           </w:rPr>
           <w:t xml:space="preserve">法拉第</w:t>
         </w:r>
@@ -8304,11 +8118,9 @@
         <w:r>
           <w:rPr>
             <w:rFonts w:ascii="Times New Roman" w:hAnsi="Times New Roman" w:eastAsia="宋体"/>
-            <w:b/>
-            <w:bCs/>
-            <w:u w:val="thick"/>
             <w:sz w:val="21"/>
             <w:szCs w:val="21"/>
+            <w:bdr w:val="single" w:sz="8" w:space="0" w:color="auto"/>
           </w:rPr>
           <w:t xml:space="preserve">有方向</w:t>
         </w:r>
@@ -8331,11 +8143,9 @@
         <w:r>
           <w:rPr>
             <w:rFonts w:ascii="Times New Roman" w:hAnsi="Times New Roman" w:eastAsia="宋体"/>
-            <w:b/>
-            <w:bCs/>
-            <w:u w:val="thick"/>
             <w:sz w:val="21"/>
             <w:szCs w:val="21"/>
+            <w:bdr w:val="single" w:sz="8" w:space="0" w:color="auto"/>
           </w:rPr>
           <w:t xml:space="preserve">切线方向</w:t>
         </w:r>
@@ -8358,11 +8168,9 @@
         <w:r>
           <w:rPr>
             <w:rFonts w:ascii="Times New Roman" w:hAnsi="Times New Roman" w:eastAsia="宋体"/>
-            <w:b/>
-            <w:bCs/>
-            <w:u w:val="thick"/>
             <w:sz w:val="21"/>
             <w:szCs w:val="21"/>
+            <w:bdr w:val="single" w:sz="8" w:space="0" w:color="auto"/>
           </w:rPr>
           <w:t xml:space="preserve">电场强度</w:t>
         </w:r>
@@ -8385,11 +8193,9 @@
         <w:r>
           <w:rPr>
             <w:rFonts w:ascii="Times New Roman" w:hAnsi="Times New Roman" w:eastAsia="宋体"/>
-            <w:b/>
-            <w:bCs/>
-            <w:u w:val="thick"/>
             <w:sz w:val="21"/>
             <w:szCs w:val="21"/>
+            <w:bdr w:val="single" w:sz="8" w:space="0" w:color="auto"/>
           </w:rPr>
           <w:t xml:space="preserve">假想</w:t>
         </w:r>
@@ -8412,11 +8218,9 @@
         <w:r>
           <w:rPr>
             <w:rFonts w:ascii="Times New Roman" w:hAnsi="Times New Roman" w:eastAsia="宋体"/>
-            <w:b/>
-            <w:bCs/>
-            <w:u w:val="thick"/>
             <w:sz w:val="21"/>
             <w:szCs w:val="21"/>
+            <w:bdr w:val="single" w:sz="8" w:space="0" w:color="auto"/>
           </w:rPr>
           <w:t xml:space="preserve">电场</w:t>
         </w:r>
@@ -8559,11 +8363,9 @@
         <w:r>
           <w:rPr>
             <w:rFonts w:ascii="Times New Roman" w:hAnsi="Times New Roman" w:eastAsia="宋体"/>
-            <w:b/>
-            <w:bCs/>
-            <w:u w:val="thick"/>
             <w:sz w:val="21"/>
             <w:szCs w:val="21"/>
+            <w:bdr w:val="single" w:sz="8" w:space="0" w:color="auto"/>
           </w:rPr>
           <w:t xml:space="preserve">正电荷或无限远</w:t>
         </w:r>
@@ -8586,11 +8388,9 @@
         <w:r>
           <w:rPr>
             <w:rFonts w:ascii="Times New Roman" w:hAnsi="Times New Roman" w:eastAsia="宋体"/>
-            <w:b/>
-            <w:bCs/>
-            <w:u w:val="thick"/>
             <w:sz w:val="21"/>
             <w:szCs w:val="21"/>
+            <w:bdr w:val="single" w:sz="8" w:space="0" w:color="auto"/>
           </w:rPr>
           <w:t xml:space="preserve">无限远或负电荷</w:t>
         </w:r>
@@ -8648,11 +8448,9 @@
         <w:r>
           <w:rPr>
             <w:rFonts w:ascii="Times New Roman" w:hAnsi="Times New Roman" w:eastAsia="宋体"/>
-            <w:b/>
-            <w:bCs/>
-            <w:u w:val="thick"/>
             <w:sz w:val="21"/>
             <w:szCs w:val="21"/>
+            <w:bdr w:val="single" w:sz="8" w:space="0" w:color="auto"/>
           </w:rPr>
           <w:t xml:space="preserve">不相交</w:t>
         </w:r>
@@ -8710,11 +8508,9 @@
         <w:r>
           <w:rPr>
             <w:rFonts w:ascii="Times New Roman" w:hAnsi="Times New Roman" w:eastAsia="宋体"/>
-            <w:b/>
-            <w:bCs/>
-            <w:u w:val="thick"/>
             <w:sz w:val="21"/>
             <w:szCs w:val="21"/>
+            <w:bdr w:val="single" w:sz="8" w:space="0" w:color="auto"/>
           </w:rPr>
           <w:t xml:space="preserve">疏密</w:t>
         </w:r>
@@ -9019,11 +8815,9 @@
         <w:r>
           <w:rPr>
             <w:rFonts w:ascii="Times New Roman" w:hAnsi="Times New Roman" w:eastAsia="宋体"/>
-            <w:b/>
-            <w:bCs/>
-            <w:u w:val="thick"/>
             <w:sz w:val="21"/>
             <w:szCs w:val="21"/>
+            <w:bdr w:val="single" w:sz="8" w:space="0" w:color="auto"/>
           </w:rPr>
           <w:t xml:space="preserve">大小相等</w:t>
         </w:r>
@@ -9046,11 +8840,9 @@
         <w:r>
           <w:rPr>
             <w:rFonts w:ascii="Times New Roman" w:hAnsi="Times New Roman" w:eastAsia="宋体"/>
-            <w:b/>
-            <w:bCs/>
-            <w:u w:val="thick"/>
             <w:sz w:val="21"/>
             <w:szCs w:val="21"/>
+            <w:bdr w:val="single" w:sz="8" w:space="0" w:color="auto"/>
           </w:rPr>
           <w:t xml:space="preserve">方向相同</w:t>
         </w:r>
@@ -9135,11 +8927,9 @@
         <w:r>
           <w:rPr>
             <w:rFonts w:ascii="Times New Roman" w:hAnsi="Times New Roman" w:eastAsia="宋体"/>
-            <w:b/>
-            <w:bCs/>
-            <w:u w:val="thick"/>
             <w:sz w:val="21"/>
             <w:szCs w:val="21"/>
+            <w:bdr w:val="single" w:sz="8" w:space="0" w:color="auto"/>
           </w:rPr>
           <w:t xml:space="preserve">平行</w:t>
         </w:r>
@@ -9162,11 +8952,9 @@
         <w:r>
           <w:rPr>
             <w:rFonts w:ascii="Times New Roman" w:hAnsi="Times New Roman" w:eastAsia="宋体"/>
-            <w:b/>
-            <w:bCs/>
-            <w:u w:val="thick"/>
             <w:sz w:val="21"/>
             <w:szCs w:val="21"/>
+            <w:bdr w:val="single" w:sz="8" w:space="0" w:color="auto"/>
           </w:rPr>
           <w:t xml:space="preserve">等距</w:t>
         </w:r>
@@ -9224,11 +9012,9 @@
         <w:r>
           <w:rPr>
             <w:rFonts w:ascii="Times New Roman" w:hAnsi="Times New Roman" w:eastAsia="宋体"/>
-            <w:b/>
-            <w:bCs/>
-            <w:u w:val="thick"/>
             <w:sz w:val="21"/>
             <w:szCs w:val="21"/>
+            <w:bdr w:val="single" w:sz="8" w:space="0" w:color="auto"/>
           </w:rPr>
           <w:t xml:space="preserve">相同</w:t>
         </w:r>
@@ -9251,11 +9037,9 @@
         <w:r>
           <w:rPr>
             <w:rFonts w:ascii="Times New Roman" w:hAnsi="Times New Roman" w:eastAsia="宋体"/>
-            <w:b/>
-            <w:bCs/>
-            <w:u w:val="thick"/>
             <w:sz w:val="21"/>
             <w:szCs w:val="21"/>
+            <w:bdr w:val="single" w:sz="8" w:space="0" w:color="auto"/>
           </w:rPr>
           <w:t xml:space="preserve">均匀</w:t>
         </w:r>
@@ -9594,11 +9378,9 @@
         <w:r>
           <w:rPr>
             <w:rFonts w:ascii="Times New Roman" w:hAnsi="Times New Roman" w:eastAsia="宋体"/>
-            <w:b/>
-            <w:bCs/>
-            <w:u w:val="thick"/>
             <w:sz w:val="21"/>
             <w:szCs w:val="21"/>
+            <w:bdr w:val="single" w:sz="8" w:space="0" w:color="auto"/>
           </w:rPr>
           <w:t xml:space="preserve">定向移动</w:t>
         </w:r>
@@ -9649,11 +9431,9 @@
         <w:r>
           <w:rPr>
             <w:rFonts w:ascii="Times New Roman" w:hAnsi="Times New Roman" w:eastAsia="宋体"/>
-            <w:b/>
-            <w:bCs/>
-            <w:u w:val="thick"/>
             <w:sz w:val="21"/>
             <w:szCs w:val="21"/>
+            <w:bdr w:val="single" w:sz="8" w:space="0" w:color="auto"/>
           </w:rPr>
           <w:t xml:space="preserve">0</w:t>
         </w:r>
@@ -9842,11 +9622,9 @@
         <w:r>
           <w:rPr>
             <w:rFonts w:ascii="Times New Roman" w:hAnsi="Times New Roman" w:eastAsia="宋体"/>
-            <w:b/>
-            <w:bCs/>
-            <w:u w:val="thick"/>
             <w:sz w:val="21"/>
             <w:szCs w:val="21"/>
+            <w:bdr w:val="single" w:sz="8" w:space="0" w:color="auto"/>
           </w:rPr>
           <w:t xml:space="preserve">内部</w:t>
         </w:r>
@@ -9869,11 +9647,9 @@
         <w:r>
           <w:rPr>
             <w:rFonts w:ascii="Times New Roman" w:hAnsi="Times New Roman" w:eastAsia="宋体"/>
-            <w:b/>
-            <w:bCs/>
-            <w:u w:val="thick"/>
             <w:sz w:val="21"/>
             <w:szCs w:val="21"/>
+            <w:bdr w:val="single" w:sz="8" w:space="0" w:color="auto"/>
           </w:rPr>
           <w:t xml:space="preserve">外表面</w:t>
         </w:r>
@@ -9932,11 +9708,9 @@
         <w:r>
           <w:rPr>
             <w:rFonts w:ascii="Times New Roman" w:hAnsi="Times New Roman" w:eastAsia="宋体"/>
-            <w:b/>
-            <w:bCs/>
-            <w:u w:val="thick"/>
             <w:sz w:val="21"/>
             <w:szCs w:val="21"/>
+            <w:bdr w:val="single" w:sz="8" w:space="0" w:color="auto"/>
           </w:rPr>
           <w:t xml:space="preserve">越大</w:t>
         </w:r>
@@ -9986,11 +9760,9 @@
         <w:r>
           <w:rPr>
             <w:rFonts w:ascii="Times New Roman" w:hAnsi="Times New Roman" w:eastAsia="宋体"/>
-            <w:b/>
-            <w:bCs/>
-            <w:u w:val="thick"/>
             <w:sz w:val="21"/>
             <w:szCs w:val="21"/>
+            <w:bdr w:val="single" w:sz="8" w:space="0" w:color="auto"/>
           </w:rPr>
           <w:t xml:space="preserve">垂直</w:t>
         </w:r>
@@ -10215,11 +9987,9 @@
         <w:r>
           <w:rPr>
             <w:rFonts w:ascii="Times New Roman" w:hAnsi="Times New Roman" w:eastAsia="宋体"/>
-            <w:b/>
-            <w:bCs/>
-            <w:u w:val="thick"/>
             <w:sz w:val="21"/>
             <w:szCs w:val="21"/>
+            <w:bdr w:val="single" w:sz="8" w:space="0" w:color="auto"/>
           </w:rPr>
           <w:t xml:space="preserve">密度</w:t>
         </w:r>
@@ -10242,11 +10012,9 @@
         <w:r>
           <w:rPr>
             <w:rFonts w:ascii="Times New Roman" w:hAnsi="Times New Roman" w:eastAsia="宋体"/>
-            <w:b/>
-            <w:bCs/>
-            <w:u w:val="thick"/>
             <w:sz w:val="21"/>
             <w:szCs w:val="21"/>
+            <w:bdr w:val="single" w:sz="8" w:space="0" w:color="auto"/>
           </w:rPr>
           <w:t xml:space="preserve">分离</w:t>
         </w:r>
@@ -10297,11 +10065,9 @@
         <w:r>
           <w:rPr>
             <w:rFonts w:ascii="Times New Roman" w:hAnsi="Times New Roman" w:eastAsia="宋体"/>
-            <w:b/>
-            <w:bCs/>
-            <w:u w:val="thick"/>
             <w:sz w:val="21"/>
             <w:szCs w:val="21"/>
+            <w:bdr w:val="single" w:sz="8" w:space="0" w:color="auto"/>
           </w:rPr>
           <w:t xml:space="preserve">吸引</w:t>
         </w:r>
@@ -10324,11 +10090,9 @@
         <w:r>
           <w:rPr>
             <w:rFonts w:ascii="Times New Roman" w:hAnsi="Times New Roman" w:eastAsia="宋体"/>
-            <w:b/>
-            <w:bCs/>
-            <w:u w:val="thick"/>
             <w:sz w:val="21"/>
             <w:szCs w:val="21"/>
+            <w:bdr w:val="single" w:sz="8" w:space="0" w:color="auto"/>
           </w:rPr>
           <w:t xml:space="preserve">中和</w:t>
         </w:r>
@@ -10351,11 +10115,9 @@
         <w:r>
           <w:rPr>
             <w:rFonts w:ascii="Times New Roman" w:hAnsi="Times New Roman" w:eastAsia="宋体"/>
-            <w:b/>
-            <w:bCs/>
-            <w:u w:val="thick"/>
             <w:sz w:val="21"/>
             <w:szCs w:val="21"/>
+            <w:bdr w:val="single" w:sz="8" w:space="0" w:color="auto"/>
           </w:rPr>
           <w:t xml:space="preserve">失去电荷</w:t>
         </w:r>
@@ -10475,11 +10237,9 @@
         <w:r>
           <w:rPr>
             <w:rFonts w:ascii="Times New Roman" w:hAnsi="Times New Roman" w:eastAsia="宋体"/>
-            <w:b/>
-            <w:bCs/>
-            <w:u w:val="thick"/>
             <w:sz w:val="21"/>
             <w:szCs w:val="21"/>
+            <w:bdr w:val="single" w:sz="8" w:space="0" w:color="auto"/>
           </w:rPr>
           <w:t xml:space="preserve">光滑</w:t>
         </w:r>
@@ -10720,11 +10480,9 @@
         <w:r>
           <w:rPr>
             <w:rFonts w:ascii="Times New Roman" w:hAnsi="Times New Roman" w:eastAsia="宋体"/>
-            <w:b/>
-            <w:bCs/>
-            <w:u w:val="thick"/>
             <w:sz w:val="21"/>
             <w:szCs w:val="21"/>
+            <w:bdr w:val="single" w:sz="8" w:space="0" w:color="auto"/>
           </w:rPr>
           <w:t xml:space="preserve">不会</w:t>
         </w:r>
@@ -10774,11 +10532,9 @@
         <w:r>
           <w:rPr>
             <w:rFonts w:ascii="Times New Roman" w:hAnsi="Times New Roman" w:eastAsia="宋体"/>
-            <w:b/>
-            <w:bCs/>
-            <w:u w:val="thick"/>
             <w:sz w:val="21"/>
             <w:szCs w:val="21"/>
+            <w:bdr w:val="single" w:sz="8" w:space="0" w:color="auto"/>
           </w:rPr>
           <w:t xml:space="preserve">静电感应</w:t>
         </w:r>
@@ -10801,11 +10557,9 @@
         <w:r>
           <w:rPr>
             <w:rFonts w:ascii="Times New Roman" w:hAnsi="Times New Roman" w:eastAsia="宋体"/>
-            <w:b/>
-            <w:bCs/>
-            <w:u w:val="thick"/>
             <w:sz w:val="21"/>
             <w:szCs w:val="21"/>
+            <w:bdr w:val="single" w:sz="8" w:space="0" w:color="auto"/>
           </w:rPr>
           <w:t xml:space="preserve">零</w:t>
         </w:r>
@@ -11078,11 +10832,9 @@
         <w:r>
           <w:rPr>
             <w:rFonts w:ascii="Times New Roman" w:hAnsi="Times New Roman" w:eastAsia="宋体"/>
-            <w:b/>
-            <w:bCs/>
-            <w:u w:val="thick"/>
             <w:sz w:val="21"/>
             <w:szCs w:val="21"/>
+            <w:bdr w:val="single" w:sz="8" w:space="0" w:color="auto"/>
           </w:rPr>
           <w:t xml:space="preserve">静电力</w:t>
         </w:r>
@@ -11235,7 +10987,7 @@
     <w:sectPr>
       <w:footerReference w:type="default" r:id="rId18"/>
       <w:pgSz w:w="11906" w:h="16838"/>
-      <w:pgMar w:top="720" w:right="720" w:bottom="720" w:left="720" w:header="720" w:footer="720" w:gutter="0"/>
+      <w:pgMar w:top="850" w:right="850" w:bottom="850" w:left="850" w:header="850" w:footer="850" w:gutter="0"/>
       <w:pgNumType w:start="1"/>
       <w:cols w:sep="1" w:space="425"/>
       <w:docGrid w:type="lines" w:linePitch="312"/>
@@ -11269,6 +11021,14 @@
     <w:pPr>
       <w:jc w:val="center"/>
     </w:pPr>
+    <w:r>
+      <w:rPr>
+        <w:rFonts w:ascii="Times New Roman" w:hAnsi="Times New Roman" w:eastAsia="宋体"/>
+        <w:sz w:val="21"/>
+        <w:szCs w:val="21"/>
+      </w:rPr>
+      <w:t xml:space="preserve">第9章·清单　</w:t>
+    </w:r>
     <w:r>
       <w:rPr>
         <w:rFonts w:ascii="Times New Roman" w:hAnsi="Times New Roman" w:eastAsia="宋体"/>

--- a/高中物理/高中物理同步/人教版必修3 第9章 静电场及其应用·知识清单（完成）.docx
+++ b/高中物理/高中物理同步/人教版必修3 第9章 静电场及其应用·知识清单（完成）.docx
@@ -10812,7 +10812,7 @@
           <w:sz w:val="21"/>
           <w:szCs w:val="21"/>
         </w:rPr>
-        <w:t xml:space="preserve">1. </w:t>
+        <w:t xml:space="preserve">1．</w:t>
       </w:r>
       <w:r>
         <w:rPr>
@@ -10929,7 +10929,7 @@
           <w:sz w:val="21"/>
           <w:szCs w:val="21"/>
         </w:rPr>
-        <w:t>1.</w:t>
+        <w:t>1．</w:t>
       </w:r>
       <w:r>
         <w:rPr>
@@ -11104,7 +11104,7 @@
         <w:rFonts w:ascii="Times New Roman" w:eastAsia="宋体" w:hAnsi="Times New Roman" w:cs="Times New Roman"/>
         <w:kern w:val="2"/>
         <w:sz w:val="21"/>
-        <w:szCs w:val="22"/>
+        <w:szCs w:val="21"/>
         <w:lang w:val="en-US" w:eastAsia="zh-CN" w:bidi="ar-SA"/>
       </w:rPr>
     </w:rPrDefault>

--- a/高中物理/高中物理同步/人教版必修3 第9章 静电场及其应用·知识清单（完成）.docx
+++ b/高中物理/高中物理同步/人教版必修3 第9章 静电场及其应用·知识清单（完成）.docx
@@ -1051,15 +1051,15 @@
           <w:sz w:val="21"/>
           <w:szCs w:val="21"/>
         </w:rPr>
-        <w:t>2</w:t>
-      </w:r>
-      <w:r>
-        <w:rPr>
-          <w:rFonts w:ascii="Times New Roman" w:hAnsi="Times New Roman" w:eastAsia="宋体"/>
-          <w:sz w:val="21"/>
-          <w:szCs w:val="21"/>
-        </w:rPr>
-        <w:t>．</w:t>
+        <w:t/>
+      </w:r>
+      <w:r>
+        <w:rPr>
+          <w:rFonts w:ascii="Times New Roman" w:hAnsi="Times New Roman" w:eastAsia="宋体"/>
+          <w:sz w:val="21"/>
+          <w:szCs w:val="21"/>
+        </w:rPr>
+        <w:t/>
       </w:r>
       <w:r>
         <w:rPr>
@@ -1094,15 +1094,15 @@
           <w:sz w:val="21"/>
           <w:szCs w:val="21"/>
         </w:rPr>
-        <w:t>3</w:t>
-      </w:r>
-      <w:r>
-        <w:rPr>
-          <w:rFonts w:ascii="Times New Roman" w:hAnsi="Times New Roman" w:eastAsia="宋体"/>
-          <w:sz w:val="21"/>
-          <w:szCs w:val="21"/>
-        </w:rPr>
-        <w:t>．</w:t>
+        <w:t/>
+      </w:r>
+      <w:r>
+        <w:rPr>
+          <w:rFonts w:ascii="Times New Roman" w:hAnsi="Times New Roman" w:eastAsia="宋体"/>
+          <w:sz w:val="21"/>
+          <w:szCs w:val="21"/>
+        </w:rPr>
+        <w:t/>
       </w:r>
       <w:r>
         <w:rPr>
@@ -1187,15 +1187,15 @@
           <w:sz w:val="21"/>
           <w:szCs w:val="21"/>
         </w:rPr>
-        <w:t>4</w:t>
-      </w:r>
-      <w:r>
-        <w:rPr>
-          <w:rFonts w:ascii="Times New Roman" w:hAnsi="Times New Roman" w:eastAsia="宋体"/>
-          <w:sz w:val="21"/>
-          <w:szCs w:val="21"/>
-        </w:rPr>
-        <w:t>．</w:t>
+        <w:t/>
+      </w:r>
+      <w:r>
+        <w:rPr>
+          <w:rFonts w:ascii="Times New Roman" w:hAnsi="Times New Roman" w:eastAsia="宋体"/>
+          <w:sz w:val="21"/>
+          <w:szCs w:val="21"/>
+        </w:rPr>
+        <w:t/>
       </w:r>
       <w:r>
         <w:rPr>
@@ -3961,17 +3961,6 @@
         </w:rPr>
         <w:t xml:space="preserve">    </w:t>
       </w:r>
-    </w:p>
-    <w:p>
-      <w:pPr>
-        <w:snapToGrid w:val="0"/>
-        <w:spacing w:line="300" w:lineRule="auto" w:before="0" w:after="0"/>
-        <w:jc w:val="left"/>
-        <w:rPr>
-          <w:sz w:val="21"/>
-          <w:szCs w:val="21"/>
-        </w:rPr>
-      </w:pPr>
       <w:r>
         <w:rPr>
           <w:rFonts w:ascii="Times New Roman" w:hAnsi="Times New Roman" w:eastAsia="宋体"/>
@@ -10812,7 +10801,7 @@
           <w:sz w:val="21"/>
           <w:szCs w:val="21"/>
         </w:rPr>
-        <w:t xml:space="preserve">1．</w:t>
+        <w:t xml:space="preserve"/>
       </w:r>
       <w:r>
         <w:rPr>

--- a/高中物理/高中物理同步/人教版必修3 第9章 静电场及其应用·知识清单（完成）.docx
+++ b/高中物理/高中物理同步/人教版必修3 第9章 静电场及其应用·知识清单（完成）.docx
@@ -11005,14 +11005,14 @@
 </file>
 
 <file path=word/footer1.xml><?xml version="1.0" encoding="utf-8"?>
-<w:ftr xmlns:w="http://schemas.openxmlformats.org/wordprocessingml/2006/main" xmlns:r="http://schemas.openxmlformats.org/officeDocument/2006/relationships">
-  <w:p>
+<w:ftr xmlns:w="http://schemas.openxmlformats.org/wordprocessingml/2006/main">
+  <w:p xmlns:w="http://schemas.openxmlformats.org/wordprocessingml/2006/main">
     <w:pPr>
       <w:jc w:val="center"/>
     </w:pPr>
     <w:r>
       <w:rPr>
-        <w:rFonts w:ascii="Times New Roman" w:hAnsi="Times New Roman" w:eastAsia="宋体"/>
+        <w:rFonts w:ascii="Times New Roman" w:hAnsi="Times New Roman" w:eastAsia="宋体" w:cs="Times New Roman"/>
         <w:sz w:val="21"/>
         <w:szCs w:val="21"/>
       </w:rPr>
@@ -11020,47 +11020,107 @@
     </w:r>
     <w:r>
       <w:rPr>
-        <w:rFonts w:ascii="Times New Roman" w:hAnsi="Times New Roman" w:eastAsia="宋体"/>
+        <w:rFonts w:ascii="Times New Roman" w:hAnsi="Times New Roman" w:eastAsia="宋体" w:cs="Times New Roman"/>
         <w:sz w:val="21"/>
         <w:szCs w:val="21"/>
       </w:rPr>
-      <w:t xml:space="preserve">第</w:t>
+      <w:t>第</w:t>
     </w:r>
-    <w:fldSimple w:instr=" PAGE ">
-      <w:r>
-        <w:rPr>
-          <w:rFonts w:ascii="Times New Roman" w:hAnsi="Times New Roman" w:eastAsia="宋体"/>
-          <w:sz w:val="21"/>
-          <w:szCs w:val="21"/>
-        </w:rPr>
-        <w:t xml:space="preserve">1</w:t>
-      </w:r>
-    </w:fldSimple>
     <w:r>
       <w:rPr>
-        <w:rFonts w:ascii="Times New Roman" w:hAnsi="Times New Roman" w:eastAsia="宋体"/>
+        <w:rFonts w:ascii="Times New Roman" w:hAnsi="Times New Roman" w:eastAsia="宋体" w:cs="Times New Roman"/>
         <w:sz w:val="21"/>
         <w:szCs w:val="21"/>
       </w:rPr>
-      <w:t xml:space="preserve">页（共</w:t>
+      <w:fldChar w:fldCharType="begin"/>
     </w:r>
-    <w:fldSimple w:instr=" NUMPAGES ">
-      <w:r>
-        <w:rPr>
-          <w:rFonts w:ascii="Times New Roman" w:hAnsi="Times New Roman" w:eastAsia="宋体"/>
-          <w:sz w:val="21"/>
-          <w:szCs w:val="21"/>
-        </w:rPr>
-        <w:t xml:space="preserve">1</w:t>
-      </w:r>
-    </w:fldSimple>
     <w:r>
       <w:rPr>
-        <w:rFonts w:ascii="Times New Roman" w:hAnsi="Times New Roman" w:eastAsia="宋体"/>
+        <w:rFonts w:ascii="Times New Roman" w:hAnsi="Times New Roman" w:eastAsia="宋体" w:cs="Times New Roman"/>
         <w:sz w:val="21"/>
         <w:szCs w:val="21"/>
       </w:rPr>
-      <w:t xml:space="preserve">页）</w:t>
+      <w:instrText xml:space="preserve"> PAGE </w:instrText>
+    </w:r>
+    <w:r>
+      <w:rPr>
+        <w:rFonts w:ascii="Times New Roman" w:hAnsi="Times New Roman" w:eastAsia="宋体" w:cs="Times New Roman"/>
+        <w:sz w:val="21"/>
+        <w:szCs w:val="21"/>
+      </w:rPr>
+      <w:fldChar w:fldCharType="separate"/>
+    </w:r>
+    <w:r>
+      <w:rPr>
+        <w:rFonts w:ascii="Times New Roman" w:hAnsi="Times New Roman" w:eastAsia="宋体" w:cs="Times New Roman"/>
+        <w:sz w:val="21"/>
+        <w:szCs w:val="21"/>
+      </w:rPr>
+      <w:t>1</w:t>
+    </w:r>
+    <w:r>
+      <w:rPr>
+        <w:rFonts w:ascii="Times New Roman" w:hAnsi="Times New Roman" w:eastAsia="宋体" w:cs="Times New Roman"/>
+        <w:sz w:val="21"/>
+        <w:szCs w:val="21"/>
+      </w:rPr>
+      <w:fldChar w:fldCharType="end"/>
+    </w:r>
+    <w:r>
+      <w:rPr>
+        <w:rFonts w:ascii="Times New Roman" w:hAnsi="Times New Roman" w:eastAsia="宋体" w:cs="Times New Roman"/>
+        <w:sz w:val="21"/>
+        <w:szCs w:val="21"/>
+      </w:rPr>
+      <w:t>页（共</w:t>
+    </w:r>
+    <w:r>
+      <w:rPr>
+        <w:rFonts w:ascii="Times New Roman" w:hAnsi="Times New Roman" w:eastAsia="宋体" w:cs="Times New Roman"/>
+        <w:sz w:val="21"/>
+        <w:szCs w:val="21"/>
+      </w:rPr>
+      <w:fldChar w:fldCharType="begin"/>
+    </w:r>
+    <w:r>
+      <w:rPr>
+        <w:rFonts w:ascii="Times New Roman" w:hAnsi="Times New Roman" w:eastAsia="宋体" w:cs="Times New Roman"/>
+        <w:sz w:val="21"/>
+        <w:szCs w:val="21"/>
+      </w:rPr>
+      <w:instrText xml:space="preserve"> NUMPAGES </w:instrText>
+    </w:r>
+    <w:r>
+      <w:rPr>
+        <w:rFonts w:ascii="Times New Roman" w:hAnsi="Times New Roman" w:eastAsia="宋体" w:cs="Times New Roman"/>
+        <w:sz w:val="21"/>
+        <w:szCs w:val="21"/>
+      </w:rPr>
+      <w:fldChar w:fldCharType="separate"/>
+    </w:r>
+    <w:r>
+      <w:rPr>
+        <w:rFonts w:ascii="Times New Roman" w:hAnsi="Times New Roman" w:eastAsia="宋体" w:cs="Times New Roman"/>
+        <w:sz w:val="21"/>
+        <w:szCs w:val="21"/>
+      </w:rPr>
+      <w:t>7</w:t>
+    </w:r>
+    <w:r>
+      <w:rPr>
+        <w:rFonts w:ascii="Times New Roman" w:hAnsi="Times New Roman" w:eastAsia="宋体" w:cs="Times New Roman"/>
+        <w:sz w:val="21"/>
+        <w:szCs w:val="21"/>
+      </w:rPr>
+      <w:fldChar w:fldCharType="end"/>
+    </w:r>
+    <w:r>
+      <w:rPr>
+        <w:rFonts w:ascii="Times New Roman" w:hAnsi="Times New Roman" w:eastAsia="宋体" w:cs="Times New Roman"/>
+        <w:sz w:val="21"/>
+        <w:szCs w:val="21"/>
+      </w:rPr>
+      <w:t>页）</w:t>
     </w:r>
   </w:p>
 </w:ftr>
@@ -11090,14 +11150,16 @@
   <w:docDefaults>
     <w:rPrDefault>
       <w:rPr>
-        <w:rFonts w:ascii="Times New Roman" w:eastAsia="宋体" w:hAnsi="Times New Roman" w:cs="Times New Roman"/>
-        <w:kern w:val="2"/>
+        <w:rFonts w:ascii="Times New Roman" w:hAnsi="Times New Roman" w:eastAsia="宋体" w:cs="Times New Roman"/>
         <w:sz w:val="21"/>
         <w:szCs w:val="21"/>
-        <w:lang w:val="en-US" w:eastAsia="zh-CN" w:bidi="ar-SA"/>
       </w:rPr>
     </w:rPrDefault>
-    <w:pPrDefault/>
+    <w:pPrDefault>
+      <w:pPr>
+        <w:spacing w:before="0" w:after="0" w:line="300" w:lineRule="auto"/>
+      </w:pPr>
+    </w:pPrDefault>
   </w:docDefaults>
   <w:latentStyles w:defLockedState="0" w:defUIPriority="99" w:defSemiHidden="0" w:defUnhideWhenUsed="0" w:defQFormat="0" w:count="376">
     <w:lsdException w:name="Normal" w:uiPriority="0" w:qFormat="1"/>

--- a/高中物理/高中物理同步/人教版必修3 第9章 静电场及其应用·知识清单（完成）.docx
+++ b/高中物理/高中物理同步/人教版必修3 第9章 静电场及其应用·知识清单（完成）.docx
@@ -265,7 +265,7 @@
             <w:rFonts w:ascii="Times New Roman" w:hAnsi="Times New Roman" w:eastAsia="宋体"/>
             <w:sz w:val="21"/>
             <w:szCs w:val="21"/>
-            <w:bdr w:val="single" w:sz="8" w:space="0" w:color="auto"/>
+            <w:shd w:val="clear" w:color="auto" w:fill="D9D9D9"/>
           </w:rPr>
           <w:t xml:space="preserve">正</w:t>
         </w:r>
@@ -290,7 +290,7 @@
             <w:rFonts w:ascii="Times New Roman" w:hAnsi="Times New Roman" w:eastAsia="宋体"/>
             <w:sz w:val="21"/>
             <w:szCs w:val="21"/>
-            <w:bdr w:val="single" w:sz="8" w:space="0" w:color="auto"/>
+            <w:shd w:val="clear" w:color="auto" w:fill="D9D9D9"/>
           </w:rPr>
           <w:t xml:space="preserve">负</w:t>
         </w:r>
@@ -353,7 +353,7 @@
             <w:rFonts w:ascii="Times New Roman" w:hAnsi="Times New Roman" w:eastAsia="宋体"/>
             <w:sz w:val="21"/>
             <w:szCs w:val="21"/>
-            <w:bdr w:val="single" w:sz="8" w:space="0" w:color="auto"/>
+            <w:shd w:val="clear" w:color="auto" w:fill="D9D9D9"/>
           </w:rPr>
           <w:t xml:space="preserve">排斥</w:t>
         </w:r>
@@ -378,7 +378,7 @@
             <w:rFonts w:ascii="Times New Roman" w:hAnsi="Times New Roman" w:eastAsia="宋体"/>
             <w:sz w:val="21"/>
             <w:szCs w:val="21"/>
-            <w:bdr w:val="single" w:sz="8" w:space="0" w:color="auto"/>
+            <w:shd w:val="clear" w:color="auto" w:fill="D9D9D9"/>
           </w:rPr>
           <w:t xml:space="preserve">吸引</w:t>
         </w:r>
@@ -476,7 +476,7 @@
             <w:rFonts w:ascii="Times New Roman" w:hAnsi="Times New Roman" w:eastAsia="宋体"/>
             <w:sz w:val="21"/>
             <w:szCs w:val="21"/>
-            <w:bdr w:val="single" w:sz="8" w:space="0" w:color="auto"/>
+            <w:shd w:val="clear" w:color="auto" w:fill="D9D9D9"/>
           </w:rPr>
           <w:t xml:space="preserve">库仑</w:t>
         </w:r>
@@ -517,7 +517,7 @@
             <w:rFonts w:ascii="Times New Roman" w:hAnsi="Times New Roman" w:eastAsia="宋体"/>
             <w:sz w:val="21"/>
             <w:szCs w:val="21"/>
-            <w:bdr w:val="single" w:sz="8" w:space="0" w:color="auto"/>
+            <w:shd w:val="clear" w:color="auto" w:fill="D9D9D9"/>
           </w:rPr>
           <w:t xml:space="preserve">正</w:t>
         </w:r>
@@ -542,7 +542,7 @@
             <w:rFonts w:ascii="Times New Roman" w:hAnsi="Times New Roman" w:eastAsia="宋体"/>
             <w:sz w:val="21"/>
             <w:szCs w:val="21"/>
-            <w:bdr w:val="single" w:sz="8" w:space="0" w:color="auto"/>
+            <w:shd w:val="clear" w:color="auto" w:fill="D9D9D9"/>
           </w:rPr>
           <w:t xml:space="preserve">负</w:t>
         </w:r>
@@ -604,7 +604,7 @@
             <w:rFonts w:ascii="Times New Roman" w:hAnsi="Times New Roman" w:eastAsia="宋体"/>
             <w:sz w:val="21"/>
             <w:szCs w:val="21"/>
-            <w:bdr w:val="single" w:sz="8" w:space="0" w:color="auto"/>
+            <w:shd w:val="clear" w:color="auto" w:fill="D9D9D9"/>
           </w:rPr>
           <w:t xml:space="preserve">质子</w:t>
         </w:r>
@@ -629,7 +629,7 @@
             <w:rFonts w:ascii="Times New Roman" w:hAnsi="Times New Roman" w:eastAsia="宋体"/>
             <w:sz w:val="21"/>
             <w:szCs w:val="21"/>
-            <w:bdr w:val="single" w:sz="8" w:space="0" w:color="auto"/>
+            <w:shd w:val="clear" w:color="auto" w:fill="D9D9D9"/>
           </w:rPr>
           <w:t xml:space="preserve">电子</w:t>
         </w:r>
@@ -654,7 +654,7 @@
             <w:rFonts w:ascii="Times New Roman" w:hAnsi="Times New Roman" w:eastAsia="宋体"/>
             <w:sz w:val="21"/>
             <w:szCs w:val="21"/>
-            <w:bdr w:val="single" w:sz="8" w:space="0" w:color="auto"/>
+            <w:shd w:val="clear" w:color="auto" w:fill="D9D9D9"/>
           </w:rPr>
           <w:t xml:space="preserve">一样多</w:t>
         </w:r>
@@ -679,7 +679,7 @@
             <w:rFonts w:ascii="Times New Roman" w:hAnsi="Times New Roman" w:eastAsia="宋体"/>
             <w:sz w:val="21"/>
             <w:szCs w:val="21"/>
-            <w:bdr w:val="single" w:sz="8" w:space="0" w:color="auto"/>
+            <w:shd w:val="clear" w:color="auto" w:fill="D9D9D9"/>
           </w:rPr>
           <w:t xml:space="preserve">电中性</w:t>
         </w:r>
@@ -1298,7 +1298,7 @@
             <w:rFonts w:ascii="Times New Roman" w:hAnsi="Times New Roman" w:eastAsia="宋体"/>
             <w:sz w:val="21"/>
             <w:szCs w:val="21"/>
-            <w:bdr w:val="single" w:sz="8" w:space="0" w:color="auto"/>
+            <w:shd w:val="clear" w:color="auto" w:fill="D9D9D9"/>
           </w:rPr>
           <w:t xml:space="preserve">摩擦</w:t>
         </w:r>
@@ -1358,7 +1358,7 @@
             <w:rFonts w:ascii="Times New Roman" w:hAnsi="Times New Roman" w:eastAsia="宋体"/>
             <w:sz w:val="21"/>
             <w:szCs w:val="21"/>
-            <w:bdr w:val="single" w:sz="8" w:space="0" w:color="auto"/>
+            <w:shd w:val="clear" w:color="auto" w:fill="D9D9D9"/>
           </w:rPr>
           <w:t xml:space="preserve">电子</w:t>
         </w:r>
@@ -1383,7 +1383,7 @@
             <w:rFonts w:ascii="Times New Roman" w:hAnsi="Times New Roman" w:eastAsia="宋体"/>
             <w:sz w:val="21"/>
             <w:szCs w:val="21"/>
-            <w:bdr w:val="single" w:sz="8" w:space="0" w:color="auto"/>
+            <w:shd w:val="clear" w:color="auto" w:fill="D9D9D9"/>
           </w:rPr>
           <w:t xml:space="preserve">转移</w:t>
         </w:r>
@@ -1408,7 +1408,7 @@
             <w:rFonts w:ascii="Times New Roman" w:hAnsi="Times New Roman" w:eastAsia="宋体"/>
             <w:sz w:val="21"/>
             <w:szCs w:val="21"/>
-            <w:bdr w:val="single" w:sz="8" w:space="0" w:color="auto"/>
+            <w:shd w:val="clear" w:color="auto" w:fill="D9D9D9"/>
           </w:rPr>
           <w:t xml:space="preserve">中性</w:t>
         </w:r>
@@ -1433,7 +1433,7 @@
             <w:rFonts w:ascii="Times New Roman" w:hAnsi="Times New Roman" w:eastAsia="宋体"/>
             <w:sz w:val="21"/>
             <w:szCs w:val="21"/>
-            <w:bdr w:val="single" w:sz="8" w:space="0" w:color="auto"/>
+            <w:shd w:val="clear" w:color="auto" w:fill="D9D9D9"/>
           </w:rPr>
           <w:t xml:space="preserve">得到电子</w:t>
         </w:r>
@@ -1458,7 +1458,7 @@
             <w:rFonts w:ascii="Times New Roman" w:hAnsi="Times New Roman" w:eastAsia="宋体"/>
             <w:sz w:val="21"/>
             <w:szCs w:val="21"/>
-            <w:bdr w:val="single" w:sz="8" w:space="0" w:color="auto"/>
+            <w:shd w:val="clear" w:color="auto" w:fill="D9D9D9"/>
           </w:rPr>
           <w:t xml:space="preserve">失去电子</w:t>
         </w:r>
@@ -1679,7 +1679,7 @@
             <w:rFonts w:ascii="Times New Roman" w:hAnsi="Times New Roman" w:eastAsia="宋体"/>
             <w:sz w:val="21"/>
             <w:szCs w:val="21"/>
-            <w:bdr w:val="single" w:sz="8" w:space="0" w:color="auto"/>
+            <w:shd w:val="clear" w:color="auto" w:fill="D9D9D9"/>
           </w:rPr>
           <w:t xml:space="preserve">相同</w:t>
         </w:r>
@@ -1968,7 +1968,7 @@
             <w:rFonts w:ascii="Times New Roman" w:hAnsi="Times New Roman" w:eastAsia="宋体"/>
             <w:sz w:val="21"/>
             <w:szCs w:val="21"/>
-            <w:bdr w:val="single" w:sz="8" w:space="0" w:color="auto"/>
+            <w:shd w:val="clear" w:color="auto" w:fill="D9D9D9"/>
           </w:rPr>
           <w:t xml:space="preserve">两侧金属箔都张开。</w:t>
         </w:r>
@@ -2060,7 +2060,7 @@
             <w:rFonts w:ascii="Times New Roman" w:hAnsi="Times New Roman" w:eastAsia="宋体"/>
             <w:sz w:val="21"/>
             <w:szCs w:val="21"/>
-            <w:bdr w:val="single" w:sz="8" w:space="0" w:color="auto"/>
+            <w:shd w:val="clear" w:color="auto" w:fill="D9D9D9"/>
           </w:rPr>
           <w:t xml:space="preserve">金属箔仍张开，但张角变小。</w:t>
         </w:r>
@@ -2136,7 +2136,7 @@
             <w:rFonts w:ascii="Times New Roman" w:hAnsi="Times New Roman" w:eastAsia="宋体"/>
             <w:sz w:val="21"/>
             <w:szCs w:val="21"/>
-            <w:bdr w:val="single" w:sz="8" w:space="0" w:color="auto"/>
+            <w:shd w:val="clear" w:color="auto" w:fill="D9D9D9"/>
           </w:rPr>
           <w:t xml:space="preserve">金属箔都闭合</w:t>
         </w:r>
@@ -2188,7 +2188,7 @@
             <w:rFonts w:ascii="Times New Roman" w:hAnsi="Times New Roman" w:eastAsia="宋体"/>
             <w:sz w:val="21"/>
             <w:szCs w:val="21"/>
-            <w:bdr w:val="single" w:sz="8" w:space="0" w:color="auto"/>
+            <w:shd w:val="clear" w:color="auto" w:fill="D9D9D9"/>
           </w:rPr>
           <w:t xml:space="preserve">吸引</w:t>
         </w:r>
@@ -2213,7 +2213,7 @@
             <w:rFonts w:ascii="Times New Roman" w:hAnsi="Times New Roman" w:eastAsia="宋体"/>
             <w:sz w:val="21"/>
             <w:szCs w:val="21"/>
-            <w:bdr w:val="single" w:sz="8" w:space="0" w:color="auto"/>
+            <w:shd w:val="clear" w:color="auto" w:fill="D9D9D9"/>
           </w:rPr>
           <w:t xml:space="preserve">排斥</w:t>
         </w:r>
@@ -2238,7 +2238,7 @@
             <w:rFonts w:ascii="Times New Roman" w:hAnsi="Times New Roman" w:eastAsia="宋体"/>
             <w:sz w:val="21"/>
             <w:szCs w:val="21"/>
-            <w:bdr w:val="single" w:sz="8" w:space="0" w:color="auto"/>
+            <w:shd w:val="clear" w:color="auto" w:fill="D9D9D9"/>
           </w:rPr>
           <w:t xml:space="preserve">异种</w:t>
         </w:r>
@@ -2263,7 +2263,7 @@
             <w:rFonts w:ascii="Times New Roman" w:hAnsi="Times New Roman" w:eastAsia="宋体"/>
             <w:sz w:val="21"/>
             <w:szCs w:val="21"/>
-            <w:bdr w:val="single" w:sz="8" w:space="0" w:color="auto"/>
+            <w:shd w:val="clear" w:color="auto" w:fill="D9D9D9"/>
           </w:rPr>
           <w:t xml:space="preserve">同种</w:t>
         </w:r>
@@ -2365,7 +2365,7 @@
             <w:rFonts w:ascii="Times New Roman" w:hAnsi="Times New Roman" w:eastAsia="宋体"/>
             <w:sz w:val="21"/>
             <w:szCs w:val="21"/>
-            <w:bdr w:val="single" w:sz="8" w:space="0" w:color="auto"/>
+            <w:shd w:val="clear" w:color="auto" w:fill="D9D9D9"/>
           </w:rPr>
           <w:t xml:space="preserve">静电感应</w:t>
         </w:r>
@@ -2801,7 +2801,7 @@
             <w:rFonts w:ascii="Times New Roman" w:hAnsi="Times New Roman" w:eastAsia="宋体"/>
             <w:sz w:val="21"/>
             <w:szCs w:val="21"/>
-            <w:bdr w:val="single" w:sz="8" w:space="0" w:color="auto"/>
+            <w:shd w:val="clear" w:color="auto" w:fill="D9D9D9"/>
           </w:rPr>
           <w:t xml:space="preserve">是否带电</w:t>
         </w:r>
@@ -2842,7 +2842,7 @@
             <w:rFonts w:ascii="Times New Roman" w:hAnsi="Times New Roman" w:eastAsia="宋体"/>
             <w:sz w:val="21"/>
             <w:szCs w:val="21"/>
-            <w:bdr w:val="single" w:sz="8" w:space="0" w:color="auto"/>
+            <w:shd w:val="clear" w:color="auto" w:fill="D9D9D9"/>
           </w:rPr>
           <w:t xml:space="preserve">排斥</w:t>
         </w:r>
@@ -2902,7 +2902,7 @@
             <w:rFonts w:ascii="Times New Roman" w:hAnsi="Times New Roman" w:eastAsia="宋体"/>
             <w:sz w:val="21"/>
             <w:szCs w:val="21"/>
-            <w:bdr w:val="single" w:sz="8" w:space="0" w:color="auto"/>
+            <w:shd w:val="clear" w:color="auto" w:fill="D9D9D9"/>
           </w:rPr>
           <w:t xml:space="preserve">指针</w:t>
         </w:r>
@@ -2927,7 +2927,7 @@
             <w:rFonts w:ascii="Times New Roman" w:hAnsi="Times New Roman" w:eastAsia="宋体"/>
             <w:sz w:val="21"/>
             <w:szCs w:val="21"/>
-            <w:bdr w:val="single" w:sz="8" w:space="0" w:color="auto"/>
+            <w:shd w:val="clear" w:color="auto" w:fill="D9D9D9"/>
           </w:rPr>
           <w:t xml:space="preserve">金属</w:t>
         </w:r>
@@ -3156,7 +3156,7 @@
             <w:rFonts w:ascii="Times New Roman" w:hAnsi="Times New Roman" w:eastAsia="宋体"/>
             <w:sz w:val="21"/>
             <w:szCs w:val="21"/>
-            <w:bdr w:val="single" w:sz="8" w:space="0" w:color="auto"/>
+            <w:shd w:val="clear" w:color="auto" w:fill="D9D9D9"/>
           </w:rPr>
           <w:t xml:space="preserve">创生</w:t>
         </w:r>
@@ -3181,7 +3181,7 @@
             <w:rFonts w:ascii="Times New Roman" w:hAnsi="Times New Roman" w:eastAsia="宋体"/>
             <w:sz w:val="21"/>
             <w:szCs w:val="21"/>
-            <w:bdr w:val="single" w:sz="8" w:space="0" w:color="auto"/>
+            <w:shd w:val="clear" w:color="auto" w:fill="D9D9D9"/>
           </w:rPr>
           <w:t xml:space="preserve">消灭</w:t>
         </w:r>
@@ -3206,7 +3206,7 @@
             <w:rFonts w:ascii="Times New Roman" w:hAnsi="Times New Roman" w:eastAsia="宋体"/>
             <w:sz w:val="21"/>
             <w:szCs w:val="21"/>
-            <w:bdr w:val="single" w:sz="8" w:space="0" w:color="auto"/>
+            <w:shd w:val="clear" w:color="auto" w:fill="D9D9D9"/>
           </w:rPr>
           <w:t xml:space="preserve">转移</w:t>
         </w:r>
@@ -3231,7 +3231,7 @@
             <w:rFonts w:ascii="Times New Roman" w:hAnsi="Times New Roman" w:eastAsia="宋体"/>
             <w:sz w:val="21"/>
             <w:szCs w:val="21"/>
-            <w:bdr w:val="single" w:sz="8" w:space="0" w:color="auto"/>
+            <w:shd w:val="clear" w:color="auto" w:fill="D9D9D9"/>
           </w:rPr>
           <w:t xml:space="preserve">转移</w:t>
         </w:r>
@@ -3256,7 +3256,7 @@
             <w:rFonts w:ascii="Times New Roman" w:hAnsi="Times New Roman" w:eastAsia="宋体"/>
             <w:sz w:val="21"/>
             <w:szCs w:val="21"/>
-            <w:bdr w:val="single" w:sz="8" w:space="0" w:color="auto"/>
+            <w:shd w:val="clear" w:color="auto" w:fill="D9D9D9"/>
           </w:rPr>
           <w:t xml:space="preserve">总量</w:t>
         </w:r>
@@ -3317,7 +3317,7 @@
             <w:rFonts w:ascii="Times New Roman" w:hAnsi="Times New Roman" w:eastAsia="宋体"/>
             <w:sz w:val="21"/>
             <w:szCs w:val="21"/>
-            <w:bdr w:val="single" w:sz="8" w:space="0" w:color="auto"/>
+            <w:shd w:val="clear" w:color="auto" w:fill="D9D9D9"/>
           </w:rPr>
           <w:t xml:space="preserve">代数和</w:t>
         </w:r>
@@ -3404,7 +3404,7 @@
             <w:rFonts w:ascii="Times New Roman" w:hAnsi="Times New Roman" w:eastAsia="宋体"/>
             <w:sz w:val="21"/>
             <w:szCs w:val="21"/>
-            <w:bdr w:val="single" w:sz="8" w:space="0" w:color="auto"/>
+            <w:shd w:val="clear" w:color="auto" w:fill="D9D9D9"/>
           </w:rPr>
           <w:t xml:space="preserve">电荷量</w:t>
         </w:r>
@@ -3429,7 +3429,7 @@
             <w:rFonts w:ascii="Times New Roman" w:hAnsi="Times New Roman" w:eastAsia="宋体"/>
             <w:sz w:val="21"/>
             <w:szCs w:val="21"/>
-            <w:bdr w:val="single" w:sz="8" w:space="0" w:color="auto"/>
+            <w:shd w:val="clear" w:color="auto" w:fill="D9D9D9"/>
           </w:rPr>
           <w:t xml:space="preserve">电子</w:t>
         </w:r>
@@ -3454,7 +3454,7 @@
             <w:rFonts w:ascii="Times New Roman" w:hAnsi="Times New Roman" w:eastAsia="宋体"/>
             <w:sz w:val="21"/>
             <w:szCs w:val="21"/>
-            <w:bdr w:val="single" w:sz="8" w:space="0" w:color="auto"/>
+            <w:shd w:val="clear" w:color="auto" w:fill="D9D9D9"/>
           </w:rPr>
           <w:t xml:space="preserve">整数倍</w:t>
         </w:r>
@@ -3531,7 +3531,7 @@
             <w:rFonts w:ascii="Times New Roman" w:hAnsi="Times New Roman" w:eastAsia="宋体"/>
             <w:sz w:val="21"/>
             <w:szCs w:val="21"/>
-            <w:bdr w:val="single" w:sz="8" w:space="0" w:color="auto"/>
+            <w:shd w:val="clear" w:color="auto" w:fill="D9D9D9"/>
           </w:rPr>
           <w:t xml:space="preserve">1.60×10－19C</w:t>
         </w:r>
@@ -3572,7 +3572,7 @@
             <w:rFonts w:ascii="Times New Roman" w:hAnsi="Times New Roman" w:eastAsia="宋体"/>
             <w:sz w:val="21"/>
             <w:szCs w:val="21"/>
-            <w:bdr w:val="single" w:sz="8" w:space="0" w:color="auto"/>
+            <w:shd w:val="clear" w:color="auto" w:fill="D9D9D9"/>
           </w:rPr>
           <w:t xml:space="preserve">密立根</w:t>
         </w:r>
@@ -3632,7 +3632,7 @@
             <w:rFonts w:ascii="Times New Roman" w:hAnsi="Times New Roman" w:eastAsia="宋体"/>
             <w:sz w:val="21"/>
             <w:szCs w:val="21"/>
-            <w:bdr w:val="single" w:sz="8" w:space="0" w:color="auto"/>
+            <w:shd w:val="clear" w:color="auto" w:fill="D9D9D9"/>
           </w:rPr>
           <w:t xml:space="preserve">电荷量</w:t>
         </w:r>
@@ -3657,7 +3657,7 @@
             <w:rFonts w:ascii="Times New Roman" w:hAnsi="Times New Roman" w:eastAsia="宋体"/>
             <w:sz w:val="21"/>
             <w:szCs w:val="21"/>
-            <w:bdr w:val="single" w:sz="8" w:space="0" w:color="auto"/>
+            <w:shd w:val="clear" w:color="auto" w:fill="D9D9D9"/>
           </w:rPr>
           <w:t xml:space="preserve">质量</w:t>
         </w:r>
@@ -3676,7 +3676,7 @@
             <m:ctrlPr>
               <w:rPr>
                 <w:rFonts w:ascii="Times New Roman" w:hAnsi="Times New Roman"/>
-                <w:bdr w:val="single" w:sz="8" w:space="0" w:color="auto"/>
+                <w:shd w:val="clear" w:color="auto" w:fill="D9D9D9"/>
               </w:rPr>
             </m:ctrlPr>
           </m:fPr>
@@ -4328,7 +4328,7 @@
             <w:rFonts w:ascii="Times New Roman" w:hAnsi="Times New Roman" w:eastAsia="宋体"/>
             <w:sz w:val="21"/>
             <w:szCs w:val="21"/>
-            <w:bdr w:val="single" w:sz="8" w:space="0" w:color="auto"/>
+            <w:shd w:val="clear" w:color="auto" w:fill="D9D9D9"/>
           </w:rPr>
           <w:t xml:space="preserve">电荷量的乘积</w:t>
         </w:r>
@@ -4353,7 +4353,7 @@
             <w:rFonts w:ascii="Times New Roman" w:hAnsi="Times New Roman" w:eastAsia="宋体"/>
             <w:sz w:val="21"/>
             <w:szCs w:val="21"/>
-            <w:bdr w:val="single" w:sz="8" w:space="0" w:color="auto"/>
+            <w:shd w:val="clear" w:color="auto" w:fill="D9D9D9"/>
           </w:rPr>
           <w:t xml:space="preserve">二次方</w:t>
         </w:r>
@@ -4378,7 +4378,7 @@
             <w:rFonts w:ascii="Times New Roman" w:hAnsi="Times New Roman" w:eastAsia="宋体"/>
             <w:sz w:val="21"/>
             <w:szCs w:val="21"/>
-            <w:bdr w:val="single" w:sz="8" w:space="0" w:color="auto"/>
+            <w:shd w:val="clear" w:color="auto" w:fill="D9D9D9"/>
           </w:rPr>
           <w:t xml:space="preserve">它们的连线上</w:t>
         </w:r>
@@ -4403,7 +4403,7 @@
             <w:rFonts w:ascii="Times New Roman" w:hAnsi="Times New Roman" w:eastAsia="宋体"/>
             <w:sz w:val="21"/>
             <w:szCs w:val="21"/>
-            <w:bdr w:val="single" w:sz="8" w:space="0" w:color="auto"/>
+            <w:shd w:val="clear" w:color="auto" w:fill="D9D9D9"/>
           </w:rPr>
           <w:t xml:space="preserve">静电力</w:t>
         </w:r>
@@ -4428,7 +4428,7 @@
             <w:rFonts w:ascii="Times New Roman" w:hAnsi="Times New Roman" w:eastAsia="宋体"/>
             <w:sz w:val="21"/>
             <w:szCs w:val="21"/>
-            <w:bdr w:val="single" w:sz="8" w:space="0" w:color="auto"/>
+            <w:shd w:val="clear" w:color="auto" w:fill="D9D9D9"/>
           </w:rPr>
           <w:t xml:space="preserve">库仑力</w:t>
         </w:r>
@@ -4505,7 +4505,7 @@
             <m:r>
               <w:rPr>
                 <w:rFonts w:ascii="Times New Roman" w:hAnsi="Times New Roman" w:cs="Cambria Math"/>
-                <w:bdr w:val="single" w:sz="8" w:space="0" w:color="auto"/>
+                <w:shd w:val="clear" w:color="auto" w:fill="D9D9D9"/>
               </w:rPr>
               <m:t>k</m:t>
             </m:r>
@@ -4514,7 +4514,7 @@
                 <m:ctrlPr>
                   <w:rPr>
                     <w:rFonts w:ascii="Times New Roman" w:hAnsi="Times New Roman"/>
-                    <w:bdr w:val="single" w:sz="8" w:space="0" w:color="auto"/>
+                    <w:shd w:val="clear" w:color="auto" w:fill="D9D9D9"/>
                   </w:rPr>
                 </m:ctrlPr>
               </m:fPr>
@@ -4655,7 +4655,7 @@
             <w:rFonts w:ascii="Times New Roman" w:hAnsi="Times New Roman" w:eastAsia="宋体"/>
             <w:sz w:val="21"/>
             <w:szCs w:val="21"/>
-            <w:bdr w:val="single" w:sz="8" w:space="0" w:color="auto"/>
+            <w:shd w:val="clear" w:color="auto" w:fill="D9D9D9"/>
           </w:rPr>
           <w:t xml:space="preserve">9.0×109</w:t>
         </w:r>
@@ -4766,7 +4766,7 @@
             <w:rFonts w:ascii="Times New Roman" w:hAnsi="Times New Roman" w:eastAsia="宋体"/>
             <w:sz w:val="21"/>
             <w:szCs w:val="21"/>
-            <w:bdr w:val="single" w:sz="8" w:space="0" w:color="auto"/>
+            <w:shd w:val="clear" w:color="auto" w:fill="D9D9D9"/>
           </w:rPr>
           <w:t xml:space="preserve">在真空中</w:t>
         </w:r>
@@ -4808,7 +4808,7 @@
             <w:rFonts w:ascii="Times New Roman" w:hAnsi="Times New Roman" w:eastAsia="宋体"/>
             <w:sz w:val="21"/>
             <w:szCs w:val="21"/>
-            <w:bdr w:val="single" w:sz="8" w:space="0" w:color="auto"/>
+            <w:shd w:val="clear" w:color="auto" w:fill="D9D9D9"/>
           </w:rPr>
           <w:t xml:space="preserve">静止点电荷</w:t>
         </w:r>
@@ -5279,7 +5279,7 @@
             <w:rFonts w:ascii="Times New Roman" w:hAnsi="Times New Roman" w:eastAsia="宋体"/>
             <w:sz w:val="21"/>
             <w:szCs w:val="21"/>
-            <w:bdr w:val="single" w:sz="8" w:space="0" w:color="auto"/>
+            <w:shd w:val="clear" w:color="auto" w:fill="D9D9D9"/>
           </w:rPr>
           <w:t xml:space="preserve">大得多</w:t>
         </w:r>
@@ -5304,7 +5304,7 @@
             <w:rFonts w:ascii="Times New Roman" w:hAnsi="Times New Roman" w:eastAsia="宋体"/>
             <w:sz w:val="21"/>
             <w:szCs w:val="21"/>
-            <w:bdr w:val="single" w:sz="8" w:space="0" w:color="auto"/>
+            <w:shd w:val="clear" w:color="auto" w:fill="D9D9D9"/>
           </w:rPr>
           <w:t xml:space="preserve">形状</w:t>
         </w:r>
@@ -5329,7 +5329,7 @@
             <w:rFonts w:ascii="Times New Roman" w:hAnsi="Times New Roman" w:eastAsia="宋体"/>
             <w:sz w:val="21"/>
             <w:szCs w:val="21"/>
-            <w:bdr w:val="single" w:sz="8" w:space="0" w:color="auto"/>
+            <w:shd w:val="clear" w:color="auto" w:fill="D9D9D9"/>
           </w:rPr>
           <w:t xml:space="preserve">大小</w:t>
         </w:r>
@@ -5354,7 +5354,7 @@
             <w:rFonts w:ascii="Times New Roman" w:hAnsi="Times New Roman" w:eastAsia="宋体"/>
             <w:sz w:val="21"/>
             <w:szCs w:val="21"/>
-            <w:bdr w:val="single" w:sz="8" w:space="0" w:color="auto"/>
+            <w:shd w:val="clear" w:color="auto" w:fill="D9D9D9"/>
           </w:rPr>
           <w:t xml:space="preserve">电荷分布状况</w:t>
         </w:r>
@@ -5379,7 +5379,7 @@
             <w:rFonts w:ascii="Times New Roman" w:hAnsi="Times New Roman" w:eastAsia="宋体"/>
             <w:sz w:val="21"/>
             <w:szCs w:val="21"/>
-            <w:bdr w:val="single" w:sz="8" w:space="0" w:color="auto"/>
+            <w:shd w:val="clear" w:color="auto" w:fill="D9D9D9"/>
           </w:rPr>
           <w:t xml:space="preserve">点电荷</w:t>
         </w:r>
@@ -5439,7 +5439,7 @@
             <w:rFonts w:ascii="Times New Roman" w:hAnsi="Times New Roman" w:eastAsia="宋体"/>
             <w:sz w:val="21"/>
             <w:szCs w:val="21"/>
-            <w:bdr w:val="single" w:sz="8" w:space="0" w:color="auto"/>
+            <w:shd w:val="clear" w:color="auto" w:fill="D9D9D9"/>
           </w:rPr>
           <w:t xml:space="preserve">远小于</w:t>
         </w:r>
@@ -5499,7 +5499,7 @@
             <w:rFonts w:ascii="Times New Roman" w:hAnsi="Times New Roman" w:eastAsia="宋体"/>
             <w:sz w:val="21"/>
             <w:szCs w:val="21"/>
-            <w:bdr w:val="single" w:sz="8" w:space="0" w:color="auto"/>
+            <w:shd w:val="clear" w:color="auto" w:fill="D9D9D9"/>
           </w:rPr>
           <w:t xml:space="preserve">理想化模型</w:t>
         </w:r>
@@ -5877,7 +5877,7 @@
             <w:rFonts w:ascii="Times New Roman" w:hAnsi="Times New Roman" w:eastAsia="宋体"/>
             <w:sz w:val="21"/>
             <w:szCs w:val="21"/>
-            <w:bdr w:val="single" w:sz="8" w:space="0" w:color="auto"/>
+            <w:shd w:val="clear" w:color="auto" w:fill="D9D9D9"/>
           </w:rPr>
           <w:t xml:space="preserve">电场</w:t>
         </w:r>
@@ -5921,7 +5921,7 @@
             <w:rFonts w:ascii="Times New Roman" w:hAnsi="Times New Roman" w:eastAsia="宋体"/>
             <w:sz w:val="21"/>
             <w:szCs w:val="21"/>
-            <w:bdr w:val="single" w:sz="8" w:space="0" w:color="auto"/>
+            <w:shd w:val="clear" w:color="auto" w:fill="D9D9D9"/>
           </w:rPr>
           <w:t xml:space="preserve">静电场</w:t>
         </w:r>
@@ -5946,7 +5946,7 @@
             <w:rFonts w:ascii="Times New Roman" w:hAnsi="Times New Roman" w:eastAsia="宋体"/>
             <w:sz w:val="21"/>
             <w:szCs w:val="21"/>
-            <w:bdr w:val="single" w:sz="8" w:space="0" w:color="auto"/>
+            <w:shd w:val="clear" w:color="auto" w:fill="D9D9D9"/>
           </w:rPr>
           <w:t xml:space="preserve">力</w:t>
         </w:r>
@@ -6162,7 +6162,7 @@
             <w:rFonts w:ascii="Times New Roman" w:hAnsi="Times New Roman" w:eastAsia="宋体"/>
             <w:sz w:val="21"/>
             <w:szCs w:val="21"/>
-            <w:bdr w:val="single" w:sz="8" w:space="0" w:color="auto"/>
+            <w:shd w:val="clear" w:color="auto" w:fill="D9D9D9"/>
           </w:rPr>
           <w:t xml:space="preserve">很小</w:t>
         </w:r>
@@ -6214,7 +6214,7 @@
             <w:rFonts w:ascii="Times New Roman" w:hAnsi="Times New Roman" w:eastAsia="宋体"/>
             <w:sz w:val="21"/>
             <w:szCs w:val="21"/>
-            <w:bdr w:val="single" w:sz="8" w:space="0" w:color="auto"/>
+            <w:shd w:val="clear" w:color="auto" w:fill="D9D9D9"/>
           </w:rPr>
           <w:t xml:space="preserve">激发电场</w:t>
         </w:r>
@@ -6301,7 +6301,7 @@
             <w:rFonts w:ascii="Times New Roman" w:hAnsi="Times New Roman" w:eastAsia="宋体"/>
             <w:sz w:val="21"/>
             <w:szCs w:val="21"/>
-            <w:bdr w:val="single" w:sz="8" w:space="0" w:color="auto"/>
+            <w:shd w:val="clear" w:color="auto" w:fill="D9D9D9"/>
           </w:rPr>
           <w:t xml:space="preserve">静电力</w:t>
         </w:r>
@@ -6326,7 +6326,7 @@
             <w:rFonts w:ascii="Times New Roman" w:hAnsi="Times New Roman" w:eastAsia="宋体"/>
             <w:sz w:val="21"/>
             <w:szCs w:val="21"/>
-            <w:bdr w:val="single" w:sz="8" w:space="0" w:color="auto"/>
+            <w:shd w:val="clear" w:color="auto" w:fill="D9D9D9"/>
           </w:rPr>
           <w:t xml:space="preserve">电荷量</w:t>
         </w:r>
@@ -6389,7 +6389,7 @@
             <m:ctrlPr>
               <w:rPr>
                 <w:rFonts w:ascii="Times New Roman" w:hAnsi="Times New Roman"/>
-                <w:bdr w:val="single" w:sz="8" w:space="0" w:color="auto"/>
+                <w:shd w:val="clear" w:color="auto" w:fill="D9D9D9"/>
               </w:rPr>
             </m:ctrlPr>
           </m:fPr>
@@ -6466,7 +6466,7 @@
             <w:rFonts w:ascii="Times New Roman" w:hAnsi="Times New Roman" w:eastAsia="宋体"/>
             <w:sz w:val="21"/>
             <w:szCs w:val="21"/>
-            <w:bdr w:val="single" w:sz="8" w:space="0" w:color="auto"/>
+            <w:shd w:val="clear" w:color="auto" w:fill="D9D9D9"/>
           </w:rPr>
           <w:t xml:space="preserve">牛每库</w:t>
         </w:r>
@@ -6491,7 +6491,7 @@
             <w:rFonts w:ascii="Times New Roman" w:hAnsi="Times New Roman" w:eastAsia="宋体"/>
             <w:sz w:val="21"/>
             <w:szCs w:val="21"/>
-            <w:bdr w:val="single" w:sz="8" w:space="0" w:color="auto"/>
+            <w:shd w:val="clear" w:color="auto" w:fill="D9D9D9"/>
           </w:rPr>
           <w:t xml:space="preserve">N/C</w:t>
         </w:r>
@@ -6562,7 +6562,7 @@
             <w:rFonts w:ascii="Times New Roman" w:hAnsi="Times New Roman" w:eastAsia="宋体"/>
             <w:sz w:val="21"/>
             <w:szCs w:val="21"/>
-            <w:bdr w:val="single" w:sz="8" w:space="0" w:color="auto"/>
+            <w:shd w:val="clear" w:color="auto" w:fill="D9D9D9"/>
           </w:rPr>
           <w:t xml:space="preserve">相同</w:t>
         </w:r>
@@ -6587,7 +6587,7 @@
             <w:rFonts w:ascii="Times New Roman" w:hAnsi="Times New Roman" w:eastAsia="宋体"/>
             <w:sz w:val="21"/>
             <w:szCs w:val="21"/>
-            <w:bdr w:val="single" w:sz="8" w:space="0" w:color="auto"/>
+            <w:shd w:val="clear" w:color="auto" w:fill="D9D9D9"/>
           </w:rPr>
           <w:t xml:space="preserve">相反</w:t>
         </w:r>
@@ -6639,7 +6639,7 @@
             <w:rFonts w:ascii="Times New Roman" w:hAnsi="Times New Roman" w:eastAsia="宋体"/>
             <w:sz w:val="21"/>
             <w:szCs w:val="21"/>
-            <w:bdr w:val="single" w:sz="8" w:space="0" w:color="auto"/>
+            <w:shd w:val="clear" w:color="auto" w:fill="D9D9D9"/>
           </w:rPr>
           <w:t xml:space="preserve">无关</w:t>
         </w:r>
@@ -6772,7 +6772,7 @@
             <w:rFonts w:ascii="Times New Roman" w:hAnsi="Times New Roman" w:eastAsia="宋体"/>
             <w:sz w:val="21"/>
             <w:szCs w:val="21"/>
-            <w:bdr w:val="single" w:sz="8" w:space="0" w:color="auto"/>
+            <w:shd w:val="clear" w:color="auto" w:fill="D9D9D9"/>
           </w:rPr>
           <w:t xml:space="preserve">无关</w:t>
         </w:r>
@@ -7202,7 +7202,7 @@
             <m:r>
               <w:rPr>
                 <w:rFonts w:ascii="Times New Roman" w:hAnsi="Times New Roman" w:cs="Cambria Math"/>
-                <w:bdr w:val="single" w:sz="8" w:space="0" w:color="auto"/>
+                <w:shd w:val="clear" w:color="auto" w:fill="D9D9D9"/>
               </w:rPr>
               <m:t>k</m:t>
             </m:r>
@@ -7211,7 +7211,7 @@
                 <m:ctrlPr>
                   <w:rPr>
                     <w:rFonts w:ascii="Times New Roman" w:hAnsi="Times New Roman"/>
-                    <w:bdr w:val="single" w:sz="8" w:space="0" w:color="auto"/>
+                    <w:shd w:val="clear" w:color="auto" w:fill="D9D9D9"/>
                   </w:rPr>
                 </m:ctrlPr>
               </m:fPr>
@@ -7290,7 +7290,7 @@
             <w:rFonts w:ascii="Times New Roman" w:hAnsi="Times New Roman" w:eastAsia="宋体"/>
             <w:sz w:val="21"/>
             <w:szCs w:val="21"/>
-            <w:bdr w:val="single" w:sz="8" w:space="0" w:color="auto"/>
+            <w:shd w:val="clear" w:color="auto" w:fill="D9D9D9"/>
           </w:rPr>
           <w:t xml:space="preserve">点电荷</w:t>
         </w:r>
@@ -7395,7 +7395,7 @@
             <w:rFonts w:ascii="Times New Roman" w:hAnsi="Times New Roman" w:eastAsia="宋体"/>
             <w:sz w:val="21"/>
             <w:szCs w:val="21"/>
-            <w:bdr w:val="single" w:sz="8" w:space="0" w:color="auto"/>
+            <w:shd w:val="clear" w:color="auto" w:fill="D9D9D9"/>
           </w:rPr>
           <w:t xml:space="preserve">向外</w:t>
         </w:r>
@@ -7473,7 +7473,7 @@
             <w:rFonts w:ascii="Times New Roman" w:hAnsi="Times New Roman" w:eastAsia="宋体"/>
             <w:sz w:val="21"/>
             <w:szCs w:val="21"/>
-            <w:bdr w:val="single" w:sz="8" w:space="0" w:color="auto"/>
+            <w:shd w:val="clear" w:color="auto" w:fill="D9D9D9"/>
           </w:rPr>
           <w:t xml:space="preserve">向内</w:t>
         </w:r>
@@ -7857,7 +7857,7 @@
             <w:rFonts w:ascii="Times New Roman" w:hAnsi="Times New Roman" w:eastAsia="宋体"/>
             <w:sz w:val="21"/>
             <w:szCs w:val="21"/>
-            <w:bdr w:val="single" w:sz="8" w:space="0" w:color="auto"/>
+            <w:shd w:val="clear" w:color="auto" w:fill="D9D9D9"/>
           </w:rPr>
           <w:t xml:space="preserve">矢量和</w:t>
         </w:r>
@@ -8057,7 +8057,7 @@
             <w:rFonts w:ascii="Times New Roman" w:hAnsi="Times New Roman" w:eastAsia="宋体"/>
             <w:sz w:val="21"/>
             <w:szCs w:val="21"/>
-            <w:bdr w:val="single" w:sz="8" w:space="0" w:color="auto"/>
+            <w:shd w:val="clear" w:color="auto" w:fill="D9D9D9"/>
           </w:rPr>
           <w:t xml:space="preserve">法拉第</w:t>
         </w:r>
@@ -8109,7 +8109,7 @@
             <w:rFonts w:ascii="Times New Roman" w:hAnsi="Times New Roman" w:eastAsia="宋体"/>
             <w:sz w:val="21"/>
             <w:szCs w:val="21"/>
-            <w:bdr w:val="single" w:sz="8" w:space="0" w:color="auto"/>
+            <w:shd w:val="clear" w:color="auto" w:fill="D9D9D9"/>
           </w:rPr>
           <w:t xml:space="preserve">有方向</w:t>
         </w:r>
@@ -8134,7 +8134,7 @@
             <w:rFonts w:ascii="Times New Roman" w:hAnsi="Times New Roman" w:eastAsia="宋体"/>
             <w:sz w:val="21"/>
             <w:szCs w:val="21"/>
-            <w:bdr w:val="single" w:sz="8" w:space="0" w:color="auto"/>
+            <w:shd w:val="clear" w:color="auto" w:fill="D9D9D9"/>
           </w:rPr>
           <w:t xml:space="preserve">切线方向</w:t>
         </w:r>
@@ -8159,7 +8159,7 @@
             <w:rFonts w:ascii="Times New Roman" w:hAnsi="Times New Roman" w:eastAsia="宋体"/>
             <w:sz w:val="21"/>
             <w:szCs w:val="21"/>
-            <w:bdr w:val="single" w:sz="8" w:space="0" w:color="auto"/>
+            <w:shd w:val="clear" w:color="auto" w:fill="D9D9D9"/>
           </w:rPr>
           <w:t xml:space="preserve">电场强度</w:t>
         </w:r>
@@ -8184,7 +8184,7 @@
             <w:rFonts w:ascii="Times New Roman" w:hAnsi="Times New Roman" w:eastAsia="宋体"/>
             <w:sz w:val="21"/>
             <w:szCs w:val="21"/>
-            <w:bdr w:val="single" w:sz="8" w:space="0" w:color="auto"/>
+            <w:shd w:val="clear" w:color="auto" w:fill="D9D9D9"/>
           </w:rPr>
           <w:t xml:space="preserve">假想</w:t>
         </w:r>
@@ -8209,7 +8209,7 @@
             <w:rFonts w:ascii="Times New Roman" w:hAnsi="Times New Roman" w:eastAsia="宋体"/>
             <w:sz w:val="21"/>
             <w:szCs w:val="21"/>
-            <w:bdr w:val="single" w:sz="8" w:space="0" w:color="auto"/>
+            <w:shd w:val="clear" w:color="auto" w:fill="D9D9D9"/>
           </w:rPr>
           <w:t xml:space="preserve">电场</w:t>
         </w:r>
@@ -8354,7 +8354,7 @@
             <w:rFonts w:ascii="Times New Roman" w:hAnsi="Times New Roman" w:eastAsia="宋体"/>
             <w:sz w:val="21"/>
             <w:szCs w:val="21"/>
-            <w:bdr w:val="single" w:sz="8" w:space="0" w:color="auto"/>
+            <w:shd w:val="clear" w:color="auto" w:fill="D9D9D9"/>
           </w:rPr>
           <w:t xml:space="preserve">正电荷或无限远</w:t>
         </w:r>
@@ -8379,7 +8379,7 @@
             <w:rFonts w:ascii="Times New Roman" w:hAnsi="Times New Roman" w:eastAsia="宋体"/>
             <w:sz w:val="21"/>
             <w:szCs w:val="21"/>
-            <w:bdr w:val="single" w:sz="8" w:space="0" w:color="auto"/>
+            <w:shd w:val="clear" w:color="auto" w:fill="D9D9D9"/>
           </w:rPr>
           <w:t xml:space="preserve">无限远或负电荷</w:t>
         </w:r>
@@ -8439,7 +8439,7 @@
             <w:rFonts w:ascii="Times New Roman" w:hAnsi="Times New Roman" w:eastAsia="宋体"/>
             <w:sz w:val="21"/>
             <w:szCs w:val="21"/>
-            <w:bdr w:val="single" w:sz="8" w:space="0" w:color="auto"/>
+            <w:shd w:val="clear" w:color="auto" w:fill="D9D9D9"/>
           </w:rPr>
           <w:t xml:space="preserve">不相交</w:t>
         </w:r>
@@ -8499,7 +8499,7 @@
             <w:rFonts w:ascii="Times New Roman" w:hAnsi="Times New Roman" w:eastAsia="宋体"/>
             <w:sz w:val="21"/>
             <w:szCs w:val="21"/>
-            <w:bdr w:val="single" w:sz="8" w:space="0" w:color="auto"/>
+            <w:shd w:val="clear" w:color="auto" w:fill="D9D9D9"/>
           </w:rPr>
           <w:t xml:space="preserve">疏密</w:t>
         </w:r>
@@ -8806,7 +8806,7 @@
             <w:rFonts w:ascii="Times New Roman" w:hAnsi="Times New Roman" w:eastAsia="宋体"/>
             <w:sz w:val="21"/>
             <w:szCs w:val="21"/>
-            <w:bdr w:val="single" w:sz="8" w:space="0" w:color="auto"/>
+            <w:shd w:val="clear" w:color="auto" w:fill="D9D9D9"/>
           </w:rPr>
           <w:t xml:space="preserve">大小相等</w:t>
         </w:r>
@@ -8831,7 +8831,7 @@
             <w:rFonts w:ascii="Times New Roman" w:hAnsi="Times New Roman" w:eastAsia="宋体"/>
             <w:sz w:val="21"/>
             <w:szCs w:val="21"/>
-            <w:bdr w:val="single" w:sz="8" w:space="0" w:color="auto"/>
+            <w:shd w:val="clear" w:color="auto" w:fill="D9D9D9"/>
           </w:rPr>
           <w:t xml:space="preserve">方向相同</w:t>
         </w:r>
@@ -8918,7 +8918,7 @@
             <w:rFonts w:ascii="Times New Roman" w:hAnsi="Times New Roman" w:eastAsia="宋体"/>
             <w:sz w:val="21"/>
             <w:szCs w:val="21"/>
-            <w:bdr w:val="single" w:sz="8" w:space="0" w:color="auto"/>
+            <w:shd w:val="clear" w:color="auto" w:fill="D9D9D9"/>
           </w:rPr>
           <w:t xml:space="preserve">平行</w:t>
         </w:r>
@@ -8943,7 +8943,7 @@
             <w:rFonts w:ascii="Times New Roman" w:hAnsi="Times New Roman" w:eastAsia="宋体"/>
             <w:sz w:val="21"/>
             <w:szCs w:val="21"/>
-            <w:bdr w:val="single" w:sz="8" w:space="0" w:color="auto"/>
+            <w:shd w:val="clear" w:color="auto" w:fill="D9D9D9"/>
           </w:rPr>
           <w:t xml:space="preserve">等距</w:t>
         </w:r>
@@ -9003,7 +9003,7 @@
             <w:rFonts w:ascii="Times New Roman" w:hAnsi="Times New Roman" w:eastAsia="宋体"/>
             <w:sz w:val="21"/>
             <w:szCs w:val="21"/>
-            <w:bdr w:val="single" w:sz="8" w:space="0" w:color="auto"/>
+            <w:shd w:val="clear" w:color="auto" w:fill="D9D9D9"/>
           </w:rPr>
           <w:t xml:space="preserve">相同</w:t>
         </w:r>
@@ -9028,7 +9028,7 @@
             <w:rFonts w:ascii="Times New Roman" w:hAnsi="Times New Roman" w:eastAsia="宋体"/>
             <w:sz w:val="21"/>
             <w:szCs w:val="21"/>
-            <w:bdr w:val="single" w:sz="8" w:space="0" w:color="auto"/>
+            <w:shd w:val="clear" w:color="auto" w:fill="D9D9D9"/>
           </w:rPr>
           <w:t xml:space="preserve">均匀</w:t>
         </w:r>
@@ -9369,7 +9369,7 @@
             <w:rFonts w:ascii="Times New Roman" w:hAnsi="Times New Roman" w:eastAsia="宋体"/>
             <w:sz w:val="21"/>
             <w:szCs w:val="21"/>
-            <w:bdr w:val="single" w:sz="8" w:space="0" w:color="auto"/>
+            <w:shd w:val="clear" w:color="auto" w:fill="D9D9D9"/>
           </w:rPr>
           <w:t xml:space="preserve">定向移动</w:t>
         </w:r>
@@ -9422,7 +9422,7 @@
             <w:rFonts w:ascii="Times New Roman" w:hAnsi="Times New Roman" w:eastAsia="宋体"/>
             <w:sz w:val="21"/>
             <w:szCs w:val="21"/>
-            <w:bdr w:val="single" w:sz="8" w:space="0" w:color="auto"/>
+            <w:shd w:val="clear" w:color="auto" w:fill="D9D9D9"/>
           </w:rPr>
           <w:t xml:space="preserve">0</w:t>
         </w:r>
@@ -9613,7 +9613,7 @@
             <w:rFonts w:ascii="Times New Roman" w:hAnsi="Times New Roman" w:eastAsia="宋体"/>
             <w:sz w:val="21"/>
             <w:szCs w:val="21"/>
-            <w:bdr w:val="single" w:sz="8" w:space="0" w:color="auto"/>
+            <w:shd w:val="clear" w:color="auto" w:fill="D9D9D9"/>
           </w:rPr>
           <w:t xml:space="preserve">内部</w:t>
         </w:r>
@@ -9638,7 +9638,7 @@
             <w:rFonts w:ascii="Times New Roman" w:hAnsi="Times New Roman" w:eastAsia="宋体"/>
             <w:sz w:val="21"/>
             <w:szCs w:val="21"/>
-            <w:bdr w:val="single" w:sz="8" w:space="0" w:color="auto"/>
+            <w:shd w:val="clear" w:color="auto" w:fill="D9D9D9"/>
           </w:rPr>
           <w:t xml:space="preserve">外表面</w:t>
         </w:r>
@@ -9699,7 +9699,7 @@
             <w:rFonts w:ascii="Times New Roman" w:hAnsi="Times New Roman" w:eastAsia="宋体"/>
             <w:sz w:val="21"/>
             <w:szCs w:val="21"/>
-            <w:bdr w:val="single" w:sz="8" w:space="0" w:color="auto"/>
+            <w:shd w:val="clear" w:color="auto" w:fill="D9D9D9"/>
           </w:rPr>
           <w:t xml:space="preserve">越大</w:t>
         </w:r>
@@ -9751,7 +9751,7 @@
             <w:rFonts w:ascii="Times New Roman" w:hAnsi="Times New Roman" w:eastAsia="宋体"/>
             <w:sz w:val="21"/>
             <w:szCs w:val="21"/>
-            <w:bdr w:val="single" w:sz="8" w:space="0" w:color="auto"/>
+            <w:shd w:val="clear" w:color="auto" w:fill="D9D9D9"/>
           </w:rPr>
           <w:t xml:space="preserve">垂直</w:t>
         </w:r>
@@ -9978,7 +9978,7 @@
             <w:rFonts w:ascii="Times New Roman" w:hAnsi="Times New Roman" w:eastAsia="宋体"/>
             <w:sz w:val="21"/>
             <w:szCs w:val="21"/>
-            <w:bdr w:val="single" w:sz="8" w:space="0" w:color="auto"/>
+            <w:shd w:val="clear" w:color="auto" w:fill="D9D9D9"/>
           </w:rPr>
           <w:t xml:space="preserve">密度</w:t>
         </w:r>
@@ -10003,7 +10003,7 @@
             <w:rFonts w:ascii="Times New Roman" w:hAnsi="Times New Roman" w:eastAsia="宋体"/>
             <w:sz w:val="21"/>
             <w:szCs w:val="21"/>
-            <w:bdr w:val="single" w:sz="8" w:space="0" w:color="auto"/>
+            <w:shd w:val="clear" w:color="auto" w:fill="D9D9D9"/>
           </w:rPr>
           <w:t xml:space="preserve">分离</w:t>
         </w:r>
@@ -10056,7 +10056,7 @@
             <w:rFonts w:ascii="Times New Roman" w:hAnsi="Times New Roman" w:eastAsia="宋体"/>
             <w:sz w:val="21"/>
             <w:szCs w:val="21"/>
-            <w:bdr w:val="single" w:sz="8" w:space="0" w:color="auto"/>
+            <w:shd w:val="clear" w:color="auto" w:fill="D9D9D9"/>
           </w:rPr>
           <w:t xml:space="preserve">吸引</w:t>
         </w:r>
@@ -10081,7 +10081,7 @@
             <w:rFonts w:ascii="Times New Roman" w:hAnsi="Times New Roman" w:eastAsia="宋体"/>
             <w:sz w:val="21"/>
             <w:szCs w:val="21"/>
-            <w:bdr w:val="single" w:sz="8" w:space="0" w:color="auto"/>
+            <w:shd w:val="clear" w:color="auto" w:fill="D9D9D9"/>
           </w:rPr>
           <w:t xml:space="preserve">中和</w:t>
         </w:r>
@@ -10106,7 +10106,7 @@
             <w:rFonts w:ascii="Times New Roman" w:hAnsi="Times New Roman" w:eastAsia="宋体"/>
             <w:sz w:val="21"/>
             <w:szCs w:val="21"/>
-            <w:bdr w:val="single" w:sz="8" w:space="0" w:color="auto"/>
+            <w:shd w:val="clear" w:color="auto" w:fill="D9D9D9"/>
           </w:rPr>
           <w:t xml:space="preserve">失去电荷</w:t>
         </w:r>
@@ -10228,7 +10228,7 @@
             <w:rFonts w:ascii="Times New Roman" w:hAnsi="Times New Roman" w:eastAsia="宋体"/>
             <w:sz w:val="21"/>
             <w:szCs w:val="21"/>
-            <w:bdr w:val="single" w:sz="8" w:space="0" w:color="auto"/>
+            <w:shd w:val="clear" w:color="auto" w:fill="D9D9D9"/>
           </w:rPr>
           <w:t xml:space="preserve">光滑</w:t>
         </w:r>
@@ -10471,7 +10471,7 @@
             <w:rFonts w:ascii="Times New Roman" w:hAnsi="Times New Roman" w:eastAsia="宋体"/>
             <w:sz w:val="21"/>
             <w:szCs w:val="21"/>
-            <w:bdr w:val="single" w:sz="8" w:space="0" w:color="auto"/>
+            <w:shd w:val="clear" w:color="auto" w:fill="D9D9D9"/>
           </w:rPr>
           <w:t xml:space="preserve">不会</w:t>
         </w:r>
@@ -10523,7 +10523,7 @@
             <w:rFonts w:ascii="Times New Roman" w:hAnsi="Times New Roman" w:eastAsia="宋体"/>
             <w:sz w:val="21"/>
             <w:szCs w:val="21"/>
-            <w:bdr w:val="single" w:sz="8" w:space="0" w:color="auto"/>
+            <w:shd w:val="clear" w:color="auto" w:fill="D9D9D9"/>
           </w:rPr>
           <w:t xml:space="preserve">静电感应</w:t>
         </w:r>
@@ -10548,7 +10548,7 @@
             <w:rFonts w:ascii="Times New Roman" w:hAnsi="Times New Roman" w:eastAsia="宋体"/>
             <w:sz w:val="21"/>
             <w:szCs w:val="21"/>
-            <w:bdr w:val="single" w:sz="8" w:space="0" w:color="auto"/>
+            <w:shd w:val="clear" w:color="auto" w:fill="D9D9D9"/>
           </w:rPr>
           <w:t xml:space="preserve">零</w:t>
         </w:r>
@@ -10823,7 +10823,7 @@
             <w:rFonts w:ascii="Times New Roman" w:hAnsi="Times New Roman" w:eastAsia="宋体"/>
             <w:sz w:val="21"/>
             <w:szCs w:val="21"/>
-            <w:bdr w:val="single" w:sz="8" w:space="0" w:color="auto"/>
+            <w:shd w:val="clear" w:color="auto" w:fill="D9D9D9"/>
           </w:rPr>
           <w:t xml:space="preserve">静电力</w:t>
         </w:r>
@@ -11104,7 +11104,7 @@
         <w:sz w:val="21"/>
         <w:szCs w:val="21"/>
       </w:rPr>
-      <w:t>7</w:t>
+      <w:t>6</w:t>
     </w:r>
     <w:r>
       <w:rPr>

--- a/高中物理/高中物理同步/人教版必修3 第9章 静电场及其应用·知识清单（完成）.docx
+++ b/高中物理/高中物理同步/人教版必修3 第9章 静电场及其应用·知识清单（完成）.docx
@@ -265,7 +265,7 @@
             <w:rFonts w:ascii="Times New Roman" w:hAnsi="Times New Roman" w:eastAsia="宋体"/>
             <w:sz w:val="21"/>
             <w:szCs w:val="21"/>
-            <w:shd w:val="clear" w:color="auto" w:fill="D9D9D9"/>
+            <w:shd w:val="clear" w:color="auto" w:fill="A6A6A6"/>
           </w:rPr>
           <w:t xml:space="preserve">正</w:t>
         </w:r>
@@ -290,7 +290,7 @@
             <w:rFonts w:ascii="Times New Roman" w:hAnsi="Times New Roman" w:eastAsia="宋体"/>
             <w:sz w:val="21"/>
             <w:szCs w:val="21"/>
-            <w:shd w:val="clear" w:color="auto" w:fill="D9D9D9"/>
+            <w:shd w:val="clear" w:color="auto" w:fill="A6A6A6"/>
           </w:rPr>
           <w:t xml:space="preserve">负</w:t>
         </w:r>
@@ -353,7 +353,7 @@
             <w:rFonts w:ascii="Times New Roman" w:hAnsi="Times New Roman" w:eastAsia="宋体"/>
             <w:sz w:val="21"/>
             <w:szCs w:val="21"/>
-            <w:shd w:val="clear" w:color="auto" w:fill="D9D9D9"/>
+            <w:shd w:val="clear" w:color="auto" w:fill="A6A6A6"/>
           </w:rPr>
           <w:t xml:space="preserve">排斥</w:t>
         </w:r>
@@ -378,7 +378,7 @@
             <w:rFonts w:ascii="Times New Roman" w:hAnsi="Times New Roman" w:eastAsia="宋体"/>
             <w:sz w:val="21"/>
             <w:szCs w:val="21"/>
-            <w:shd w:val="clear" w:color="auto" w:fill="D9D9D9"/>
+            <w:shd w:val="clear" w:color="auto" w:fill="A6A6A6"/>
           </w:rPr>
           <w:t xml:space="preserve">吸引</w:t>
         </w:r>
@@ -476,7 +476,7 @@
             <w:rFonts w:ascii="Times New Roman" w:hAnsi="Times New Roman" w:eastAsia="宋体"/>
             <w:sz w:val="21"/>
             <w:szCs w:val="21"/>
-            <w:shd w:val="clear" w:color="auto" w:fill="D9D9D9"/>
+            <w:shd w:val="clear" w:color="auto" w:fill="A6A6A6"/>
           </w:rPr>
           <w:t xml:space="preserve">库仑</w:t>
         </w:r>
@@ -517,7 +517,7 @@
             <w:rFonts w:ascii="Times New Roman" w:hAnsi="Times New Roman" w:eastAsia="宋体"/>
             <w:sz w:val="21"/>
             <w:szCs w:val="21"/>
-            <w:shd w:val="clear" w:color="auto" w:fill="D9D9D9"/>
+            <w:shd w:val="clear" w:color="auto" w:fill="A6A6A6"/>
           </w:rPr>
           <w:t xml:space="preserve">正</w:t>
         </w:r>
@@ -542,7 +542,7 @@
             <w:rFonts w:ascii="Times New Roman" w:hAnsi="Times New Roman" w:eastAsia="宋体"/>
             <w:sz w:val="21"/>
             <w:szCs w:val="21"/>
-            <w:shd w:val="clear" w:color="auto" w:fill="D9D9D9"/>
+            <w:shd w:val="clear" w:color="auto" w:fill="A6A6A6"/>
           </w:rPr>
           <w:t xml:space="preserve">负</w:t>
         </w:r>
@@ -604,7 +604,7 @@
             <w:rFonts w:ascii="Times New Roman" w:hAnsi="Times New Roman" w:eastAsia="宋体"/>
             <w:sz w:val="21"/>
             <w:szCs w:val="21"/>
-            <w:shd w:val="clear" w:color="auto" w:fill="D9D9D9"/>
+            <w:shd w:val="clear" w:color="auto" w:fill="A6A6A6"/>
           </w:rPr>
           <w:t xml:space="preserve">质子</w:t>
         </w:r>
@@ -629,7 +629,7 @@
             <w:rFonts w:ascii="Times New Roman" w:hAnsi="Times New Roman" w:eastAsia="宋体"/>
             <w:sz w:val="21"/>
             <w:szCs w:val="21"/>
-            <w:shd w:val="clear" w:color="auto" w:fill="D9D9D9"/>
+            <w:shd w:val="clear" w:color="auto" w:fill="A6A6A6"/>
           </w:rPr>
           <w:t xml:space="preserve">电子</w:t>
         </w:r>
@@ -654,7 +654,7 @@
             <w:rFonts w:ascii="Times New Roman" w:hAnsi="Times New Roman" w:eastAsia="宋体"/>
             <w:sz w:val="21"/>
             <w:szCs w:val="21"/>
-            <w:shd w:val="clear" w:color="auto" w:fill="D9D9D9"/>
+            <w:shd w:val="clear" w:color="auto" w:fill="A6A6A6"/>
           </w:rPr>
           <w:t xml:space="preserve">一样多</w:t>
         </w:r>
@@ -679,7 +679,7 @@
             <w:rFonts w:ascii="Times New Roman" w:hAnsi="Times New Roman" w:eastAsia="宋体"/>
             <w:sz w:val="21"/>
             <w:szCs w:val="21"/>
-            <w:shd w:val="clear" w:color="auto" w:fill="D9D9D9"/>
+            <w:shd w:val="clear" w:color="auto" w:fill="A6A6A6"/>
           </w:rPr>
           <w:t xml:space="preserve">电中性</w:t>
         </w:r>
@@ -1298,7 +1298,7 @@
             <w:rFonts w:ascii="Times New Roman" w:hAnsi="Times New Roman" w:eastAsia="宋体"/>
             <w:sz w:val="21"/>
             <w:szCs w:val="21"/>
-            <w:shd w:val="clear" w:color="auto" w:fill="D9D9D9"/>
+            <w:shd w:val="clear" w:color="auto" w:fill="A6A6A6"/>
           </w:rPr>
           <w:t xml:space="preserve">摩擦</w:t>
         </w:r>
@@ -1358,7 +1358,7 @@
             <w:rFonts w:ascii="Times New Roman" w:hAnsi="Times New Roman" w:eastAsia="宋体"/>
             <w:sz w:val="21"/>
             <w:szCs w:val="21"/>
-            <w:shd w:val="clear" w:color="auto" w:fill="D9D9D9"/>
+            <w:shd w:val="clear" w:color="auto" w:fill="A6A6A6"/>
           </w:rPr>
           <w:t xml:space="preserve">电子</w:t>
         </w:r>
@@ -1383,7 +1383,7 @@
             <w:rFonts w:ascii="Times New Roman" w:hAnsi="Times New Roman" w:eastAsia="宋体"/>
             <w:sz w:val="21"/>
             <w:szCs w:val="21"/>
-            <w:shd w:val="clear" w:color="auto" w:fill="D9D9D9"/>
+            <w:shd w:val="clear" w:color="auto" w:fill="A6A6A6"/>
           </w:rPr>
           <w:t xml:space="preserve">转移</w:t>
         </w:r>
@@ -1408,7 +1408,7 @@
             <w:rFonts w:ascii="Times New Roman" w:hAnsi="Times New Roman" w:eastAsia="宋体"/>
             <w:sz w:val="21"/>
             <w:szCs w:val="21"/>
-            <w:shd w:val="clear" w:color="auto" w:fill="D9D9D9"/>
+            <w:shd w:val="clear" w:color="auto" w:fill="A6A6A6"/>
           </w:rPr>
           <w:t xml:space="preserve">中性</w:t>
         </w:r>
@@ -1433,7 +1433,7 @@
             <w:rFonts w:ascii="Times New Roman" w:hAnsi="Times New Roman" w:eastAsia="宋体"/>
             <w:sz w:val="21"/>
             <w:szCs w:val="21"/>
-            <w:shd w:val="clear" w:color="auto" w:fill="D9D9D9"/>
+            <w:shd w:val="clear" w:color="auto" w:fill="A6A6A6"/>
           </w:rPr>
           <w:t xml:space="preserve">得到电子</w:t>
         </w:r>
@@ -1458,7 +1458,7 @@
             <w:rFonts w:ascii="Times New Roman" w:hAnsi="Times New Roman" w:eastAsia="宋体"/>
             <w:sz w:val="21"/>
             <w:szCs w:val="21"/>
-            <w:shd w:val="clear" w:color="auto" w:fill="D9D9D9"/>
+            <w:shd w:val="clear" w:color="auto" w:fill="A6A6A6"/>
           </w:rPr>
           <w:t xml:space="preserve">失去电子</w:t>
         </w:r>
@@ -1679,7 +1679,7 @@
             <w:rFonts w:ascii="Times New Roman" w:hAnsi="Times New Roman" w:eastAsia="宋体"/>
             <w:sz w:val="21"/>
             <w:szCs w:val="21"/>
-            <w:shd w:val="clear" w:color="auto" w:fill="D9D9D9"/>
+            <w:shd w:val="clear" w:color="auto" w:fill="A6A6A6"/>
           </w:rPr>
           <w:t xml:space="preserve">相同</w:t>
         </w:r>
@@ -1968,7 +1968,7 @@
             <w:rFonts w:ascii="Times New Roman" w:hAnsi="Times New Roman" w:eastAsia="宋体"/>
             <w:sz w:val="21"/>
             <w:szCs w:val="21"/>
-            <w:shd w:val="clear" w:color="auto" w:fill="D9D9D9"/>
+            <w:shd w:val="clear" w:color="auto" w:fill="A6A6A6"/>
           </w:rPr>
           <w:t xml:space="preserve">两侧金属箔都张开。</w:t>
         </w:r>
@@ -2060,7 +2060,7 @@
             <w:rFonts w:ascii="Times New Roman" w:hAnsi="Times New Roman" w:eastAsia="宋体"/>
             <w:sz w:val="21"/>
             <w:szCs w:val="21"/>
-            <w:shd w:val="clear" w:color="auto" w:fill="D9D9D9"/>
+            <w:shd w:val="clear" w:color="auto" w:fill="A6A6A6"/>
           </w:rPr>
           <w:t xml:space="preserve">金属箔仍张开，但张角变小。</w:t>
         </w:r>
@@ -2136,7 +2136,7 @@
             <w:rFonts w:ascii="Times New Roman" w:hAnsi="Times New Roman" w:eastAsia="宋体"/>
             <w:sz w:val="21"/>
             <w:szCs w:val="21"/>
-            <w:shd w:val="clear" w:color="auto" w:fill="D9D9D9"/>
+            <w:shd w:val="clear" w:color="auto" w:fill="A6A6A6"/>
           </w:rPr>
           <w:t xml:space="preserve">金属箔都闭合</w:t>
         </w:r>
@@ -2188,7 +2188,7 @@
             <w:rFonts w:ascii="Times New Roman" w:hAnsi="Times New Roman" w:eastAsia="宋体"/>
             <w:sz w:val="21"/>
             <w:szCs w:val="21"/>
-            <w:shd w:val="clear" w:color="auto" w:fill="D9D9D9"/>
+            <w:shd w:val="clear" w:color="auto" w:fill="A6A6A6"/>
           </w:rPr>
           <w:t xml:space="preserve">吸引</w:t>
         </w:r>
@@ -2213,7 +2213,7 @@
             <w:rFonts w:ascii="Times New Roman" w:hAnsi="Times New Roman" w:eastAsia="宋体"/>
             <w:sz w:val="21"/>
             <w:szCs w:val="21"/>
-            <w:shd w:val="clear" w:color="auto" w:fill="D9D9D9"/>
+            <w:shd w:val="clear" w:color="auto" w:fill="A6A6A6"/>
           </w:rPr>
           <w:t xml:space="preserve">排斥</w:t>
         </w:r>
@@ -2238,7 +2238,7 @@
             <w:rFonts w:ascii="Times New Roman" w:hAnsi="Times New Roman" w:eastAsia="宋体"/>
             <w:sz w:val="21"/>
             <w:szCs w:val="21"/>
-            <w:shd w:val="clear" w:color="auto" w:fill="D9D9D9"/>
+            <w:shd w:val="clear" w:color="auto" w:fill="A6A6A6"/>
           </w:rPr>
           <w:t xml:space="preserve">异种</w:t>
         </w:r>
@@ -2263,7 +2263,7 @@
             <w:rFonts w:ascii="Times New Roman" w:hAnsi="Times New Roman" w:eastAsia="宋体"/>
             <w:sz w:val="21"/>
             <w:szCs w:val="21"/>
-            <w:shd w:val="clear" w:color="auto" w:fill="D9D9D9"/>
+            <w:shd w:val="clear" w:color="auto" w:fill="A6A6A6"/>
           </w:rPr>
           <w:t xml:space="preserve">同种</w:t>
         </w:r>
@@ -2365,7 +2365,7 @@
             <w:rFonts w:ascii="Times New Roman" w:hAnsi="Times New Roman" w:eastAsia="宋体"/>
             <w:sz w:val="21"/>
             <w:szCs w:val="21"/>
-            <w:shd w:val="clear" w:color="auto" w:fill="D9D9D9"/>
+            <w:shd w:val="clear" w:color="auto" w:fill="A6A6A6"/>
           </w:rPr>
           <w:t xml:space="preserve">静电感应</w:t>
         </w:r>
@@ -2801,7 +2801,7 @@
             <w:rFonts w:ascii="Times New Roman" w:hAnsi="Times New Roman" w:eastAsia="宋体"/>
             <w:sz w:val="21"/>
             <w:szCs w:val="21"/>
-            <w:shd w:val="clear" w:color="auto" w:fill="D9D9D9"/>
+            <w:shd w:val="clear" w:color="auto" w:fill="A6A6A6"/>
           </w:rPr>
           <w:t xml:space="preserve">是否带电</w:t>
         </w:r>
@@ -2842,7 +2842,7 @@
             <w:rFonts w:ascii="Times New Roman" w:hAnsi="Times New Roman" w:eastAsia="宋体"/>
             <w:sz w:val="21"/>
             <w:szCs w:val="21"/>
-            <w:shd w:val="clear" w:color="auto" w:fill="D9D9D9"/>
+            <w:shd w:val="clear" w:color="auto" w:fill="A6A6A6"/>
           </w:rPr>
           <w:t xml:space="preserve">排斥</w:t>
         </w:r>
@@ -2902,7 +2902,7 @@
             <w:rFonts w:ascii="Times New Roman" w:hAnsi="Times New Roman" w:eastAsia="宋体"/>
             <w:sz w:val="21"/>
             <w:szCs w:val="21"/>
-            <w:shd w:val="clear" w:color="auto" w:fill="D9D9D9"/>
+            <w:shd w:val="clear" w:color="auto" w:fill="A6A6A6"/>
           </w:rPr>
           <w:t xml:space="preserve">指针</w:t>
         </w:r>
@@ -2927,7 +2927,7 @@
             <w:rFonts w:ascii="Times New Roman" w:hAnsi="Times New Roman" w:eastAsia="宋体"/>
             <w:sz w:val="21"/>
             <w:szCs w:val="21"/>
-            <w:shd w:val="clear" w:color="auto" w:fill="D9D9D9"/>
+            <w:shd w:val="clear" w:color="auto" w:fill="A6A6A6"/>
           </w:rPr>
           <w:t xml:space="preserve">金属</w:t>
         </w:r>
@@ -3156,7 +3156,7 @@
             <w:rFonts w:ascii="Times New Roman" w:hAnsi="Times New Roman" w:eastAsia="宋体"/>
             <w:sz w:val="21"/>
             <w:szCs w:val="21"/>
-            <w:shd w:val="clear" w:color="auto" w:fill="D9D9D9"/>
+            <w:shd w:val="clear" w:color="auto" w:fill="A6A6A6"/>
           </w:rPr>
           <w:t xml:space="preserve">创生</w:t>
         </w:r>
@@ -3181,7 +3181,7 @@
             <w:rFonts w:ascii="Times New Roman" w:hAnsi="Times New Roman" w:eastAsia="宋体"/>
             <w:sz w:val="21"/>
             <w:szCs w:val="21"/>
-            <w:shd w:val="clear" w:color="auto" w:fill="D9D9D9"/>
+            <w:shd w:val="clear" w:color="auto" w:fill="A6A6A6"/>
           </w:rPr>
           <w:t xml:space="preserve">消灭</w:t>
         </w:r>
@@ -3206,7 +3206,7 @@
             <w:rFonts w:ascii="Times New Roman" w:hAnsi="Times New Roman" w:eastAsia="宋体"/>
             <w:sz w:val="21"/>
             <w:szCs w:val="21"/>
-            <w:shd w:val="clear" w:color="auto" w:fill="D9D9D9"/>
+            <w:shd w:val="clear" w:color="auto" w:fill="A6A6A6"/>
           </w:rPr>
           <w:t xml:space="preserve">转移</w:t>
         </w:r>
@@ -3231,7 +3231,7 @@
             <w:rFonts w:ascii="Times New Roman" w:hAnsi="Times New Roman" w:eastAsia="宋体"/>
             <w:sz w:val="21"/>
             <w:szCs w:val="21"/>
-            <w:shd w:val="clear" w:color="auto" w:fill="D9D9D9"/>
+            <w:shd w:val="clear" w:color="auto" w:fill="A6A6A6"/>
           </w:rPr>
           <w:t xml:space="preserve">转移</w:t>
         </w:r>
@@ -3256,7 +3256,7 @@
             <w:rFonts w:ascii="Times New Roman" w:hAnsi="Times New Roman" w:eastAsia="宋体"/>
             <w:sz w:val="21"/>
             <w:szCs w:val="21"/>
-            <w:shd w:val="clear" w:color="auto" w:fill="D9D9D9"/>
+            <w:shd w:val="clear" w:color="auto" w:fill="A6A6A6"/>
           </w:rPr>
           <w:t xml:space="preserve">总量</w:t>
         </w:r>
@@ -3317,7 +3317,7 @@
             <w:rFonts w:ascii="Times New Roman" w:hAnsi="Times New Roman" w:eastAsia="宋体"/>
             <w:sz w:val="21"/>
             <w:szCs w:val="21"/>
-            <w:shd w:val="clear" w:color="auto" w:fill="D9D9D9"/>
+            <w:shd w:val="clear" w:color="auto" w:fill="A6A6A6"/>
           </w:rPr>
           <w:t xml:space="preserve">代数和</w:t>
         </w:r>
@@ -3404,7 +3404,7 @@
             <w:rFonts w:ascii="Times New Roman" w:hAnsi="Times New Roman" w:eastAsia="宋体"/>
             <w:sz w:val="21"/>
             <w:szCs w:val="21"/>
-            <w:shd w:val="clear" w:color="auto" w:fill="D9D9D9"/>
+            <w:shd w:val="clear" w:color="auto" w:fill="A6A6A6"/>
           </w:rPr>
           <w:t xml:space="preserve">电荷量</w:t>
         </w:r>
@@ -3429,7 +3429,7 @@
             <w:rFonts w:ascii="Times New Roman" w:hAnsi="Times New Roman" w:eastAsia="宋体"/>
             <w:sz w:val="21"/>
             <w:szCs w:val="21"/>
-            <w:shd w:val="clear" w:color="auto" w:fill="D9D9D9"/>
+            <w:shd w:val="clear" w:color="auto" w:fill="A6A6A6"/>
           </w:rPr>
           <w:t xml:space="preserve">电子</w:t>
         </w:r>
@@ -3454,7 +3454,7 @@
             <w:rFonts w:ascii="Times New Roman" w:hAnsi="Times New Roman" w:eastAsia="宋体"/>
             <w:sz w:val="21"/>
             <w:szCs w:val="21"/>
-            <w:shd w:val="clear" w:color="auto" w:fill="D9D9D9"/>
+            <w:shd w:val="clear" w:color="auto" w:fill="A6A6A6"/>
           </w:rPr>
           <w:t xml:space="preserve">整数倍</w:t>
         </w:r>
@@ -3531,7 +3531,7 @@
             <w:rFonts w:ascii="Times New Roman" w:hAnsi="Times New Roman" w:eastAsia="宋体"/>
             <w:sz w:val="21"/>
             <w:szCs w:val="21"/>
-            <w:shd w:val="clear" w:color="auto" w:fill="D9D9D9"/>
+            <w:shd w:val="clear" w:color="auto" w:fill="A6A6A6"/>
           </w:rPr>
           <w:t xml:space="preserve">1.60×10－19C</w:t>
         </w:r>
@@ -3572,7 +3572,7 @@
             <w:rFonts w:ascii="Times New Roman" w:hAnsi="Times New Roman" w:eastAsia="宋体"/>
             <w:sz w:val="21"/>
             <w:szCs w:val="21"/>
-            <w:shd w:val="clear" w:color="auto" w:fill="D9D9D9"/>
+            <w:shd w:val="clear" w:color="auto" w:fill="A6A6A6"/>
           </w:rPr>
           <w:t xml:space="preserve">密立根</w:t>
         </w:r>
@@ -3632,7 +3632,7 @@
             <w:rFonts w:ascii="Times New Roman" w:hAnsi="Times New Roman" w:eastAsia="宋体"/>
             <w:sz w:val="21"/>
             <w:szCs w:val="21"/>
-            <w:shd w:val="clear" w:color="auto" w:fill="D9D9D9"/>
+            <w:shd w:val="clear" w:color="auto" w:fill="A6A6A6"/>
           </w:rPr>
           <w:t xml:space="preserve">电荷量</w:t>
         </w:r>
@@ -3657,7 +3657,7 @@
             <w:rFonts w:ascii="Times New Roman" w:hAnsi="Times New Roman" w:eastAsia="宋体"/>
             <w:sz w:val="21"/>
             <w:szCs w:val="21"/>
-            <w:shd w:val="clear" w:color="auto" w:fill="D9D9D9"/>
+            <w:shd w:val="clear" w:color="auto" w:fill="A6A6A6"/>
           </w:rPr>
           <w:t xml:space="preserve">质量</w:t>
         </w:r>
@@ -3676,7 +3676,7 @@
             <m:ctrlPr>
               <w:rPr>
                 <w:rFonts w:ascii="Times New Roman" w:hAnsi="Times New Roman"/>
-                <w:shd w:val="clear" w:color="auto" w:fill="D9D9D9"/>
+                <w:shd w:val="clear" w:color="auto" w:fill="A6A6A6"/>
               </w:rPr>
             </m:ctrlPr>
           </m:fPr>
@@ -4328,7 +4328,7 @@
             <w:rFonts w:ascii="Times New Roman" w:hAnsi="Times New Roman" w:eastAsia="宋体"/>
             <w:sz w:val="21"/>
             <w:szCs w:val="21"/>
-            <w:shd w:val="clear" w:color="auto" w:fill="D9D9D9"/>
+            <w:shd w:val="clear" w:color="auto" w:fill="A6A6A6"/>
           </w:rPr>
           <w:t xml:space="preserve">电荷量的乘积</w:t>
         </w:r>
@@ -4353,7 +4353,7 @@
             <w:rFonts w:ascii="Times New Roman" w:hAnsi="Times New Roman" w:eastAsia="宋体"/>
             <w:sz w:val="21"/>
             <w:szCs w:val="21"/>
-            <w:shd w:val="clear" w:color="auto" w:fill="D9D9D9"/>
+            <w:shd w:val="clear" w:color="auto" w:fill="A6A6A6"/>
           </w:rPr>
           <w:t xml:space="preserve">二次方</w:t>
         </w:r>
@@ -4378,7 +4378,7 @@
             <w:rFonts w:ascii="Times New Roman" w:hAnsi="Times New Roman" w:eastAsia="宋体"/>
             <w:sz w:val="21"/>
             <w:szCs w:val="21"/>
-            <w:shd w:val="clear" w:color="auto" w:fill="D9D9D9"/>
+            <w:shd w:val="clear" w:color="auto" w:fill="A6A6A6"/>
           </w:rPr>
           <w:t xml:space="preserve">它们的连线上</w:t>
         </w:r>
@@ -4403,7 +4403,7 @@
             <w:rFonts w:ascii="Times New Roman" w:hAnsi="Times New Roman" w:eastAsia="宋体"/>
             <w:sz w:val="21"/>
             <w:szCs w:val="21"/>
-            <w:shd w:val="clear" w:color="auto" w:fill="D9D9D9"/>
+            <w:shd w:val="clear" w:color="auto" w:fill="A6A6A6"/>
           </w:rPr>
           <w:t xml:space="preserve">静电力</w:t>
         </w:r>
@@ -4428,7 +4428,7 @@
             <w:rFonts w:ascii="Times New Roman" w:hAnsi="Times New Roman" w:eastAsia="宋体"/>
             <w:sz w:val="21"/>
             <w:szCs w:val="21"/>
-            <w:shd w:val="clear" w:color="auto" w:fill="D9D9D9"/>
+            <w:shd w:val="clear" w:color="auto" w:fill="A6A6A6"/>
           </w:rPr>
           <w:t xml:space="preserve">库仑力</w:t>
         </w:r>
@@ -4505,7 +4505,7 @@
             <m:r>
               <w:rPr>
                 <w:rFonts w:ascii="Times New Roman" w:hAnsi="Times New Roman" w:cs="Cambria Math"/>
-                <w:shd w:val="clear" w:color="auto" w:fill="D9D9D9"/>
+                <w:shd w:val="clear" w:color="auto" w:fill="A6A6A6"/>
               </w:rPr>
               <m:t>k</m:t>
             </m:r>
@@ -4514,7 +4514,7 @@
                 <m:ctrlPr>
                   <w:rPr>
                     <w:rFonts w:ascii="Times New Roman" w:hAnsi="Times New Roman"/>
-                    <w:shd w:val="clear" w:color="auto" w:fill="D9D9D9"/>
+                    <w:shd w:val="clear" w:color="auto" w:fill="A6A6A6"/>
                   </w:rPr>
                 </m:ctrlPr>
               </m:fPr>
@@ -4655,7 +4655,7 @@
             <w:rFonts w:ascii="Times New Roman" w:hAnsi="Times New Roman" w:eastAsia="宋体"/>
             <w:sz w:val="21"/>
             <w:szCs w:val="21"/>
-            <w:shd w:val="clear" w:color="auto" w:fill="D9D9D9"/>
+            <w:shd w:val="clear" w:color="auto" w:fill="A6A6A6"/>
           </w:rPr>
           <w:t xml:space="preserve">9.0×109</w:t>
         </w:r>
@@ -4766,7 +4766,7 @@
             <w:rFonts w:ascii="Times New Roman" w:hAnsi="Times New Roman" w:eastAsia="宋体"/>
             <w:sz w:val="21"/>
             <w:szCs w:val="21"/>
-            <w:shd w:val="clear" w:color="auto" w:fill="D9D9D9"/>
+            <w:shd w:val="clear" w:color="auto" w:fill="A6A6A6"/>
           </w:rPr>
           <w:t xml:space="preserve">在真空中</w:t>
         </w:r>
@@ -4808,7 +4808,7 @@
             <w:rFonts w:ascii="Times New Roman" w:hAnsi="Times New Roman" w:eastAsia="宋体"/>
             <w:sz w:val="21"/>
             <w:szCs w:val="21"/>
-            <w:shd w:val="clear" w:color="auto" w:fill="D9D9D9"/>
+            <w:shd w:val="clear" w:color="auto" w:fill="A6A6A6"/>
           </w:rPr>
           <w:t xml:space="preserve">静止点电荷</w:t>
         </w:r>
@@ -5279,7 +5279,7 @@
             <w:rFonts w:ascii="Times New Roman" w:hAnsi="Times New Roman" w:eastAsia="宋体"/>
             <w:sz w:val="21"/>
             <w:szCs w:val="21"/>
-            <w:shd w:val="clear" w:color="auto" w:fill="D9D9D9"/>
+            <w:shd w:val="clear" w:color="auto" w:fill="A6A6A6"/>
           </w:rPr>
           <w:t xml:space="preserve">大得多</w:t>
         </w:r>
@@ -5304,7 +5304,7 @@
             <w:rFonts w:ascii="Times New Roman" w:hAnsi="Times New Roman" w:eastAsia="宋体"/>
             <w:sz w:val="21"/>
             <w:szCs w:val="21"/>
-            <w:shd w:val="clear" w:color="auto" w:fill="D9D9D9"/>
+            <w:shd w:val="clear" w:color="auto" w:fill="A6A6A6"/>
           </w:rPr>
           <w:t xml:space="preserve">形状</w:t>
         </w:r>
@@ -5329,7 +5329,7 @@
             <w:rFonts w:ascii="Times New Roman" w:hAnsi="Times New Roman" w:eastAsia="宋体"/>
             <w:sz w:val="21"/>
             <w:szCs w:val="21"/>
-            <w:shd w:val="clear" w:color="auto" w:fill="D9D9D9"/>
+            <w:shd w:val="clear" w:color="auto" w:fill="A6A6A6"/>
           </w:rPr>
           <w:t xml:space="preserve">大小</w:t>
         </w:r>
@@ -5354,7 +5354,7 @@
             <w:rFonts w:ascii="Times New Roman" w:hAnsi="Times New Roman" w:eastAsia="宋体"/>
             <w:sz w:val="21"/>
             <w:szCs w:val="21"/>
-            <w:shd w:val="clear" w:color="auto" w:fill="D9D9D9"/>
+            <w:shd w:val="clear" w:color="auto" w:fill="A6A6A6"/>
           </w:rPr>
           <w:t xml:space="preserve">电荷分布状况</w:t>
         </w:r>
@@ -5379,7 +5379,7 @@
             <w:rFonts w:ascii="Times New Roman" w:hAnsi="Times New Roman" w:eastAsia="宋体"/>
             <w:sz w:val="21"/>
             <w:szCs w:val="21"/>
-            <w:shd w:val="clear" w:color="auto" w:fill="D9D9D9"/>
+            <w:shd w:val="clear" w:color="auto" w:fill="A6A6A6"/>
           </w:rPr>
           <w:t xml:space="preserve">点电荷</w:t>
         </w:r>
@@ -5439,7 +5439,7 @@
             <w:rFonts w:ascii="Times New Roman" w:hAnsi="Times New Roman" w:eastAsia="宋体"/>
             <w:sz w:val="21"/>
             <w:szCs w:val="21"/>
-            <w:shd w:val="clear" w:color="auto" w:fill="D9D9D9"/>
+            <w:shd w:val="clear" w:color="auto" w:fill="A6A6A6"/>
           </w:rPr>
           <w:t xml:space="preserve">远小于</w:t>
         </w:r>
@@ -5499,7 +5499,7 @@
             <w:rFonts w:ascii="Times New Roman" w:hAnsi="Times New Roman" w:eastAsia="宋体"/>
             <w:sz w:val="21"/>
             <w:szCs w:val="21"/>
-            <w:shd w:val="clear" w:color="auto" w:fill="D9D9D9"/>
+            <w:shd w:val="clear" w:color="auto" w:fill="A6A6A6"/>
           </w:rPr>
           <w:t xml:space="preserve">理想化模型</w:t>
         </w:r>
@@ -5877,7 +5877,7 @@
             <w:rFonts w:ascii="Times New Roman" w:hAnsi="Times New Roman" w:eastAsia="宋体"/>
             <w:sz w:val="21"/>
             <w:szCs w:val="21"/>
-            <w:shd w:val="clear" w:color="auto" w:fill="D9D9D9"/>
+            <w:shd w:val="clear" w:color="auto" w:fill="A6A6A6"/>
           </w:rPr>
           <w:t xml:space="preserve">电场</w:t>
         </w:r>
@@ -5921,7 +5921,7 @@
             <w:rFonts w:ascii="Times New Roman" w:hAnsi="Times New Roman" w:eastAsia="宋体"/>
             <w:sz w:val="21"/>
             <w:szCs w:val="21"/>
-            <w:shd w:val="clear" w:color="auto" w:fill="D9D9D9"/>
+            <w:shd w:val="clear" w:color="auto" w:fill="A6A6A6"/>
           </w:rPr>
           <w:t xml:space="preserve">静电场</w:t>
         </w:r>
@@ -5946,7 +5946,7 @@
             <w:rFonts w:ascii="Times New Roman" w:hAnsi="Times New Roman" w:eastAsia="宋体"/>
             <w:sz w:val="21"/>
             <w:szCs w:val="21"/>
-            <w:shd w:val="clear" w:color="auto" w:fill="D9D9D9"/>
+            <w:shd w:val="clear" w:color="auto" w:fill="A6A6A6"/>
           </w:rPr>
           <w:t xml:space="preserve">力</w:t>
         </w:r>
@@ -6162,7 +6162,7 @@
             <w:rFonts w:ascii="Times New Roman" w:hAnsi="Times New Roman" w:eastAsia="宋体"/>
             <w:sz w:val="21"/>
             <w:szCs w:val="21"/>
-            <w:shd w:val="clear" w:color="auto" w:fill="D9D9D9"/>
+            <w:shd w:val="clear" w:color="auto" w:fill="A6A6A6"/>
           </w:rPr>
           <w:t xml:space="preserve">很小</w:t>
         </w:r>
@@ -6214,7 +6214,7 @@
             <w:rFonts w:ascii="Times New Roman" w:hAnsi="Times New Roman" w:eastAsia="宋体"/>
             <w:sz w:val="21"/>
             <w:szCs w:val="21"/>
-            <w:shd w:val="clear" w:color="auto" w:fill="D9D9D9"/>
+            <w:shd w:val="clear" w:color="auto" w:fill="A6A6A6"/>
           </w:rPr>
           <w:t xml:space="preserve">激发电场</w:t>
         </w:r>
@@ -6301,7 +6301,7 @@
             <w:rFonts w:ascii="Times New Roman" w:hAnsi="Times New Roman" w:eastAsia="宋体"/>
             <w:sz w:val="21"/>
             <w:szCs w:val="21"/>
-            <w:shd w:val="clear" w:color="auto" w:fill="D9D9D9"/>
+            <w:shd w:val="clear" w:color="auto" w:fill="A6A6A6"/>
           </w:rPr>
           <w:t xml:space="preserve">静电力</w:t>
         </w:r>
@@ -6326,7 +6326,7 @@
             <w:rFonts w:ascii="Times New Roman" w:hAnsi="Times New Roman" w:eastAsia="宋体"/>
             <w:sz w:val="21"/>
             <w:szCs w:val="21"/>
-            <w:shd w:val="clear" w:color="auto" w:fill="D9D9D9"/>
+            <w:shd w:val="clear" w:color="auto" w:fill="A6A6A6"/>
           </w:rPr>
           <w:t xml:space="preserve">电荷量</w:t>
         </w:r>
@@ -6389,7 +6389,7 @@
             <m:ctrlPr>
               <w:rPr>
                 <w:rFonts w:ascii="Times New Roman" w:hAnsi="Times New Roman"/>
-                <w:shd w:val="clear" w:color="auto" w:fill="D9D9D9"/>
+                <w:shd w:val="clear" w:color="auto" w:fill="A6A6A6"/>
               </w:rPr>
             </m:ctrlPr>
           </m:fPr>
@@ -6466,7 +6466,7 @@
             <w:rFonts w:ascii="Times New Roman" w:hAnsi="Times New Roman" w:eastAsia="宋体"/>
             <w:sz w:val="21"/>
             <w:szCs w:val="21"/>
-            <w:shd w:val="clear" w:color="auto" w:fill="D9D9D9"/>
+            <w:shd w:val="clear" w:color="auto" w:fill="A6A6A6"/>
           </w:rPr>
           <w:t xml:space="preserve">牛每库</w:t>
         </w:r>
@@ -6491,7 +6491,7 @@
             <w:rFonts w:ascii="Times New Roman" w:hAnsi="Times New Roman" w:eastAsia="宋体"/>
             <w:sz w:val="21"/>
             <w:szCs w:val="21"/>
-            <w:shd w:val="clear" w:color="auto" w:fill="D9D9D9"/>
+            <w:shd w:val="clear" w:color="auto" w:fill="A6A6A6"/>
           </w:rPr>
           <w:t xml:space="preserve">N/C</w:t>
         </w:r>
@@ -6562,7 +6562,7 @@
             <w:rFonts w:ascii="Times New Roman" w:hAnsi="Times New Roman" w:eastAsia="宋体"/>
             <w:sz w:val="21"/>
             <w:szCs w:val="21"/>
-            <w:shd w:val="clear" w:color="auto" w:fill="D9D9D9"/>
+            <w:shd w:val="clear" w:color="auto" w:fill="A6A6A6"/>
           </w:rPr>
           <w:t xml:space="preserve">相同</w:t>
         </w:r>
@@ -6587,7 +6587,7 @@
             <w:rFonts w:ascii="Times New Roman" w:hAnsi="Times New Roman" w:eastAsia="宋体"/>
             <w:sz w:val="21"/>
             <w:szCs w:val="21"/>
-            <w:shd w:val="clear" w:color="auto" w:fill="D9D9D9"/>
+            <w:shd w:val="clear" w:color="auto" w:fill="A6A6A6"/>
           </w:rPr>
           <w:t xml:space="preserve">相反</w:t>
         </w:r>
@@ -6639,7 +6639,7 @@
             <w:rFonts w:ascii="Times New Roman" w:hAnsi="Times New Roman" w:eastAsia="宋体"/>
             <w:sz w:val="21"/>
             <w:szCs w:val="21"/>
-            <w:shd w:val="clear" w:color="auto" w:fill="D9D9D9"/>
+            <w:shd w:val="clear" w:color="auto" w:fill="A6A6A6"/>
           </w:rPr>
           <w:t xml:space="preserve">无关</w:t>
         </w:r>
@@ -6772,7 +6772,7 @@
             <w:rFonts w:ascii="Times New Roman" w:hAnsi="Times New Roman" w:eastAsia="宋体"/>
             <w:sz w:val="21"/>
             <w:szCs w:val="21"/>
-            <w:shd w:val="clear" w:color="auto" w:fill="D9D9D9"/>
+            <w:shd w:val="clear" w:color="auto" w:fill="A6A6A6"/>
           </w:rPr>
           <w:t xml:space="preserve">无关</w:t>
         </w:r>
@@ -7202,7 +7202,7 @@
             <m:r>
               <w:rPr>
                 <w:rFonts w:ascii="Times New Roman" w:hAnsi="Times New Roman" w:cs="Cambria Math"/>
-                <w:shd w:val="clear" w:color="auto" w:fill="D9D9D9"/>
+                <w:shd w:val="clear" w:color="auto" w:fill="A6A6A6"/>
               </w:rPr>
               <m:t>k</m:t>
             </m:r>
@@ -7211,7 +7211,7 @@
                 <m:ctrlPr>
                   <w:rPr>
                     <w:rFonts w:ascii="Times New Roman" w:hAnsi="Times New Roman"/>
-                    <w:shd w:val="clear" w:color="auto" w:fill="D9D9D9"/>
+                    <w:shd w:val="clear" w:color="auto" w:fill="A6A6A6"/>
                   </w:rPr>
                 </m:ctrlPr>
               </m:fPr>
@@ -7290,7 +7290,7 @@
             <w:rFonts w:ascii="Times New Roman" w:hAnsi="Times New Roman" w:eastAsia="宋体"/>
             <w:sz w:val="21"/>
             <w:szCs w:val="21"/>
-            <w:shd w:val="clear" w:color="auto" w:fill="D9D9D9"/>
+            <w:shd w:val="clear" w:color="auto" w:fill="A6A6A6"/>
           </w:rPr>
           <w:t xml:space="preserve">点电荷</w:t>
         </w:r>
@@ -7395,7 +7395,7 @@
             <w:rFonts w:ascii="Times New Roman" w:hAnsi="Times New Roman" w:eastAsia="宋体"/>
             <w:sz w:val="21"/>
             <w:szCs w:val="21"/>
-            <w:shd w:val="clear" w:color="auto" w:fill="D9D9D9"/>
+            <w:shd w:val="clear" w:color="auto" w:fill="A6A6A6"/>
           </w:rPr>
           <w:t xml:space="preserve">向外</w:t>
         </w:r>
@@ -7473,7 +7473,7 @@
             <w:rFonts w:ascii="Times New Roman" w:hAnsi="Times New Roman" w:eastAsia="宋体"/>
             <w:sz w:val="21"/>
             <w:szCs w:val="21"/>
-            <w:shd w:val="clear" w:color="auto" w:fill="D9D9D9"/>
+            <w:shd w:val="clear" w:color="auto" w:fill="A6A6A6"/>
           </w:rPr>
           <w:t xml:space="preserve">向内</w:t>
         </w:r>
@@ -7857,7 +7857,7 @@
             <w:rFonts w:ascii="Times New Roman" w:hAnsi="Times New Roman" w:eastAsia="宋体"/>
             <w:sz w:val="21"/>
             <w:szCs w:val="21"/>
-            <w:shd w:val="clear" w:color="auto" w:fill="D9D9D9"/>
+            <w:shd w:val="clear" w:color="auto" w:fill="A6A6A6"/>
           </w:rPr>
           <w:t xml:space="preserve">矢量和</w:t>
         </w:r>
@@ -8057,7 +8057,7 @@
             <w:rFonts w:ascii="Times New Roman" w:hAnsi="Times New Roman" w:eastAsia="宋体"/>
             <w:sz w:val="21"/>
             <w:szCs w:val="21"/>
-            <w:shd w:val="clear" w:color="auto" w:fill="D9D9D9"/>
+            <w:shd w:val="clear" w:color="auto" w:fill="A6A6A6"/>
           </w:rPr>
           <w:t xml:space="preserve">法拉第</w:t>
         </w:r>
@@ -8109,7 +8109,7 @@
             <w:rFonts w:ascii="Times New Roman" w:hAnsi="Times New Roman" w:eastAsia="宋体"/>
             <w:sz w:val="21"/>
             <w:szCs w:val="21"/>
-            <w:shd w:val="clear" w:color="auto" w:fill="D9D9D9"/>
+            <w:shd w:val="clear" w:color="auto" w:fill="A6A6A6"/>
           </w:rPr>
           <w:t xml:space="preserve">有方向</w:t>
         </w:r>
@@ -8134,7 +8134,7 @@
             <w:rFonts w:ascii="Times New Roman" w:hAnsi="Times New Roman" w:eastAsia="宋体"/>
             <w:sz w:val="21"/>
             <w:szCs w:val="21"/>
-            <w:shd w:val="clear" w:color="auto" w:fill="D9D9D9"/>
+            <w:shd w:val="clear" w:color="auto" w:fill="A6A6A6"/>
           </w:rPr>
           <w:t xml:space="preserve">切线方向</w:t>
         </w:r>
@@ -8159,7 +8159,7 @@
             <w:rFonts w:ascii="Times New Roman" w:hAnsi="Times New Roman" w:eastAsia="宋体"/>
             <w:sz w:val="21"/>
             <w:szCs w:val="21"/>
-            <w:shd w:val="clear" w:color="auto" w:fill="D9D9D9"/>
+            <w:shd w:val="clear" w:color="auto" w:fill="A6A6A6"/>
           </w:rPr>
           <w:t xml:space="preserve">电场强度</w:t>
         </w:r>
@@ -8184,7 +8184,7 @@
             <w:rFonts w:ascii="Times New Roman" w:hAnsi="Times New Roman" w:eastAsia="宋体"/>
             <w:sz w:val="21"/>
             <w:szCs w:val="21"/>
-            <w:shd w:val="clear" w:color="auto" w:fill="D9D9D9"/>
+            <w:shd w:val="clear" w:color="auto" w:fill="A6A6A6"/>
           </w:rPr>
           <w:t xml:space="preserve">假想</w:t>
         </w:r>
@@ -8209,7 +8209,7 @@
             <w:rFonts w:ascii="Times New Roman" w:hAnsi="Times New Roman" w:eastAsia="宋体"/>
             <w:sz w:val="21"/>
             <w:szCs w:val="21"/>
-            <w:shd w:val="clear" w:color="auto" w:fill="D9D9D9"/>
+            <w:shd w:val="clear" w:color="auto" w:fill="A6A6A6"/>
           </w:rPr>
           <w:t xml:space="preserve">电场</w:t>
         </w:r>
@@ -8354,7 +8354,7 @@
             <w:rFonts w:ascii="Times New Roman" w:hAnsi="Times New Roman" w:eastAsia="宋体"/>
             <w:sz w:val="21"/>
             <w:szCs w:val="21"/>
-            <w:shd w:val="clear" w:color="auto" w:fill="D9D9D9"/>
+            <w:shd w:val="clear" w:color="auto" w:fill="A6A6A6"/>
           </w:rPr>
           <w:t xml:space="preserve">正电荷或无限远</w:t>
         </w:r>
@@ -8379,7 +8379,7 @@
             <w:rFonts w:ascii="Times New Roman" w:hAnsi="Times New Roman" w:eastAsia="宋体"/>
             <w:sz w:val="21"/>
             <w:szCs w:val="21"/>
-            <w:shd w:val="clear" w:color="auto" w:fill="D9D9D9"/>
+            <w:shd w:val="clear" w:color="auto" w:fill="A6A6A6"/>
           </w:rPr>
           <w:t xml:space="preserve">无限远或负电荷</w:t>
         </w:r>
@@ -8439,7 +8439,7 @@
             <w:rFonts w:ascii="Times New Roman" w:hAnsi="Times New Roman" w:eastAsia="宋体"/>
             <w:sz w:val="21"/>
             <w:szCs w:val="21"/>
-            <w:shd w:val="clear" w:color="auto" w:fill="D9D9D9"/>
+            <w:shd w:val="clear" w:color="auto" w:fill="A6A6A6"/>
           </w:rPr>
           <w:t xml:space="preserve">不相交</w:t>
         </w:r>
@@ -8499,7 +8499,7 @@
             <w:rFonts w:ascii="Times New Roman" w:hAnsi="Times New Roman" w:eastAsia="宋体"/>
             <w:sz w:val="21"/>
             <w:szCs w:val="21"/>
-            <w:shd w:val="clear" w:color="auto" w:fill="D9D9D9"/>
+            <w:shd w:val="clear" w:color="auto" w:fill="A6A6A6"/>
           </w:rPr>
           <w:t xml:space="preserve">疏密</w:t>
         </w:r>
@@ -8806,7 +8806,7 @@
             <w:rFonts w:ascii="Times New Roman" w:hAnsi="Times New Roman" w:eastAsia="宋体"/>
             <w:sz w:val="21"/>
             <w:szCs w:val="21"/>
-            <w:shd w:val="clear" w:color="auto" w:fill="D9D9D9"/>
+            <w:shd w:val="clear" w:color="auto" w:fill="A6A6A6"/>
           </w:rPr>
           <w:t xml:space="preserve">大小相等</w:t>
         </w:r>
@@ -8831,7 +8831,7 @@
             <w:rFonts w:ascii="Times New Roman" w:hAnsi="Times New Roman" w:eastAsia="宋体"/>
             <w:sz w:val="21"/>
             <w:szCs w:val="21"/>
-            <w:shd w:val="clear" w:color="auto" w:fill="D9D9D9"/>
+            <w:shd w:val="clear" w:color="auto" w:fill="A6A6A6"/>
           </w:rPr>
           <w:t xml:space="preserve">方向相同</w:t>
         </w:r>
@@ -8918,7 +8918,7 @@
             <w:rFonts w:ascii="Times New Roman" w:hAnsi="Times New Roman" w:eastAsia="宋体"/>
             <w:sz w:val="21"/>
             <w:szCs w:val="21"/>
-            <w:shd w:val="clear" w:color="auto" w:fill="D9D9D9"/>
+            <w:shd w:val="clear" w:color="auto" w:fill="A6A6A6"/>
           </w:rPr>
           <w:t xml:space="preserve">平行</w:t>
         </w:r>
@@ -8943,7 +8943,7 @@
             <w:rFonts w:ascii="Times New Roman" w:hAnsi="Times New Roman" w:eastAsia="宋体"/>
             <w:sz w:val="21"/>
             <w:szCs w:val="21"/>
-            <w:shd w:val="clear" w:color="auto" w:fill="D9D9D9"/>
+            <w:shd w:val="clear" w:color="auto" w:fill="A6A6A6"/>
           </w:rPr>
           <w:t xml:space="preserve">等距</w:t>
         </w:r>
@@ -9003,7 +9003,7 @@
             <w:rFonts w:ascii="Times New Roman" w:hAnsi="Times New Roman" w:eastAsia="宋体"/>
             <w:sz w:val="21"/>
             <w:szCs w:val="21"/>
-            <w:shd w:val="clear" w:color="auto" w:fill="D9D9D9"/>
+            <w:shd w:val="clear" w:color="auto" w:fill="A6A6A6"/>
           </w:rPr>
           <w:t xml:space="preserve">相同</w:t>
         </w:r>
@@ -9028,7 +9028,7 @@
             <w:rFonts w:ascii="Times New Roman" w:hAnsi="Times New Roman" w:eastAsia="宋体"/>
             <w:sz w:val="21"/>
             <w:szCs w:val="21"/>
-            <w:shd w:val="clear" w:color="auto" w:fill="D9D9D9"/>
+            <w:shd w:val="clear" w:color="auto" w:fill="A6A6A6"/>
           </w:rPr>
           <w:t xml:space="preserve">均匀</w:t>
         </w:r>
@@ -9369,7 +9369,7 @@
             <w:rFonts w:ascii="Times New Roman" w:hAnsi="Times New Roman" w:eastAsia="宋体"/>
             <w:sz w:val="21"/>
             <w:szCs w:val="21"/>
-            <w:shd w:val="clear" w:color="auto" w:fill="D9D9D9"/>
+            <w:shd w:val="clear" w:color="auto" w:fill="A6A6A6"/>
           </w:rPr>
           <w:t xml:space="preserve">定向移动</w:t>
         </w:r>
@@ -9422,7 +9422,7 @@
             <w:rFonts w:ascii="Times New Roman" w:hAnsi="Times New Roman" w:eastAsia="宋体"/>
             <w:sz w:val="21"/>
             <w:szCs w:val="21"/>
-            <w:shd w:val="clear" w:color="auto" w:fill="D9D9D9"/>
+            <w:shd w:val="clear" w:color="auto" w:fill="A6A6A6"/>
           </w:rPr>
           <w:t xml:space="preserve">0</w:t>
         </w:r>
@@ -9613,7 +9613,7 @@
             <w:rFonts w:ascii="Times New Roman" w:hAnsi="Times New Roman" w:eastAsia="宋体"/>
             <w:sz w:val="21"/>
             <w:szCs w:val="21"/>
-            <w:shd w:val="clear" w:color="auto" w:fill="D9D9D9"/>
+            <w:shd w:val="clear" w:color="auto" w:fill="A6A6A6"/>
           </w:rPr>
           <w:t xml:space="preserve">内部</w:t>
         </w:r>
@@ -9638,7 +9638,7 @@
             <w:rFonts w:ascii="Times New Roman" w:hAnsi="Times New Roman" w:eastAsia="宋体"/>
             <w:sz w:val="21"/>
             <w:szCs w:val="21"/>
-            <w:shd w:val="clear" w:color="auto" w:fill="D9D9D9"/>
+            <w:shd w:val="clear" w:color="auto" w:fill="A6A6A6"/>
           </w:rPr>
           <w:t xml:space="preserve">外表面</w:t>
         </w:r>
@@ -9699,7 +9699,7 @@
             <w:rFonts w:ascii="Times New Roman" w:hAnsi="Times New Roman" w:eastAsia="宋体"/>
             <w:sz w:val="21"/>
             <w:szCs w:val="21"/>
-            <w:shd w:val="clear" w:color="auto" w:fill="D9D9D9"/>
+            <w:shd w:val="clear" w:color="auto" w:fill="A6A6A6"/>
           </w:rPr>
           <w:t xml:space="preserve">越大</w:t>
         </w:r>
@@ -9751,7 +9751,7 @@
             <w:rFonts w:ascii="Times New Roman" w:hAnsi="Times New Roman" w:eastAsia="宋体"/>
             <w:sz w:val="21"/>
             <w:szCs w:val="21"/>
-            <w:shd w:val="clear" w:color="auto" w:fill="D9D9D9"/>
+            <w:shd w:val="clear" w:color="auto" w:fill="A6A6A6"/>
           </w:rPr>
           <w:t xml:space="preserve">垂直</w:t>
         </w:r>
@@ -9978,7 +9978,7 @@
             <w:rFonts w:ascii="Times New Roman" w:hAnsi="Times New Roman" w:eastAsia="宋体"/>
             <w:sz w:val="21"/>
             <w:szCs w:val="21"/>
-            <w:shd w:val="clear" w:color="auto" w:fill="D9D9D9"/>
+            <w:shd w:val="clear" w:color="auto" w:fill="A6A6A6"/>
           </w:rPr>
           <w:t xml:space="preserve">密度</w:t>
         </w:r>
@@ -10003,7 +10003,7 @@
             <w:rFonts w:ascii="Times New Roman" w:hAnsi="Times New Roman" w:eastAsia="宋体"/>
             <w:sz w:val="21"/>
             <w:szCs w:val="21"/>
-            <w:shd w:val="clear" w:color="auto" w:fill="D9D9D9"/>
+            <w:shd w:val="clear" w:color="auto" w:fill="A6A6A6"/>
           </w:rPr>
           <w:t xml:space="preserve">分离</w:t>
         </w:r>
@@ -10056,7 +10056,7 @@
             <w:rFonts w:ascii="Times New Roman" w:hAnsi="Times New Roman" w:eastAsia="宋体"/>
             <w:sz w:val="21"/>
             <w:szCs w:val="21"/>
-            <w:shd w:val="clear" w:color="auto" w:fill="D9D9D9"/>
+            <w:shd w:val="clear" w:color="auto" w:fill="A6A6A6"/>
           </w:rPr>
           <w:t xml:space="preserve">吸引</w:t>
         </w:r>
@@ -10081,7 +10081,7 @@
             <w:rFonts w:ascii="Times New Roman" w:hAnsi="Times New Roman" w:eastAsia="宋体"/>
             <w:sz w:val="21"/>
             <w:szCs w:val="21"/>
-            <w:shd w:val="clear" w:color="auto" w:fill="D9D9D9"/>
+            <w:shd w:val="clear" w:color="auto" w:fill="A6A6A6"/>
           </w:rPr>
           <w:t xml:space="preserve">中和</w:t>
         </w:r>
@@ -10106,7 +10106,7 @@
             <w:rFonts w:ascii="Times New Roman" w:hAnsi="Times New Roman" w:eastAsia="宋体"/>
             <w:sz w:val="21"/>
             <w:szCs w:val="21"/>
-            <w:shd w:val="clear" w:color="auto" w:fill="D9D9D9"/>
+            <w:shd w:val="clear" w:color="auto" w:fill="A6A6A6"/>
           </w:rPr>
           <w:t xml:space="preserve">失去电荷</w:t>
         </w:r>
@@ -10228,7 +10228,7 @@
             <w:rFonts w:ascii="Times New Roman" w:hAnsi="Times New Roman" w:eastAsia="宋体"/>
             <w:sz w:val="21"/>
             <w:szCs w:val="21"/>
-            <w:shd w:val="clear" w:color="auto" w:fill="D9D9D9"/>
+            <w:shd w:val="clear" w:color="auto" w:fill="A6A6A6"/>
           </w:rPr>
           <w:t xml:space="preserve">光滑</w:t>
         </w:r>
@@ -10471,7 +10471,7 @@
             <w:rFonts w:ascii="Times New Roman" w:hAnsi="Times New Roman" w:eastAsia="宋体"/>
             <w:sz w:val="21"/>
             <w:szCs w:val="21"/>
-            <w:shd w:val="clear" w:color="auto" w:fill="D9D9D9"/>
+            <w:shd w:val="clear" w:color="auto" w:fill="A6A6A6"/>
           </w:rPr>
           <w:t xml:space="preserve">不会</w:t>
         </w:r>
@@ -10523,7 +10523,7 @@
             <w:rFonts w:ascii="Times New Roman" w:hAnsi="Times New Roman" w:eastAsia="宋体"/>
             <w:sz w:val="21"/>
             <w:szCs w:val="21"/>
-            <w:shd w:val="clear" w:color="auto" w:fill="D9D9D9"/>
+            <w:shd w:val="clear" w:color="auto" w:fill="A6A6A6"/>
           </w:rPr>
           <w:t xml:space="preserve">静电感应</w:t>
         </w:r>
@@ -10548,7 +10548,7 @@
             <w:rFonts w:ascii="Times New Roman" w:hAnsi="Times New Roman" w:eastAsia="宋体"/>
             <w:sz w:val="21"/>
             <w:szCs w:val="21"/>
-            <w:shd w:val="clear" w:color="auto" w:fill="D9D9D9"/>
+            <w:shd w:val="clear" w:color="auto" w:fill="A6A6A6"/>
           </w:rPr>
           <w:t xml:space="preserve">零</w:t>
         </w:r>
@@ -10823,7 +10823,7 @@
             <w:rFonts w:ascii="Times New Roman" w:hAnsi="Times New Roman" w:eastAsia="宋体"/>
             <w:sz w:val="21"/>
             <w:szCs w:val="21"/>
-            <w:shd w:val="clear" w:color="auto" w:fill="D9D9D9"/>
+            <w:shd w:val="clear" w:color="auto" w:fill="A6A6A6"/>
           </w:rPr>
           <w:t xml:space="preserve">静电力</w:t>
         </w:r>

--- a/高中物理/高中物理同步/人教版必修3 第9章 静电场及其应用·知识清单（完成）.docx
+++ b/高中物理/高中物理同步/人教版必修3 第9章 静电场及其应用·知识清单（完成）.docx
@@ -11008,7 +11008,7 @@
 <w:ftr xmlns:w="http://schemas.openxmlformats.org/wordprocessingml/2006/main">
   <w:p xmlns:w="http://schemas.openxmlformats.org/wordprocessingml/2006/main">
     <w:pPr>
-      <w:jc w:val="center"/>
+      <w:jc w:val="left"/>
     </w:pPr>
     <w:r>
       <w:rPr>

--- a/高中物理/高中物理同步/人教版必修3 第9章 静电场及其应用·知识清单（完成）.docx
+++ b/高中物理/高中物理同步/人教版必修3 第9章 静电场及其应用·知识清单（完成）.docx
@@ -11088,31 +11088,7 @@
         <w:sz w:val="21"/>
         <w:szCs w:val="21"/>
       </w:rPr>
-      <w:instrText xml:space="preserve"> NUMPAGES </w:instrText>
-    </w:r>
-    <w:r>
-      <w:rPr>
-        <w:rFonts w:ascii="Times New Roman" w:hAnsi="Times New Roman" w:eastAsia="宋体" w:cs="Times New Roman"/>
-        <w:sz w:val="21"/>
-        <w:szCs w:val="21"/>
-      </w:rPr>
-      <w:fldChar w:fldCharType="separate"/>
-    </w:r>
-    <w:r>
-      <w:rPr>
-        <w:rFonts w:ascii="Times New Roman" w:hAnsi="Times New Roman" w:eastAsia="宋体" w:cs="Times New Roman"/>
-        <w:sz w:val="21"/>
-        <w:szCs w:val="21"/>
-      </w:rPr>
       <w:t>6</w:t>
-    </w:r>
-    <w:r>
-      <w:rPr>
-        <w:rFonts w:ascii="Times New Roman" w:hAnsi="Times New Roman" w:eastAsia="宋体" w:cs="Times New Roman"/>
-        <w:sz w:val="21"/>
-        <w:szCs w:val="21"/>
-      </w:rPr>
-      <w:fldChar w:fldCharType="end"/>
     </w:r>
     <w:r>
       <w:rPr>

--- a/高中物理/高中物理同步/人教版必修3 第9章 静电场及其应用·知识清单（完成）.docx
+++ b/高中物理/高中物理同步/人教版必修3 第9章 静电场及其应用·知识清单（完成）.docx
@@ -265,7 +265,7 @@
             <w:rFonts w:ascii="Times New Roman" w:hAnsi="Times New Roman" w:eastAsia="宋体"/>
             <w:sz w:val="21"/>
             <w:szCs w:val="21"/>
-            <w:shd w:val="clear" w:color="auto" w:fill="A6A6A6"/>
+            <w:shd w:val="clear" w:color="auto" w:fill="C9C9C9"/>
           </w:rPr>
           <w:t xml:space="preserve">正</w:t>
         </w:r>
@@ -290,7 +290,7 @@
             <w:rFonts w:ascii="Times New Roman" w:hAnsi="Times New Roman" w:eastAsia="宋体"/>
             <w:sz w:val="21"/>
             <w:szCs w:val="21"/>
-            <w:shd w:val="clear" w:color="auto" w:fill="A6A6A6"/>
+            <w:shd w:val="clear" w:color="auto" w:fill="C9C9C9"/>
           </w:rPr>
           <w:t xml:space="preserve">负</w:t>
         </w:r>
@@ -353,7 +353,7 @@
             <w:rFonts w:ascii="Times New Roman" w:hAnsi="Times New Roman" w:eastAsia="宋体"/>
             <w:sz w:val="21"/>
             <w:szCs w:val="21"/>
-            <w:shd w:val="clear" w:color="auto" w:fill="A6A6A6"/>
+            <w:shd w:val="clear" w:color="auto" w:fill="C9C9C9"/>
           </w:rPr>
           <w:t xml:space="preserve">排斥</w:t>
         </w:r>
@@ -378,7 +378,7 @@
             <w:rFonts w:ascii="Times New Roman" w:hAnsi="Times New Roman" w:eastAsia="宋体"/>
             <w:sz w:val="21"/>
             <w:szCs w:val="21"/>
-            <w:shd w:val="clear" w:color="auto" w:fill="A6A6A6"/>
+            <w:shd w:val="clear" w:color="auto" w:fill="C9C9C9"/>
           </w:rPr>
           <w:t xml:space="preserve">吸引</w:t>
         </w:r>
@@ -476,7 +476,7 @@
             <w:rFonts w:ascii="Times New Roman" w:hAnsi="Times New Roman" w:eastAsia="宋体"/>
             <w:sz w:val="21"/>
             <w:szCs w:val="21"/>
-            <w:shd w:val="clear" w:color="auto" w:fill="A6A6A6"/>
+            <w:shd w:val="clear" w:color="auto" w:fill="C9C9C9"/>
           </w:rPr>
           <w:t xml:space="preserve">库仑</w:t>
         </w:r>
@@ -517,7 +517,7 @@
             <w:rFonts w:ascii="Times New Roman" w:hAnsi="Times New Roman" w:eastAsia="宋体"/>
             <w:sz w:val="21"/>
             <w:szCs w:val="21"/>
-            <w:shd w:val="clear" w:color="auto" w:fill="A6A6A6"/>
+            <w:shd w:val="clear" w:color="auto" w:fill="C9C9C9"/>
           </w:rPr>
           <w:t xml:space="preserve">正</w:t>
         </w:r>
@@ -542,7 +542,7 @@
             <w:rFonts w:ascii="Times New Roman" w:hAnsi="Times New Roman" w:eastAsia="宋体"/>
             <w:sz w:val="21"/>
             <w:szCs w:val="21"/>
-            <w:shd w:val="clear" w:color="auto" w:fill="A6A6A6"/>
+            <w:shd w:val="clear" w:color="auto" w:fill="C9C9C9"/>
           </w:rPr>
           <w:t xml:space="preserve">负</w:t>
         </w:r>
@@ -604,7 +604,7 @@
             <w:rFonts w:ascii="Times New Roman" w:hAnsi="Times New Roman" w:eastAsia="宋体"/>
             <w:sz w:val="21"/>
             <w:szCs w:val="21"/>
-            <w:shd w:val="clear" w:color="auto" w:fill="A6A6A6"/>
+            <w:shd w:val="clear" w:color="auto" w:fill="C9C9C9"/>
           </w:rPr>
           <w:t xml:space="preserve">质子</w:t>
         </w:r>
@@ -629,7 +629,7 @@
             <w:rFonts w:ascii="Times New Roman" w:hAnsi="Times New Roman" w:eastAsia="宋体"/>
             <w:sz w:val="21"/>
             <w:szCs w:val="21"/>
-            <w:shd w:val="clear" w:color="auto" w:fill="A6A6A6"/>
+            <w:shd w:val="clear" w:color="auto" w:fill="C9C9C9"/>
           </w:rPr>
           <w:t xml:space="preserve">电子</w:t>
         </w:r>
@@ -654,7 +654,7 @@
             <w:rFonts w:ascii="Times New Roman" w:hAnsi="Times New Roman" w:eastAsia="宋体"/>
             <w:sz w:val="21"/>
             <w:szCs w:val="21"/>
-            <w:shd w:val="clear" w:color="auto" w:fill="A6A6A6"/>
+            <w:shd w:val="clear" w:color="auto" w:fill="C9C9C9"/>
           </w:rPr>
           <w:t xml:space="preserve">一样多</w:t>
         </w:r>
@@ -679,7 +679,7 @@
             <w:rFonts w:ascii="Times New Roman" w:hAnsi="Times New Roman" w:eastAsia="宋体"/>
             <w:sz w:val="21"/>
             <w:szCs w:val="21"/>
-            <w:shd w:val="clear" w:color="auto" w:fill="A6A6A6"/>
+            <w:shd w:val="clear" w:color="auto" w:fill="C9C9C9"/>
           </w:rPr>
           <w:t xml:space="preserve">电中性</w:t>
         </w:r>
@@ -1298,7 +1298,7 @@
             <w:rFonts w:ascii="Times New Roman" w:hAnsi="Times New Roman" w:eastAsia="宋体"/>
             <w:sz w:val="21"/>
             <w:szCs w:val="21"/>
-            <w:shd w:val="clear" w:color="auto" w:fill="A6A6A6"/>
+            <w:shd w:val="clear" w:color="auto" w:fill="C9C9C9"/>
           </w:rPr>
           <w:t xml:space="preserve">摩擦</w:t>
         </w:r>
@@ -1358,7 +1358,7 @@
             <w:rFonts w:ascii="Times New Roman" w:hAnsi="Times New Roman" w:eastAsia="宋体"/>
             <w:sz w:val="21"/>
             <w:szCs w:val="21"/>
-            <w:shd w:val="clear" w:color="auto" w:fill="A6A6A6"/>
+            <w:shd w:val="clear" w:color="auto" w:fill="C9C9C9"/>
           </w:rPr>
           <w:t xml:space="preserve">电子</w:t>
         </w:r>
@@ -1383,7 +1383,7 @@
             <w:rFonts w:ascii="Times New Roman" w:hAnsi="Times New Roman" w:eastAsia="宋体"/>
             <w:sz w:val="21"/>
             <w:szCs w:val="21"/>
-            <w:shd w:val="clear" w:color="auto" w:fill="A6A6A6"/>
+            <w:shd w:val="clear" w:color="auto" w:fill="C9C9C9"/>
           </w:rPr>
           <w:t xml:space="preserve">转移</w:t>
         </w:r>
@@ -1408,7 +1408,7 @@
             <w:rFonts w:ascii="Times New Roman" w:hAnsi="Times New Roman" w:eastAsia="宋体"/>
             <w:sz w:val="21"/>
             <w:szCs w:val="21"/>
-            <w:shd w:val="clear" w:color="auto" w:fill="A6A6A6"/>
+            <w:shd w:val="clear" w:color="auto" w:fill="C9C9C9"/>
           </w:rPr>
           <w:t xml:space="preserve">中性</w:t>
         </w:r>
@@ -1433,7 +1433,7 @@
             <w:rFonts w:ascii="Times New Roman" w:hAnsi="Times New Roman" w:eastAsia="宋体"/>
             <w:sz w:val="21"/>
             <w:szCs w:val="21"/>
-            <w:shd w:val="clear" w:color="auto" w:fill="A6A6A6"/>
+            <w:shd w:val="clear" w:color="auto" w:fill="C9C9C9"/>
           </w:rPr>
           <w:t xml:space="preserve">得到电子</w:t>
         </w:r>
@@ -1458,7 +1458,7 @@
             <w:rFonts w:ascii="Times New Roman" w:hAnsi="Times New Roman" w:eastAsia="宋体"/>
             <w:sz w:val="21"/>
             <w:szCs w:val="21"/>
-            <w:shd w:val="clear" w:color="auto" w:fill="A6A6A6"/>
+            <w:shd w:val="clear" w:color="auto" w:fill="C9C9C9"/>
           </w:rPr>
           <w:t xml:space="preserve">失去电子</w:t>
         </w:r>
@@ -1679,7 +1679,7 @@
             <w:rFonts w:ascii="Times New Roman" w:hAnsi="Times New Roman" w:eastAsia="宋体"/>
             <w:sz w:val="21"/>
             <w:szCs w:val="21"/>
-            <w:shd w:val="clear" w:color="auto" w:fill="A6A6A6"/>
+            <w:shd w:val="clear" w:color="auto" w:fill="C9C9C9"/>
           </w:rPr>
           <w:t xml:space="preserve">相同</w:t>
         </w:r>
@@ -1968,7 +1968,7 @@
             <w:rFonts w:ascii="Times New Roman" w:hAnsi="Times New Roman" w:eastAsia="宋体"/>
             <w:sz w:val="21"/>
             <w:szCs w:val="21"/>
-            <w:shd w:val="clear" w:color="auto" w:fill="A6A6A6"/>
+            <w:shd w:val="clear" w:color="auto" w:fill="C9C9C9"/>
           </w:rPr>
           <w:t xml:space="preserve">两侧金属箔都张开。</w:t>
         </w:r>
@@ -2060,7 +2060,7 @@
             <w:rFonts w:ascii="Times New Roman" w:hAnsi="Times New Roman" w:eastAsia="宋体"/>
             <w:sz w:val="21"/>
             <w:szCs w:val="21"/>
-            <w:shd w:val="clear" w:color="auto" w:fill="A6A6A6"/>
+            <w:shd w:val="clear" w:color="auto" w:fill="C9C9C9"/>
           </w:rPr>
           <w:t xml:space="preserve">金属箔仍张开，但张角变小。</w:t>
         </w:r>
@@ -2136,7 +2136,7 @@
             <w:rFonts w:ascii="Times New Roman" w:hAnsi="Times New Roman" w:eastAsia="宋体"/>
             <w:sz w:val="21"/>
             <w:szCs w:val="21"/>
-            <w:shd w:val="clear" w:color="auto" w:fill="A6A6A6"/>
+            <w:shd w:val="clear" w:color="auto" w:fill="C9C9C9"/>
           </w:rPr>
           <w:t xml:space="preserve">金属箔都闭合</w:t>
         </w:r>
@@ -2188,7 +2188,7 @@
             <w:rFonts w:ascii="Times New Roman" w:hAnsi="Times New Roman" w:eastAsia="宋体"/>
             <w:sz w:val="21"/>
             <w:szCs w:val="21"/>
-            <w:shd w:val="clear" w:color="auto" w:fill="A6A6A6"/>
+            <w:shd w:val="clear" w:color="auto" w:fill="C9C9C9"/>
           </w:rPr>
           <w:t xml:space="preserve">吸引</w:t>
         </w:r>
@@ -2213,7 +2213,7 @@
             <w:rFonts w:ascii="Times New Roman" w:hAnsi="Times New Roman" w:eastAsia="宋体"/>
             <w:sz w:val="21"/>
             <w:szCs w:val="21"/>
-            <w:shd w:val="clear" w:color="auto" w:fill="A6A6A6"/>
+            <w:shd w:val="clear" w:color="auto" w:fill="C9C9C9"/>
           </w:rPr>
           <w:t xml:space="preserve">排斥</w:t>
         </w:r>
@@ -2238,7 +2238,7 @@
             <w:rFonts w:ascii="Times New Roman" w:hAnsi="Times New Roman" w:eastAsia="宋体"/>
             <w:sz w:val="21"/>
             <w:szCs w:val="21"/>
-            <w:shd w:val="clear" w:color="auto" w:fill="A6A6A6"/>
+            <w:shd w:val="clear" w:color="auto" w:fill="C9C9C9"/>
           </w:rPr>
           <w:t xml:space="preserve">异种</w:t>
         </w:r>
@@ -2263,7 +2263,7 @@
             <w:rFonts w:ascii="Times New Roman" w:hAnsi="Times New Roman" w:eastAsia="宋体"/>
             <w:sz w:val="21"/>
             <w:szCs w:val="21"/>
-            <w:shd w:val="clear" w:color="auto" w:fill="A6A6A6"/>
+            <w:shd w:val="clear" w:color="auto" w:fill="C9C9C9"/>
           </w:rPr>
           <w:t xml:space="preserve">同种</w:t>
         </w:r>
@@ -2365,7 +2365,7 @@
             <w:rFonts w:ascii="Times New Roman" w:hAnsi="Times New Roman" w:eastAsia="宋体"/>
             <w:sz w:val="21"/>
             <w:szCs w:val="21"/>
-            <w:shd w:val="clear" w:color="auto" w:fill="A6A6A6"/>
+            <w:shd w:val="clear" w:color="auto" w:fill="C9C9C9"/>
           </w:rPr>
           <w:t xml:space="preserve">静电感应</w:t>
         </w:r>
@@ -2801,7 +2801,7 @@
             <w:rFonts w:ascii="Times New Roman" w:hAnsi="Times New Roman" w:eastAsia="宋体"/>
             <w:sz w:val="21"/>
             <w:szCs w:val="21"/>
-            <w:shd w:val="clear" w:color="auto" w:fill="A6A6A6"/>
+            <w:shd w:val="clear" w:color="auto" w:fill="C9C9C9"/>
           </w:rPr>
           <w:t xml:space="preserve">是否带电</w:t>
         </w:r>
@@ -2842,7 +2842,7 @@
             <w:rFonts w:ascii="Times New Roman" w:hAnsi="Times New Roman" w:eastAsia="宋体"/>
             <w:sz w:val="21"/>
             <w:szCs w:val="21"/>
-            <w:shd w:val="clear" w:color="auto" w:fill="A6A6A6"/>
+            <w:shd w:val="clear" w:color="auto" w:fill="C9C9C9"/>
           </w:rPr>
           <w:t xml:space="preserve">排斥</w:t>
         </w:r>
@@ -2902,7 +2902,7 @@
             <w:rFonts w:ascii="Times New Roman" w:hAnsi="Times New Roman" w:eastAsia="宋体"/>
             <w:sz w:val="21"/>
             <w:szCs w:val="21"/>
-            <w:shd w:val="clear" w:color="auto" w:fill="A6A6A6"/>
+            <w:shd w:val="clear" w:color="auto" w:fill="C9C9C9"/>
           </w:rPr>
           <w:t xml:space="preserve">指针</w:t>
         </w:r>
@@ -2927,7 +2927,7 @@
             <w:rFonts w:ascii="Times New Roman" w:hAnsi="Times New Roman" w:eastAsia="宋体"/>
             <w:sz w:val="21"/>
             <w:szCs w:val="21"/>
-            <w:shd w:val="clear" w:color="auto" w:fill="A6A6A6"/>
+            <w:shd w:val="clear" w:color="auto" w:fill="C9C9C9"/>
           </w:rPr>
           <w:t xml:space="preserve">金属</w:t>
         </w:r>
@@ -3156,7 +3156,7 @@
             <w:rFonts w:ascii="Times New Roman" w:hAnsi="Times New Roman" w:eastAsia="宋体"/>
             <w:sz w:val="21"/>
             <w:szCs w:val="21"/>
-            <w:shd w:val="clear" w:color="auto" w:fill="A6A6A6"/>
+            <w:shd w:val="clear" w:color="auto" w:fill="C9C9C9"/>
           </w:rPr>
           <w:t xml:space="preserve">创生</w:t>
         </w:r>
@@ -3181,7 +3181,7 @@
             <w:rFonts w:ascii="Times New Roman" w:hAnsi="Times New Roman" w:eastAsia="宋体"/>
             <w:sz w:val="21"/>
             <w:szCs w:val="21"/>
-            <w:shd w:val="clear" w:color="auto" w:fill="A6A6A6"/>
+            <w:shd w:val="clear" w:color="auto" w:fill="C9C9C9"/>
           </w:rPr>
           <w:t xml:space="preserve">消灭</w:t>
         </w:r>
@@ -3206,7 +3206,7 @@
             <w:rFonts w:ascii="Times New Roman" w:hAnsi="Times New Roman" w:eastAsia="宋体"/>
             <w:sz w:val="21"/>
             <w:szCs w:val="21"/>
-            <w:shd w:val="clear" w:color="auto" w:fill="A6A6A6"/>
+            <w:shd w:val="clear" w:color="auto" w:fill="C9C9C9"/>
           </w:rPr>
           <w:t xml:space="preserve">转移</w:t>
         </w:r>
@@ -3231,7 +3231,7 @@
             <w:rFonts w:ascii="Times New Roman" w:hAnsi="Times New Roman" w:eastAsia="宋体"/>
             <w:sz w:val="21"/>
             <w:szCs w:val="21"/>
-            <w:shd w:val="clear" w:color="auto" w:fill="A6A6A6"/>
+            <w:shd w:val="clear" w:color="auto" w:fill="C9C9C9"/>
           </w:rPr>
           <w:t xml:space="preserve">转移</w:t>
         </w:r>
@@ -3256,7 +3256,7 @@
             <w:rFonts w:ascii="Times New Roman" w:hAnsi="Times New Roman" w:eastAsia="宋体"/>
             <w:sz w:val="21"/>
             <w:szCs w:val="21"/>
-            <w:shd w:val="clear" w:color="auto" w:fill="A6A6A6"/>
+            <w:shd w:val="clear" w:color="auto" w:fill="C9C9C9"/>
           </w:rPr>
           <w:t xml:space="preserve">总量</w:t>
         </w:r>
@@ -3317,7 +3317,7 @@
             <w:rFonts w:ascii="Times New Roman" w:hAnsi="Times New Roman" w:eastAsia="宋体"/>
             <w:sz w:val="21"/>
             <w:szCs w:val="21"/>
-            <w:shd w:val="clear" w:color="auto" w:fill="A6A6A6"/>
+            <w:shd w:val="clear" w:color="auto" w:fill="C9C9C9"/>
           </w:rPr>
           <w:t xml:space="preserve">代数和</w:t>
         </w:r>
@@ -3404,7 +3404,7 @@
             <w:rFonts w:ascii="Times New Roman" w:hAnsi="Times New Roman" w:eastAsia="宋体"/>
             <w:sz w:val="21"/>
             <w:szCs w:val="21"/>
-            <w:shd w:val="clear" w:color="auto" w:fill="A6A6A6"/>
+            <w:shd w:val="clear" w:color="auto" w:fill="C9C9C9"/>
           </w:rPr>
           <w:t xml:space="preserve">电荷量</w:t>
         </w:r>
@@ -3429,7 +3429,7 @@
             <w:rFonts w:ascii="Times New Roman" w:hAnsi="Times New Roman" w:eastAsia="宋体"/>
             <w:sz w:val="21"/>
             <w:szCs w:val="21"/>
-            <w:shd w:val="clear" w:color="auto" w:fill="A6A6A6"/>
+            <w:shd w:val="clear" w:color="auto" w:fill="C9C9C9"/>
           </w:rPr>
           <w:t xml:space="preserve">电子</w:t>
         </w:r>
@@ -3454,7 +3454,7 @@
             <w:rFonts w:ascii="Times New Roman" w:hAnsi="Times New Roman" w:eastAsia="宋体"/>
             <w:sz w:val="21"/>
             <w:szCs w:val="21"/>
-            <w:shd w:val="clear" w:color="auto" w:fill="A6A6A6"/>
+            <w:shd w:val="clear" w:color="auto" w:fill="C9C9C9"/>
           </w:rPr>
           <w:t xml:space="preserve">整数倍</w:t>
         </w:r>
@@ -3531,7 +3531,7 @@
             <w:rFonts w:ascii="Times New Roman" w:hAnsi="Times New Roman" w:eastAsia="宋体"/>
             <w:sz w:val="21"/>
             <w:szCs w:val="21"/>
-            <w:shd w:val="clear" w:color="auto" w:fill="A6A6A6"/>
+            <w:shd w:val="clear" w:color="auto" w:fill="C9C9C9"/>
           </w:rPr>
           <w:t xml:space="preserve">1.60×10－19C</w:t>
         </w:r>
@@ -3572,7 +3572,7 @@
             <w:rFonts w:ascii="Times New Roman" w:hAnsi="Times New Roman" w:eastAsia="宋体"/>
             <w:sz w:val="21"/>
             <w:szCs w:val="21"/>
-            <w:shd w:val="clear" w:color="auto" w:fill="A6A6A6"/>
+            <w:shd w:val="clear" w:color="auto" w:fill="C9C9C9"/>
           </w:rPr>
           <w:t xml:space="preserve">密立根</w:t>
         </w:r>
@@ -3632,7 +3632,7 @@
             <w:rFonts w:ascii="Times New Roman" w:hAnsi="Times New Roman" w:eastAsia="宋体"/>
             <w:sz w:val="21"/>
             <w:szCs w:val="21"/>
-            <w:shd w:val="clear" w:color="auto" w:fill="A6A6A6"/>
+            <w:shd w:val="clear" w:color="auto" w:fill="C9C9C9"/>
           </w:rPr>
           <w:t xml:space="preserve">电荷量</w:t>
         </w:r>
@@ -3657,7 +3657,7 @@
             <w:rFonts w:ascii="Times New Roman" w:hAnsi="Times New Roman" w:eastAsia="宋体"/>
             <w:sz w:val="21"/>
             <w:szCs w:val="21"/>
-            <w:shd w:val="clear" w:color="auto" w:fill="A6A6A6"/>
+            <w:shd w:val="clear" w:color="auto" w:fill="C9C9C9"/>
           </w:rPr>
           <w:t xml:space="preserve">质量</w:t>
         </w:r>
@@ -3676,7 +3676,7 @@
             <m:ctrlPr>
               <w:rPr>
                 <w:rFonts w:ascii="Times New Roman" w:hAnsi="Times New Roman"/>
-                <w:shd w:val="clear" w:color="auto" w:fill="A6A6A6"/>
+                <w:shd w:val="clear" w:color="auto" w:fill="C9C9C9"/>
               </w:rPr>
             </m:ctrlPr>
           </m:fPr>
@@ -4328,7 +4328,7 @@
             <w:rFonts w:ascii="Times New Roman" w:hAnsi="Times New Roman" w:eastAsia="宋体"/>
             <w:sz w:val="21"/>
             <w:szCs w:val="21"/>
-            <w:shd w:val="clear" w:color="auto" w:fill="A6A6A6"/>
+            <w:shd w:val="clear" w:color="auto" w:fill="C9C9C9"/>
           </w:rPr>
           <w:t xml:space="preserve">电荷量的乘积</w:t>
         </w:r>
@@ -4353,7 +4353,7 @@
             <w:rFonts w:ascii="Times New Roman" w:hAnsi="Times New Roman" w:eastAsia="宋体"/>
             <w:sz w:val="21"/>
             <w:szCs w:val="21"/>
-            <w:shd w:val="clear" w:color="auto" w:fill="A6A6A6"/>
+            <w:shd w:val="clear" w:color="auto" w:fill="C9C9C9"/>
           </w:rPr>
           <w:t xml:space="preserve">二次方</w:t>
         </w:r>
@@ -4378,7 +4378,7 @@
             <w:rFonts w:ascii="Times New Roman" w:hAnsi="Times New Roman" w:eastAsia="宋体"/>
             <w:sz w:val="21"/>
             <w:szCs w:val="21"/>
-            <w:shd w:val="clear" w:color="auto" w:fill="A6A6A6"/>
+            <w:shd w:val="clear" w:color="auto" w:fill="C9C9C9"/>
           </w:rPr>
           <w:t xml:space="preserve">它们的连线上</w:t>
         </w:r>
@@ -4403,7 +4403,7 @@
             <w:rFonts w:ascii="Times New Roman" w:hAnsi="Times New Roman" w:eastAsia="宋体"/>
             <w:sz w:val="21"/>
             <w:szCs w:val="21"/>
-            <w:shd w:val="clear" w:color="auto" w:fill="A6A6A6"/>
+            <w:shd w:val="clear" w:color="auto" w:fill="C9C9C9"/>
           </w:rPr>
           <w:t xml:space="preserve">静电力</w:t>
         </w:r>
@@ -4428,7 +4428,7 @@
             <w:rFonts w:ascii="Times New Roman" w:hAnsi="Times New Roman" w:eastAsia="宋体"/>
             <w:sz w:val="21"/>
             <w:szCs w:val="21"/>
-            <w:shd w:val="clear" w:color="auto" w:fill="A6A6A6"/>
+            <w:shd w:val="clear" w:color="auto" w:fill="C9C9C9"/>
           </w:rPr>
           <w:t xml:space="preserve">库仑力</w:t>
         </w:r>
@@ -4505,7 +4505,7 @@
             <m:r>
               <w:rPr>
                 <w:rFonts w:ascii="Times New Roman" w:hAnsi="Times New Roman" w:cs="Cambria Math"/>
-                <w:shd w:val="clear" w:color="auto" w:fill="A6A6A6"/>
+                <w:shd w:val="clear" w:color="auto" w:fill="C9C9C9"/>
               </w:rPr>
               <m:t>k</m:t>
             </m:r>
@@ -4514,7 +4514,7 @@
                 <m:ctrlPr>
                   <w:rPr>
                     <w:rFonts w:ascii="Times New Roman" w:hAnsi="Times New Roman"/>
-                    <w:shd w:val="clear" w:color="auto" w:fill="A6A6A6"/>
+                    <w:shd w:val="clear" w:color="auto" w:fill="C9C9C9"/>
                   </w:rPr>
                 </m:ctrlPr>
               </m:fPr>
@@ -4655,7 +4655,7 @@
             <w:rFonts w:ascii="Times New Roman" w:hAnsi="Times New Roman" w:eastAsia="宋体"/>
             <w:sz w:val="21"/>
             <w:szCs w:val="21"/>
-            <w:shd w:val="clear" w:color="auto" w:fill="A6A6A6"/>
+            <w:shd w:val="clear" w:color="auto" w:fill="C9C9C9"/>
           </w:rPr>
           <w:t xml:space="preserve">9.0×109</w:t>
         </w:r>
@@ -4766,7 +4766,7 @@
             <w:rFonts w:ascii="Times New Roman" w:hAnsi="Times New Roman" w:eastAsia="宋体"/>
             <w:sz w:val="21"/>
             <w:szCs w:val="21"/>
-            <w:shd w:val="clear" w:color="auto" w:fill="A6A6A6"/>
+            <w:shd w:val="clear" w:color="auto" w:fill="C9C9C9"/>
           </w:rPr>
           <w:t xml:space="preserve">在真空中</w:t>
         </w:r>
@@ -4808,7 +4808,7 @@
             <w:rFonts w:ascii="Times New Roman" w:hAnsi="Times New Roman" w:eastAsia="宋体"/>
             <w:sz w:val="21"/>
             <w:szCs w:val="21"/>
-            <w:shd w:val="clear" w:color="auto" w:fill="A6A6A6"/>
+            <w:shd w:val="clear" w:color="auto" w:fill="C9C9C9"/>
           </w:rPr>
           <w:t xml:space="preserve">静止点电荷</w:t>
         </w:r>
@@ -5279,7 +5279,7 @@
             <w:rFonts w:ascii="Times New Roman" w:hAnsi="Times New Roman" w:eastAsia="宋体"/>
             <w:sz w:val="21"/>
             <w:szCs w:val="21"/>
-            <w:shd w:val="clear" w:color="auto" w:fill="A6A6A6"/>
+            <w:shd w:val="clear" w:color="auto" w:fill="C9C9C9"/>
           </w:rPr>
           <w:t xml:space="preserve">大得多</w:t>
         </w:r>
@@ -5304,7 +5304,7 @@
             <w:rFonts w:ascii="Times New Roman" w:hAnsi="Times New Roman" w:eastAsia="宋体"/>
             <w:sz w:val="21"/>
             <w:szCs w:val="21"/>
-            <w:shd w:val="clear" w:color="auto" w:fill="A6A6A6"/>
+            <w:shd w:val="clear" w:color="auto" w:fill="C9C9C9"/>
           </w:rPr>
           <w:t xml:space="preserve">形状</w:t>
         </w:r>
@@ -5329,7 +5329,7 @@
             <w:rFonts w:ascii="Times New Roman" w:hAnsi="Times New Roman" w:eastAsia="宋体"/>
             <w:sz w:val="21"/>
             <w:szCs w:val="21"/>
-            <w:shd w:val="clear" w:color="auto" w:fill="A6A6A6"/>
+            <w:shd w:val="clear" w:color="auto" w:fill="C9C9C9"/>
           </w:rPr>
           <w:t xml:space="preserve">大小</w:t>
         </w:r>
@@ -5354,7 +5354,7 @@
             <w:rFonts w:ascii="Times New Roman" w:hAnsi="Times New Roman" w:eastAsia="宋体"/>
             <w:sz w:val="21"/>
             <w:szCs w:val="21"/>
-            <w:shd w:val="clear" w:color="auto" w:fill="A6A6A6"/>
+            <w:shd w:val="clear" w:color="auto" w:fill="C9C9C9"/>
           </w:rPr>
           <w:t xml:space="preserve">电荷分布状况</w:t>
         </w:r>
@@ -5379,7 +5379,7 @@
             <w:rFonts w:ascii="Times New Roman" w:hAnsi="Times New Roman" w:eastAsia="宋体"/>
             <w:sz w:val="21"/>
             <w:szCs w:val="21"/>
-            <w:shd w:val="clear" w:color="auto" w:fill="A6A6A6"/>
+            <w:shd w:val="clear" w:color="auto" w:fill="C9C9C9"/>
           </w:rPr>
           <w:t xml:space="preserve">点电荷</w:t>
         </w:r>
@@ -5439,7 +5439,7 @@
             <w:rFonts w:ascii="Times New Roman" w:hAnsi="Times New Roman" w:eastAsia="宋体"/>
             <w:sz w:val="21"/>
             <w:szCs w:val="21"/>
-            <w:shd w:val="clear" w:color="auto" w:fill="A6A6A6"/>
+            <w:shd w:val="clear" w:color="auto" w:fill="C9C9C9"/>
           </w:rPr>
           <w:t xml:space="preserve">远小于</w:t>
         </w:r>
@@ -5499,7 +5499,7 @@
             <w:rFonts w:ascii="Times New Roman" w:hAnsi="Times New Roman" w:eastAsia="宋体"/>
             <w:sz w:val="21"/>
             <w:szCs w:val="21"/>
-            <w:shd w:val="clear" w:color="auto" w:fill="A6A6A6"/>
+            <w:shd w:val="clear" w:color="auto" w:fill="C9C9C9"/>
           </w:rPr>
           <w:t xml:space="preserve">理想化模型</w:t>
         </w:r>
@@ -5877,7 +5877,7 @@
             <w:rFonts w:ascii="Times New Roman" w:hAnsi="Times New Roman" w:eastAsia="宋体"/>
             <w:sz w:val="21"/>
             <w:szCs w:val="21"/>
-            <w:shd w:val="clear" w:color="auto" w:fill="A6A6A6"/>
+            <w:shd w:val="clear" w:color="auto" w:fill="C9C9C9"/>
           </w:rPr>
           <w:t xml:space="preserve">电场</w:t>
         </w:r>
@@ -5921,7 +5921,7 @@
             <w:rFonts w:ascii="Times New Roman" w:hAnsi="Times New Roman" w:eastAsia="宋体"/>
             <w:sz w:val="21"/>
             <w:szCs w:val="21"/>
-            <w:shd w:val="clear" w:color="auto" w:fill="A6A6A6"/>
+            <w:shd w:val="clear" w:color="auto" w:fill="C9C9C9"/>
           </w:rPr>
           <w:t xml:space="preserve">静电场</w:t>
         </w:r>
@@ -5946,7 +5946,7 @@
             <w:rFonts w:ascii="Times New Roman" w:hAnsi="Times New Roman" w:eastAsia="宋体"/>
             <w:sz w:val="21"/>
             <w:szCs w:val="21"/>
-            <w:shd w:val="clear" w:color="auto" w:fill="A6A6A6"/>
+            <w:shd w:val="clear" w:color="auto" w:fill="C9C9C9"/>
           </w:rPr>
           <w:t xml:space="preserve">力</w:t>
         </w:r>
@@ -6162,7 +6162,7 @@
             <w:rFonts w:ascii="Times New Roman" w:hAnsi="Times New Roman" w:eastAsia="宋体"/>
             <w:sz w:val="21"/>
             <w:szCs w:val="21"/>
-            <w:shd w:val="clear" w:color="auto" w:fill="A6A6A6"/>
+            <w:shd w:val="clear" w:color="auto" w:fill="C9C9C9"/>
           </w:rPr>
           <w:t xml:space="preserve">很小</w:t>
         </w:r>
@@ -6214,7 +6214,7 @@
             <w:rFonts w:ascii="Times New Roman" w:hAnsi="Times New Roman" w:eastAsia="宋体"/>
             <w:sz w:val="21"/>
             <w:szCs w:val="21"/>
-            <w:shd w:val="clear" w:color="auto" w:fill="A6A6A6"/>
+            <w:shd w:val="clear" w:color="auto" w:fill="C9C9C9"/>
           </w:rPr>
           <w:t xml:space="preserve">激发电场</w:t>
         </w:r>
@@ -6301,7 +6301,7 @@
             <w:rFonts w:ascii="Times New Roman" w:hAnsi="Times New Roman" w:eastAsia="宋体"/>
             <w:sz w:val="21"/>
             <w:szCs w:val="21"/>
-            <w:shd w:val="clear" w:color="auto" w:fill="A6A6A6"/>
+            <w:shd w:val="clear" w:color="auto" w:fill="C9C9C9"/>
           </w:rPr>
           <w:t xml:space="preserve">静电力</w:t>
         </w:r>
@@ -6326,7 +6326,7 @@
             <w:rFonts w:ascii="Times New Roman" w:hAnsi="Times New Roman" w:eastAsia="宋体"/>
             <w:sz w:val="21"/>
             <w:szCs w:val="21"/>
-            <w:shd w:val="clear" w:color="auto" w:fill="A6A6A6"/>
+            <w:shd w:val="clear" w:color="auto" w:fill="C9C9C9"/>
           </w:rPr>
           <w:t xml:space="preserve">电荷量</w:t>
         </w:r>
@@ -6389,7 +6389,7 @@
             <m:ctrlPr>
               <w:rPr>
                 <w:rFonts w:ascii="Times New Roman" w:hAnsi="Times New Roman"/>
-                <w:shd w:val="clear" w:color="auto" w:fill="A6A6A6"/>
+                <w:shd w:val="clear" w:color="auto" w:fill="C9C9C9"/>
               </w:rPr>
             </m:ctrlPr>
           </m:fPr>
@@ -6466,7 +6466,7 @@
             <w:rFonts w:ascii="Times New Roman" w:hAnsi="Times New Roman" w:eastAsia="宋体"/>
             <w:sz w:val="21"/>
             <w:szCs w:val="21"/>
-            <w:shd w:val="clear" w:color="auto" w:fill="A6A6A6"/>
+            <w:shd w:val="clear" w:color="auto" w:fill="C9C9C9"/>
           </w:rPr>
           <w:t xml:space="preserve">牛每库</w:t>
         </w:r>
@@ -6491,7 +6491,7 @@
             <w:rFonts w:ascii="Times New Roman" w:hAnsi="Times New Roman" w:eastAsia="宋体"/>
             <w:sz w:val="21"/>
             <w:szCs w:val="21"/>
-            <w:shd w:val="clear" w:color="auto" w:fill="A6A6A6"/>
+            <w:shd w:val="clear" w:color="auto" w:fill="C9C9C9"/>
           </w:rPr>
           <w:t xml:space="preserve">N/C</w:t>
         </w:r>
@@ -6562,7 +6562,7 @@
             <w:rFonts w:ascii="Times New Roman" w:hAnsi="Times New Roman" w:eastAsia="宋体"/>
             <w:sz w:val="21"/>
             <w:szCs w:val="21"/>
-            <w:shd w:val="clear" w:color="auto" w:fill="A6A6A6"/>
+            <w:shd w:val="clear" w:color="auto" w:fill="C9C9C9"/>
           </w:rPr>
           <w:t xml:space="preserve">相同</w:t>
         </w:r>
@@ -6587,7 +6587,7 @@
             <w:rFonts w:ascii="Times New Roman" w:hAnsi="Times New Roman" w:eastAsia="宋体"/>
             <w:sz w:val="21"/>
             <w:szCs w:val="21"/>
-            <w:shd w:val="clear" w:color="auto" w:fill="A6A6A6"/>
+            <w:shd w:val="clear" w:color="auto" w:fill="C9C9C9"/>
           </w:rPr>
           <w:t xml:space="preserve">相反</w:t>
         </w:r>
@@ -6639,7 +6639,7 @@
             <w:rFonts w:ascii="Times New Roman" w:hAnsi="Times New Roman" w:eastAsia="宋体"/>
             <w:sz w:val="21"/>
             <w:szCs w:val="21"/>
-            <w:shd w:val="clear" w:color="auto" w:fill="A6A6A6"/>
+            <w:shd w:val="clear" w:color="auto" w:fill="C9C9C9"/>
           </w:rPr>
           <w:t xml:space="preserve">无关</w:t>
         </w:r>
@@ -6772,7 +6772,7 @@
             <w:rFonts w:ascii="Times New Roman" w:hAnsi="Times New Roman" w:eastAsia="宋体"/>
             <w:sz w:val="21"/>
             <w:szCs w:val="21"/>
-            <w:shd w:val="clear" w:color="auto" w:fill="A6A6A6"/>
+            <w:shd w:val="clear" w:color="auto" w:fill="C9C9C9"/>
           </w:rPr>
           <w:t xml:space="preserve">无关</w:t>
         </w:r>
@@ -7202,7 +7202,7 @@
             <m:r>
               <w:rPr>
                 <w:rFonts w:ascii="Times New Roman" w:hAnsi="Times New Roman" w:cs="Cambria Math"/>
-                <w:shd w:val="clear" w:color="auto" w:fill="A6A6A6"/>
+                <w:shd w:val="clear" w:color="auto" w:fill="C9C9C9"/>
               </w:rPr>
               <m:t>k</m:t>
             </m:r>
@@ -7211,7 +7211,7 @@
                 <m:ctrlPr>
                   <w:rPr>
                     <w:rFonts w:ascii="Times New Roman" w:hAnsi="Times New Roman"/>
-                    <w:shd w:val="clear" w:color="auto" w:fill="A6A6A6"/>
+                    <w:shd w:val="clear" w:color="auto" w:fill="C9C9C9"/>
                   </w:rPr>
                 </m:ctrlPr>
               </m:fPr>
@@ -7290,7 +7290,7 @@
             <w:rFonts w:ascii="Times New Roman" w:hAnsi="Times New Roman" w:eastAsia="宋体"/>
             <w:sz w:val="21"/>
             <w:szCs w:val="21"/>
-            <w:shd w:val="clear" w:color="auto" w:fill="A6A6A6"/>
+            <w:shd w:val="clear" w:color="auto" w:fill="C9C9C9"/>
           </w:rPr>
           <w:t xml:space="preserve">点电荷</w:t>
         </w:r>
@@ -7395,7 +7395,7 @@
             <w:rFonts w:ascii="Times New Roman" w:hAnsi="Times New Roman" w:eastAsia="宋体"/>
             <w:sz w:val="21"/>
             <w:szCs w:val="21"/>
-            <w:shd w:val="clear" w:color="auto" w:fill="A6A6A6"/>
+            <w:shd w:val="clear" w:color="auto" w:fill="C9C9C9"/>
           </w:rPr>
           <w:t xml:space="preserve">向外</w:t>
         </w:r>
@@ -7473,7 +7473,7 @@
             <w:rFonts w:ascii="Times New Roman" w:hAnsi="Times New Roman" w:eastAsia="宋体"/>
             <w:sz w:val="21"/>
             <w:szCs w:val="21"/>
-            <w:shd w:val="clear" w:color="auto" w:fill="A6A6A6"/>
+            <w:shd w:val="clear" w:color="auto" w:fill="C9C9C9"/>
           </w:rPr>
           <w:t xml:space="preserve">向内</w:t>
         </w:r>
@@ -7857,7 +7857,7 @@
             <w:rFonts w:ascii="Times New Roman" w:hAnsi="Times New Roman" w:eastAsia="宋体"/>
             <w:sz w:val="21"/>
             <w:szCs w:val="21"/>
-            <w:shd w:val="clear" w:color="auto" w:fill="A6A6A6"/>
+            <w:shd w:val="clear" w:color="auto" w:fill="C9C9C9"/>
           </w:rPr>
           <w:t xml:space="preserve">矢量和</w:t>
         </w:r>
@@ -8057,7 +8057,7 @@
             <w:rFonts w:ascii="Times New Roman" w:hAnsi="Times New Roman" w:eastAsia="宋体"/>
             <w:sz w:val="21"/>
             <w:szCs w:val="21"/>
-            <w:shd w:val="clear" w:color="auto" w:fill="A6A6A6"/>
+            <w:shd w:val="clear" w:color="auto" w:fill="C9C9C9"/>
           </w:rPr>
           <w:t xml:space="preserve">法拉第</w:t>
         </w:r>
@@ -8109,7 +8109,7 @@
             <w:rFonts w:ascii="Times New Roman" w:hAnsi="Times New Roman" w:eastAsia="宋体"/>
             <w:sz w:val="21"/>
             <w:szCs w:val="21"/>
-            <w:shd w:val="clear" w:color="auto" w:fill="A6A6A6"/>
+            <w:shd w:val="clear" w:color="auto" w:fill="C9C9C9"/>
           </w:rPr>
           <w:t xml:space="preserve">有方向</w:t>
         </w:r>
@@ -8134,7 +8134,7 @@
             <w:rFonts w:ascii="Times New Roman" w:hAnsi="Times New Roman" w:eastAsia="宋体"/>
             <w:sz w:val="21"/>
             <w:szCs w:val="21"/>
-            <w:shd w:val="clear" w:color="auto" w:fill="A6A6A6"/>
+            <w:shd w:val="clear" w:color="auto" w:fill="C9C9C9"/>
           </w:rPr>
           <w:t xml:space="preserve">切线方向</w:t>
         </w:r>
@@ -8159,7 +8159,7 @@
             <w:rFonts w:ascii="Times New Roman" w:hAnsi="Times New Roman" w:eastAsia="宋体"/>
             <w:sz w:val="21"/>
             <w:szCs w:val="21"/>
-            <w:shd w:val="clear" w:color="auto" w:fill="A6A6A6"/>
+            <w:shd w:val="clear" w:color="auto" w:fill="C9C9C9"/>
           </w:rPr>
           <w:t xml:space="preserve">电场强度</w:t>
         </w:r>
@@ -8184,7 +8184,7 @@
             <w:rFonts w:ascii="Times New Roman" w:hAnsi="Times New Roman" w:eastAsia="宋体"/>
             <w:sz w:val="21"/>
             <w:szCs w:val="21"/>
-            <w:shd w:val="clear" w:color="auto" w:fill="A6A6A6"/>
+            <w:shd w:val="clear" w:color="auto" w:fill="C9C9C9"/>
           </w:rPr>
           <w:t xml:space="preserve">假想</w:t>
         </w:r>
@@ -8209,7 +8209,7 @@
             <w:rFonts w:ascii="Times New Roman" w:hAnsi="Times New Roman" w:eastAsia="宋体"/>
             <w:sz w:val="21"/>
             <w:szCs w:val="21"/>
-            <w:shd w:val="clear" w:color="auto" w:fill="A6A6A6"/>
+            <w:shd w:val="clear" w:color="auto" w:fill="C9C9C9"/>
           </w:rPr>
           <w:t xml:space="preserve">电场</w:t>
         </w:r>
@@ -8354,7 +8354,7 @@
             <w:rFonts w:ascii="Times New Roman" w:hAnsi="Times New Roman" w:eastAsia="宋体"/>
             <w:sz w:val="21"/>
             <w:szCs w:val="21"/>
-            <w:shd w:val="clear" w:color="auto" w:fill="A6A6A6"/>
+            <w:shd w:val="clear" w:color="auto" w:fill="C9C9C9"/>
           </w:rPr>
           <w:t xml:space="preserve">正电荷或无限远</w:t>
         </w:r>
@@ -8379,7 +8379,7 @@
             <w:rFonts w:ascii="Times New Roman" w:hAnsi="Times New Roman" w:eastAsia="宋体"/>
             <w:sz w:val="21"/>
             <w:szCs w:val="21"/>
-            <w:shd w:val="clear" w:color="auto" w:fill="A6A6A6"/>
+            <w:shd w:val="clear" w:color="auto" w:fill="C9C9C9"/>
           </w:rPr>
           <w:t xml:space="preserve">无限远或负电荷</w:t>
         </w:r>
@@ -8439,7 +8439,7 @@
             <w:rFonts w:ascii="Times New Roman" w:hAnsi="Times New Roman" w:eastAsia="宋体"/>
             <w:sz w:val="21"/>
             <w:szCs w:val="21"/>
-            <w:shd w:val="clear" w:color="auto" w:fill="A6A6A6"/>
+            <w:shd w:val="clear" w:color="auto" w:fill="C9C9C9"/>
           </w:rPr>
           <w:t xml:space="preserve">不相交</w:t>
         </w:r>
@@ -8499,7 +8499,7 @@
             <w:rFonts w:ascii="Times New Roman" w:hAnsi="Times New Roman" w:eastAsia="宋体"/>
             <w:sz w:val="21"/>
             <w:szCs w:val="21"/>
-            <w:shd w:val="clear" w:color="auto" w:fill="A6A6A6"/>
+            <w:shd w:val="clear" w:color="auto" w:fill="C9C9C9"/>
           </w:rPr>
           <w:t xml:space="preserve">疏密</w:t>
         </w:r>
@@ -8806,7 +8806,7 @@
             <w:rFonts w:ascii="Times New Roman" w:hAnsi="Times New Roman" w:eastAsia="宋体"/>
             <w:sz w:val="21"/>
             <w:szCs w:val="21"/>
-            <w:shd w:val="clear" w:color="auto" w:fill="A6A6A6"/>
+            <w:shd w:val="clear" w:color="auto" w:fill="C9C9C9"/>
           </w:rPr>
           <w:t xml:space="preserve">大小相等</w:t>
         </w:r>
@@ -8831,7 +8831,7 @@
             <w:rFonts w:ascii="Times New Roman" w:hAnsi="Times New Roman" w:eastAsia="宋体"/>
             <w:sz w:val="21"/>
             <w:szCs w:val="21"/>
-            <w:shd w:val="clear" w:color="auto" w:fill="A6A6A6"/>
+            <w:shd w:val="clear" w:color="auto" w:fill="C9C9C9"/>
           </w:rPr>
           <w:t xml:space="preserve">方向相同</w:t>
         </w:r>
@@ -8918,7 +8918,7 @@
             <w:rFonts w:ascii="Times New Roman" w:hAnsi="Times New Roman" w:eastAsia="宋体"/>
             <w:sz w:val="21"/>
             <w:szCs w:val="21"/>
-            <w:shd w:val="clear" w:color="auto" w:fill="A6A6A6"/>
+            <w:shd w:val="clear" w:color="auto" w:fill="C9C9C9"/>
           </w:rPr>
           <w:t xml:space="preserve">平行</w:t>
         </w:r>
@@ -8943,7 +8943,7 @@
             <w:rFonts w:ascii="Times New Roman" w:hAnsi="Times New Roman" w:eastAsia="宋体"/>
             <w:sz w:val="21"/>
             <w:szCs w:val="21"/>
-            <w:shd w:val="clear" w:color="auto" w:fill="A6A6A6"/>
+            <w:shd w:val="clear" w:color="auto" w:fill="C9C9C9"/>
           </w:rPr>
           <w:t xml:space="preserve">等距</w:t>
         </w:r>
@@ -9003,7 +9003,7 @@
             <w:rFonts w:ascii="Times New Roman" w:hAnsi="Times New Roman" w:eastAsia="宋体"/>
             <w:sz w:val="21"/>
             <w:szCs w:val="21"/>
-            <w:shd w:val="clear" w:color="auto" w:fill="A6A6A6"/>
+            <w:shd w:val="clear" w:color="auto" w:fill="C9C9C9"/>
           </w:rPr>
           <w:t xml:space="preserve">相同</w:t>
         </w:r>
@@ -9028,7 +9028,7 @@
             <w:rFonts w:ascii="Times New Roman" w:hAnsi="Times New Roman" w:eastAsia="宋体"/>
             <w:sz w:val="21"/>
             <w:szCs w:val="21"/>
-            <w:shd w:val="clear" w:color="auto" w:fill="A6A6A6"/>
+            <w:shd w:val="clear" w:color="auto" w:fill="C9C9C9"/>
           </w:rPr>
           <w:t xml:space="preserve">均匀</w:t>
         </w:r>
@@ -9369,7 +9369,7 @@
             <w:rFonts w:ascii="Times New Roman" w:hAnsi="Times New Roman" w:eastAsia="宋体"/>
             <w:sz w:val="21"/>
             <w:szCs w:val="21"/>
-            <w:shd w:val="clear" w:color="auto" w:fill="A6A6A6"/>
+            <w:shd w:val="clear" w:color="auto" w:fill="C9C9C9"/>
           </w:rPr>
           <w:t xml:space="preserve">定向移动</w:t>
         </w:r>
@@ -9422,7 +9422,7 @@
             <w:rFonts w:ascii="Times New Roman" w:hAnsi="Times New Roman" w:eastAsia="宋体"/>
             <w:sz w:val="21"/>
             <w:szCs w:val="21"/>
-            <w:shd w:val="clear" w:color="auto" w:fill="A6A6A6"/>
+            <w:shd w:val="clear" w:color="auto" w:fill="C9C9C9"/>
           </w:rPr>
           <w:t xml:space="preserve">0</w:t>
         </w:r>
@@ -9613,7 +9613,7 @@
             <w:rFonts w:ascii="Times New Roman" w:hAnsi="Times New Roman" w:eastAsia="宋体"/>
             <w:sz w:val="21"/>
             <w:szCs w:val="21"/>
-            <w:shd w:val="clear" w:color="auto" w:fill="A6A6A6"/>
+            <w:shd w:val="clear" w:color="auto" w:fill="C9C9C9"/>
           </w:rPr>
           <w:t xml:space="preserve">内部</w:t>
         </w:r>
@@ -9638,7 +9638,7 @@
             <w:rFonts w:ascii="Times New Roman" w:hAnsi="Times New Roman" w:eastAsia="宋体"/>
             <w:sz w:val="21"/>
             <w:szCs w:val="21"/>
-            <w:shd w:val="clear" w:color="auto" w:fill="A6A6A6"/>
+            <w:shd w:val="clear" w:color="auto" w:fill="C9C9C9"/>
           </w:rPr>
           <w:t xml:space="preserve">外表面</w:t>
         </w:r>
@@ -9699,7 +9699,7 @@
             <w:rFonts w:ascii="Times New Roman" w:hAnsi="Times New Roman" w:eastAsia="宋体"/>
             <w:sz w:val="21"/>
             <w:szCs w:val="21"/>
-            <w:shd w:val="clear" w:color="auto" w:fill="A6A6A6"/>
+            <w:shd w:val="clear" w:color="auto" w:fill="C9C9C9"/>
           </w:rPr>
           <w:t xml:space="preserve">越大</w:t>
         </w:r>
@@ -9751,7 +9751,7 @@
             <w:rFonts w:ascii="Times New Roman" w:hAnsi="Times New Roman" w:eastAsia="宋体"/>
             <w:sz w:val="21"/>
             <w:szCs w:val="21"/>
-            <w:shd w:val="clear" w:color="auto" w:fill="A6A6A6"/>
+            <w:shd w:val="clear" w:color="auto" w:fill="C9C9C9"/>
           </w:rPr>
           <w:t xml:space="preserve">垂直</w:t>
         </w:r>
@@ -9978,7 +9978,7 @@
             <w:rFonts w:ascii="Times New Roman" w:hAnsi="Times New Roman" w:eastAsia="宋体"/>
             <w:sz w:val="21"/>
             <w:szCs w:val="21"/>
-            <w:shd w:val="clear" w:color="auto" w:fill="A6A6A6"/>
+            <w:shd w:val="clear" w:color="auto" w:fill="C9C9C9"/>
           </w:rPr>
           <w:t xml:space="preserve">密度</w:t>
         </w:r>
@@ -10003,7 +10003,7 @@
             <w:rFonts w:ascii="Times New Roman" w:hAnsi="Times New Roman" w:eastAsia="宋体"/>
             <w:sz w:val="21"/>
             <w:szCs w:val="21"/>
-            <w:shd w:val="clear" w:color="auto" w:fill="A6A6A6"/>
+            <w:shd w:val="clear" w:color="auto" w:fill="C9C9C9"/>
           </w:rPr>
           <w:t xml:space="preserve">分离</w:t>
         </w:r>
@@ -10056,7 +10056,7 @@
             <w:rFonts w:ascii="Times New Roman" w:hAnsi="Times New Roman" w:eastAsia="宋体"/>
             <w:sz w:val="21"/>
             <w:szCs w:val="21"/>
-            <w:shd w:val="clear" w:color="auto" w:fill="A6A6A6"/>
+            <w:shd w:val="clear" w:color="auto" w:fill="C9C9C9"/>
           </w:rPr>
           <w:t xml:space="preserve">吸引</w:t>
         </w:r>
@@ -10081,7 +10081,7 @@
             <w:rFonts w:ascii="Times New Roman" w:hAnsi="Times New Roman" w:eastAsia="宋体"/>
             <w:sz w:val="21"/>
             <w:szCs w:val="21"/>
-            <w:shd w:val="clear" w:color="auto" w:fill="A6A6A6"/>
+            <w:shd w:val="clear" w:color="auto" w:fill="C9C9C9"/>
           </w:rPr>
           <w:t xml:space="preserve">中和</w:t>
         </w:r>
@@ -10106,7 +10106,7 @@
             <w:rFonts w:ascii="Times New Roman" w:hAnsi="Times New Roman" w:eastAsia="宋体"/>
             <w:sz w:val="21"/>
             <w:szCs w:val="21"/>
-            <w:shd w:val="clear" w:color="auto" w:fill="A6A6A6"/>
+            <w:shd w:val="clear" w:color="auto" w:fill="C9C9C9"/>
           </w:rPr>
           <w:t xml:space="preserve">失去电荷</w:t>
         </w:r>
@@ -10228,7 +10228,7 @@
             <w:rFonts w:ascii="Times New Roman" w:hAnsi="Times New Roman" w:eastAsia="宋体"/>
             <w:sz w:val="21"/>
             <w:szCs w:val="21"/>
-            <w:shd w:val="clear" w:color="auto" w:fill="A6A6A6"/>
+            <w:shd w:val="clear" w:color="auto" w:fill="C9C9C9"/>
           </w:rPr>
           <w:t xml:space="preserve">光滑</w:t>
         </w:r>
@@ -10471,7 +10471,7 @@
             <w:rFonts w:ascii="Times New Roman" w:hAnsi="Times New Roman" w:eastAsia="宋体"/>
             <w:sz w:val="21"/>
             <w:szCs w:val="21"/>
-            <w:shd w:val="clear" w:color="auto" w:fill="A6A6A6"/>
+            <w:shd w:val="clear" w:color="auto" w:fill="C9C9C9"/>
           </w:rPr>
           <w:t xml:space="preserve">不会</w:t>
         </w:r>
@@ -10523,7 +10523,7 @@
             <w:rFonts w:ascii="Times New Roman" w:hAnsi="Times New Roman" w:eastAsia="宋体"/>
             <w:sz w:val="21"/>
             <w:szCs w:val="21"/>
-            <w:shd w:val="clear" w:color="auto" w:fill="A6A6A6"/>
+            <w:shd w:val="clear" w:color="auto" w:fill="C9C9C9"/>
           </w:rPr>
           <w:t xml:space="preserve">静电感应</w:t>
         </w:r>
@@ -10548,7 +10548,7 @@
             <w:rFonts w:ascii="Times New Roman" w:hAnsi="Times New Roman" w:eastAsia="宋体"/>
             <w:sz w:val="21"/>
             <w:szCs w:val="21"/>
-            <w:shd w:val="clear" w:color="auto" w:fill="A6A6A6"/>
+            <w:shd w:val="clear" w:color="auto" w:fill="C9C9C9"/>
           </w:rPr>
           <w:t xml:space="preserve">零</w:t>
         </w:r>
@@ -10823,7 +10823,7 @@
             <w:rFonts w:ascii="Times New Roman" w:hAnsi="Times New Roman" w:eastAsia="宋体"/>
             <w:sz w:val="21"/>
             <w:szCs w:val="21"/>
-            <w:shd w:val="clear" w:color="auto" w:fill="A6A6A6"/>
+            <w:shd w:val="clear" w:color="auto" w:fill="C9C9C9"/>
           </w:rPr>
           <w:t xml:space="preserve">静电力</w:t>
         </w:r>

--- a/高中物理/高中物理同步/人教版必修3 第9章 静电场及其应用·知识清单（完成）.docx
+++ b/高中物理/高中物理同步/人教版必修3 第9章 静电场及其应用·知识清单（完成）.docx
@@ -242,16 +242,17 @@
           <w:rFonts w:ascii="Times New Roman" w:hAnsi="Times New Roman" w:eastAsia="宋体"/>
           <w:sz w:val="21"/>
           <w:szCs w:val="21"/>
-        </w:rPr>
-        <w:t>1</w:t>
-      </w:r>
-      <w:r>
-        <w:rPr>
-          <w:rFonts w:ascii="Times New Roman" w:hAnsi="Times New Roman" w:eastAsia="宋体"/>
-          <w:sz w:val="21"/>
-          <w:szCs w:val="21"/>
-        </w:rPr>
-        <w:t>．自然界中有两种电荷：</w:t>
+          <w:shd w:val="clear" w:color="auto" w:fill="C9C9C9"/>
+        </w:rPr>
+        <w:t>1．</w:t>
+      </w:r>
+      <w:r>
+        <w:rPr>
+          <w:rFonts w:ascii="Times New Roman" w:hAnsi="Times New Roman" w:eastAsia="宋体"/>
+          <w:sz w:val="21"/>
+          <w:szCs w:val="21"/>
+        </w:rPr>
+        <w:t>自然界中有两种电荷：</w:t>
       </w:r>
       <w:r>
         <w:rPr>
@@ -330,16 +331,17 @@
           <w:rFonts w:ascii="Times New Roman" w:hAnsi="Times New Roman" w:eastAsia="宋体"/>
           <w:sz w:val="21"/>
           <w:szCs w:val="21"/>
-        </w:rPr>
-        <w:t>2</w:t>
-      </w:r>
-      <w:r>
-        <w:rPr>
-          <w:rFonts w:ascii="Times New Roman" w:hAnsi="Times New Roman" w:eastAsia="宋体"/>
-          <w:sz w:val="21"/>
-          <w:szCs w:val="21"/>
-        </w:rPr>
-        <w:t>．电荷间的相互作用：同种电荷相互</w:t>
+          <w:shd w:val="clear" w:color="auto" w:fill="C9C9C9"/>
+        </w:rPr>
+        <w:t>2．</w:t>
+      </w:r>
+      <w:r>
+        <w:rPr>
+          <w:rFonts w:ascii="Times New Roman" w:hAnsi="Times New Roman" w:eastAsia="宋体"/>
+          <w:sz w:val="21"/>
+          <w:szCs w:val="21"/>
+        </w:rPr>
+        <w:t>电荷间的相互作用：同种电荷相互</w:t>
       </w:r>
       <w:r>
         <w:rPr>
@@ -419,16 +421,17 @@
           <w:rFonts w:ascii="Times New Roman" w:hAnsi="Times New Roman" w:eastAsia="宋体"/>
           <w:sz w:val="21"/>
           <w:szCs w:val="21"/>
-        </w:rPr>
-        <w:t>3</w:t>
-      </w:r>
-      <w:r>
-        <w:rPr>
-          <w:rFonts w:ascii="Times New Roman" w:hAnsi="Times New Roman" w:eastAsia="宋体"/>
-          <w:sz w:val="21"/>
-          <w:szCs w:val="21"/>
-        </w:rPr>
-        <w:t>．电荷量：电荷的多少，用</w:t>
+          <w:shd w:val="clear" w:color="auto" w:fill="C9C9C9"/>
+        </w:rPr>
+        <w:t>3．</w:t>
+      </w:r>
+      <w:r>
+        <w:rPr>
+          <w:rFonts w:ascii="Times New Roman" w:hAnsi="Times New Roman" w:eastAsia="宋体"/>
+          <w:sz w:val="21"/>
+          <w:szCs w:val="21"/>
+        </w:rPr>
+        <w:t>电荷量：电荷的多少，用</w:t>
       </w:r>
       <w:r>
         <w:rPr>
@@ -581,16 +584,17 @@
           <w:rFonts w:ascii="Times New Roman" w:hAnsi="Times New Roman" w:eastAsia="宋体"/>
           <w:sz w:val="21"/>
           <w:szCs w:val="21"/>
-        </w:rPr>
-        <w:t>4</w:t>
-      </w:r>
-      <w:r>
-        <w:rPr>
-          <w:rFonts w:ascii="Times New Roman" w:hAnsi="Times New Roman" w:eastAsia="宋体"/>
-          <w:sz w:val="21"/>
-          <w:szCs w:val="21"/>
-        </w:rPr>
-        <w:t>．每个原子中</w:t>
+          <w:shd w:val="clear" w:color="auto" w:fill="C9C9C9"/>
+        </w:rPr>
+        <w:t>4．</w:t>
+      </w:r>
+      <w:r>
+        <w:rPr>
+          <w:rFonts w:ascii="Times New Roman" w:hAnsi="Times New Roman" w:eastAsia="宋体"/>
+          <w:sz w:val="21"/>
+          <w:szCs w:val="21"/>
+        </w:rPr>
+        <w:t>每个原子中</w:t>
       </w:r>
       <w:r>
         <w:rPr>
@@ -1240,16 +1244,17 @@
           <w:rFonts w:ascii="Times New Roman" w:hAnsi="Times New Roman" w:eastAsia="宋体"/>
           <w:sz w:val="21"/>
           <w:szCs w:val="21"/>
-        </w:rPr>
-        <w:t>5</w:t>
-      </w:r>
-      <w:r>
-        <w:rPr>
-          <w:rFonts w:ascii="Times New Roman" w:hAnsi="Times New Roman" w:eastAsia="宋体"/>
-          <w:sz w:val="21"/>
-          <w:szCs w:val="21"/>
-        </w:rPr>
-        <w:t>．摩擦起电</w:t>
+          <w:shd w:val="clear" w:color="auto" w:fill="C9C9C9"/>
+        </w:rPr>
+        <w:t>5．</w:t>
+      </w:r>
+      <w:r>
+        <w:rPr>
+          <w:rFonts w:ascii="Times New Roman" w:hAnsi="Times New Roman" w:eastAsia="宋体"/>
+          <w:sz w:val="21"/>
+          <w:szCs w:val="21"/>
+        </w:rPr>
+        <w:t>摩擦起电</w:t>
       </w:r>
     </w:p>
     <w:p>
@@ -1637,16 +1642,17 @@
           <w:rFonts w:ascii="Times New Roman" w:hAnsi="Times New Roman" w:eastAsia="宋体"/>
           <w:sz w:val="21"/>
           <w:szCs w:val="21"/>
-        </w:rPr>
-        <w:t>6</w:t>
-      </w:r>
-      <w:r>
-        <w:rPr>
-          <w:rFonts w:ascii="Times New Roman" w:hAnsi="Times New Roman" w:eastAsia="宋体"/>
-          <w:sz w:val="21"/>
-          <w:szCs w:val="21"/>
-        </w:rPr>
-        <w:t>．接触起电</w:t>
+          <w:shd w:val="clear" w:color="auto" w:fill="C9C9C9"/>
+        </w:rPr>
+        <w:t>6．</w:t>
+      </w:r>
+      <w:r>
+        <w:rPr>
+          <w:rFonts w:ascii="Times New Roman" w:hAnsi="Times New Roman" w:eastAsia="宋体"/>
+          <w:sz w:val="21"/>
+          <w:szCs w:val="21"/>
+        </w:rPr>
+        <w:t>接触起电</w:t>
       </w:r>
     </w:p>
     <w:p>
@@ -1762,16 +1768,17 @@
           <w:rFonts w:ascii="Times New Roman" w:hAnsi="Times New Roman" w:eastAsia="宋体"/>
           <w:sz w:val="21"/>
           <w:szCs w:val="21"/>
-        </w:rPr>
-        <w:t>7</w:t>
-      </w:r>
-      <w:r>
-        <w:rPr>
-          <w:rFonts w:ascii="Times New Roman" w:hAnsi="Times New Roman" w:eastAsia="宋体"/>
-          <w:sz w:val="21"/>
-          <w:szCs w:val="21"/>
-        </w:rPr>
-        <w:t>．感应起电</w:t>
+          <w:shd w:val="clear" w:color="auto" w:fill="C9C9C9"/>
+        </w:rPr>
+        <w:t>7．</w:t>
+      </w:r>
+      <w:r>
+        <w:rPr>
+          <w:rFonts w:ascii="Times New Roman" w:hAnsi="Times New Roman" w:eastAsia="宋体"/>
+          <w:sz w:val="21"/>
+          <w:szCs w:val="21"/>
+        </w:rPr>
+        <w:t>感应起电</w:t>
       </w:r>
     </w:p>
     <w:p>
@@ -2640,16 +2647,17 @@
           <w:rFonts w:ascii="Times New Roman" w:hAnsi="Times New Roman" w:eastAsia="宋体"/>
           <w:sz w:val="21"/>
           <w:szCs w:val="21"/>
-        </w:rPr>
-        <w:t>8</w:t>
-      </w:r>
-      <w:r>
-        <w:rPr>
-          <w:rFonts w:ascii="Times New Roman" w:hAnsi="Times New Roman" w:eastAsia="宋体"/>
-          <w:sz w:val="21"/>
-          <w:szCs w:val="21"/>
-        </w:rPr>
-        <w:t>．验电器</w:t>
+          <w:shd w:val="clear" w:color="auto" w:fill="C9C9C9"/>
+        </w:rPr>
+        <w:t>8．</w:t>
+      </w:r>
+      <w:r>
+        <w:rPr>
+          <w:rFonts w:ascii="Times New Roman" w:hAnsi="Times New Roman" w:eastAsia="宋体"/>
+          <w:sz w:val="21"/>
+          <w:szCs w:val="21"/>
+        </w:rPr>
+        <w:t>验电器</w:t>
       </w:r>
     </w:p>
     <w:p>
@@ -3098,16 +3106,17 @@
           <w:rFonts w:ascii="Times New Roman" w:hAnsi="Times New Roman" w:eastAsia="宋体"/>
           <w:sz w:val="21"/>
           <w:szCs w:val="21"/>
-        </w:rPr>
-        <w:t>9</w:t>
-      </w:r>
-      <w:r>
-        <w:rPr>
-          <w:rFonts w:ascii="Times New Roman" w:hAnsi="Times New Roman" w:eastAsia="宋体"/>
-          <w:sz w:val="21"/>
-          <w:szCs w:val="21"/>
-        </w:rPr>
-        <w:t>．电荷守恒定律</w:t>
+          <w:shd w:val="clear" w:color="auto" w:fill="C9C9C9"/>
+        </w:rPr>
+        <w:t>9．</w:t>
+      </w:r>
+      <w:r>
+        <w:rPr>
+          <w:rFonts w:ascii="Times New Roman" w:hAnsi="Times New Roman" w:eastAsia="宋体"/>
+          <w:sz w:val="21"/>
+          <w:szCs w:val="21"/>
+        </w:rPr>
+        <w:t>电荷守恒定律</w:t>
       </w:r>
     </w:p>
     <w:p>
@@ -3346,16 +3355,17 @@
           <w:rFonts w:ascii="Times New Roman" w:hAnsi="Times New Roman" w:eastAsia="宋体"/>
           <w:sz w:val="21"/>
           <w:szCs w:val="21"/>
-        </w:rPr>
-        <w:t>10</w:t>
-      </w:r>
-      <w:r>
-        <w:rPr>
-          <w:rFonts w:ascii="Times New Roman" w:hAnsi="Times New Roman" w:eastAsia="宋体"/>
-          <w:sz w:val="21"/>
-          <w:szCs w:val="21"/>
-        </w:rPr>
-        <w:t>．元电荷</w:t>
+          <w:shd w:val="clear" w:color="auto" w:fill="C9C9C9"/>
+        </w:rPr>
+        <w:t>10．</w:t>
+      </w:r>
+      <w:r>
+        <w:rPr>
+          <w:rFonts w:ascii="Times New Roman" w:hAnsi="Times New Roman" w:eastAsia="宋体"/>
+          <w:sz w:val="21"/>
+          <w:szCs w:val="21"/>
+        </w:rPr>
+        <w:t>元电荷</w:t>
       </w:r>
     </w:p>
     <w:p>
@@ -4270,16 +4280,17 @@
           <w:rFonts w:ascii="Times New Roman" w:hAnsi="Times New Roman" w:eastAsia="宋体"/>
           <w:sz w:val="21"/>
           <w:szCs w:val="21"/>
-        </w:rPr>
-        <w:t>11</w:t>
-      </w:r>
-      <w:r>
-        <w:rPr>
-          <w:rFonts w:ascii="Times New Roman" w:hAnsi="Times New Roman" w:eastAsia="宋体"/>
-          <w:sz w:val="21"/>
-          <w:szCs w:val="21"/>
-        </w:rPr>
-        <w:t>．库仑定律</w:t>
+          <w:shd w:val="clear" w:color="auto" w:fill="C9C9C9"/>
+        </w:rPr>
+        <w:t>11．</w:t>
+      </w:r>
+      <w:r>
+        <w:rPr>
+          <w:rFonts w:ascii="Times New Roman" w:hAnsi="Times New Roman" w:eastAsia="宋体"/>
+          <w:sz w:val="21"/>
+          <w:szCs w:val="21"/>
+        </w:rPr>
+        <w:t>库仑定律</w:t>
       </w:r>
     </w:p>
     <w:p>
@@ -5220,16 +5231,17 @@
           <w:rFonts w:ascii="Times New Roman" w:hAnsi="Times New Roman" w:eastAsia="宋体"/>
           <w:sz w:val="21"/>
           <w:szCs w:val="21"/>
-        </w:rPr>
-        <w:t>12</w:t>
-      </w:r>
-      <w:r>
-        <w:rPr>
-          <w:rFonts w:ascii="Times New Roman" w:hAnsi="Times New Roman" w:eastAsia="宋体"/>
-          <w:sz w:val="21"/>
-          <w:szCs w:val="21"/>
-        </w:rPr>
-        <w:t>．点电荷</w:t>
+          <w:shd w:val="clear" w:color="auto" w:fill="C9C9C9"/>
+        </w:rPr>
+        <w:t>12．</w:t>
+      </w:r>
+      <w:r>
+        <w:rPr>
+          <w:rFonts w:ascii="Times New Roman" w:hAnsi="Times New Roman" w:eastAsia="宋体"/>
+          <w:sz w:val="21"/>
+          <w:szCs w:val="21"/>
+        </w:rPr>
+        <w:t>点电荷</w:t>
       </w:r>
     </w:p>
     <w:p>
@@ -5835,16 +5847,17 @@
           <w:rFonts w:ascii="Times New Roman" w:hAnsi="Times New Roman" w:eastAsia="宋体"/>
           <w:sz w:val="21"/>
           <w:szCs w:val="21"/>
-        </w:rPr>
-        <w:t>13</w:t>
-      </w:r>
-      <w:r>
-        <w:rPr>
-          <w:rFonts w:ascii="Times New Roman" w:hAnsi="Times New Roman" w:eastAsia="宋体"/>
-          <w:sz w:val="21"/>
-          <w:szCs w:val="21"/>
-        </w:rPr>
-        <w:t>．电场</w:t>
+          <w:shd w:val="clear" w:color="auto" w:fill="C9C9C9"/>
+        </w:rPr>
+        <w:t>13．</w:t>
+      </w:r>
+      <w:r>
+        <w:rPr>
+          <w:rFonts w:ascii="Times New Roman" w:hAnsi="Times New Roman" w:eastAsia="宋体"/>
+          <w:sz w:val="21"/>
+          <w:szCs w:val="21"/>
+        </w:rPr>
+        <w:t>电场</w:t>
       </w:r>
     </w:p>
     <w:p>
@@ -6077,16 +6090,17 @@
           <w:rFonts w:ascii="Times New Roman" w:hAnsi="Times New Roman" w:eastAsia="宋体"/>
           <w:sz w:val="21"/>
           <w:szCs w:val="21"/>
-        </w:rPr>
-        <w:t>14</w:t>
-      </w:r>
-      <w:r>
-        <w:rPr>
-          <w:rFonts w:ascii="Times New Roman" w:hAnsi="Times New Roman" w:eastAsia="宋体"/>
-          <w:sz w:val="21"/>
-          <w:szCs w:val="21"/>
-        </w:rPr>
-        <w:t>．电场强度</w:t>
+          <w:shd w:val="clear" w:color="auto" w:fill="C9C9C9"/>
+        </w:rPr>
+        <w:t>14．</w:t>
+      </w:r>
+      <w:r>
+        <w:rPr>
+          <w:rFonts w:ascii="Times New Roman" w:hAnsi="Times New Roman" w:eastAsia="宋体"/>
+          <w:sz w:val="21"/>
+          <w:szCs w:val="21"/>
+        </w:rPr>
+        <w:t>电场强度</w:t>
       </w:r>
     </w:p>
     <w:p>
@@ -7135,16 +7149,17 @@
           <w:rFonts w:ascii="Times New Roman" w:hAnsi="Times New Roman" w:eastAsia="宋体"/>
           <w:sz w:val="21"/>
           <w:szCs w:val="21"/>
-        </w:rPr>
-        <w:t>15</w:t>
-      </w:r>
-      <w:r>
-        <w:rPr>
-          <w:rFonts w:ascii="Times New Roman" w:hAnsi="Times New Roman" w:eastAsia="宋体"/>
-          <w:sz w:val="21"/>
-          <w:szCs w:val="21"/>
-        </w:rPr>
-        <w:t>．点电荷的电场强度</w:t>
+          <w:shd w:val="clear" w:color="auto" w:fill="C9C9C9"/>
+        </w:rPr>
+        <w:t>15．</w:t>
+      </w:r>
+      <w:r>
+        <w:rPr>
+          <w:rFonts w:ascii="Times New Roman" w:hAnsi="Times New Roman" w:eastAsia="宋体"/>
+          <w:sz w:val="21"/>
+          <w:szCs w:val="21"/>
+        </w:rPr>
+        <w:t>点电荷的电场强度</w:t>
       </w:r>
     </w:p>
     <w:p>
@@ -7319,16 +7334,17 @@
           <w:rFonts w:ascii="Times New Roman" w:hAnsi="Times New Roman" w:eastAsia="宋体"/>
           <w:sz w:val="21"/>
           <w:szCs w:val="21"/>
-        </w:rPr>
-        <w:t>16</w:t>
-      </w:r>
-      <w:r>
-        <w:rPr>
-          <w:rFonts w:ascii="Times New Roman" w:hAnsi="Times New Roman" w:eastAsia="宋体"/>
-          <w:sz w:val="21"/>
-          <w:szCs w:val="21"/>
-        </w:rPr>
-        <w:t>．点电荷电场的方向</w:t>
+          <w:shd w:val="clear" w:color="auto" w:fill="C9C9C9"/>
+        </w:rPr>
+        <w:t>16．</w:t>
+      </w:r>
+      <w:r>
+        <w:rPr>
+          <w:rFonts w:ascii="Times New Roman" w:hAnsi="Times New Roman" w:eastAsia="宋体"/>
+          <w:sz w:val="21"/>
+          <w:szCs w:val="21"/>
+        </w:rPr>
+        <w:t>点电荷电场的方向</w:t>
       </w:r>
     </w:p>
     <w:p>
@@ -7815,8 +7831,17 @@
           <w:rFonts w:ascii="Times New Roman" w:hAnsi="Times New Roman" w:eastAsia="宋体"/>
           <w:sz w:val="21"/>
           <w:szCs w:val="21"/>
-        </w:rPr>
-        <w:t>17．电场强度的叠加原理</w:t>
+          <w:shd w:val="clear" w:color="auto" w:fill="C9C9C9"/>
+        </w:rPr>
+        <w:t>17．</w:t>
+      </w:r>
+      <w:r>
+        <w:rPr>
+          <w:rFonts w:ascii="Times New Roman" w:hAnsi="Times New Roman" w:eastAsia="宋体"/>
+          <w:sz w:val="21"/>
+          <w:szCs w:val="21"/>
+        </w:rPr>
+        <w:t>电场强度的叠加原理</w:t>
       </w:r>
       <w:r>
         <w:rPr>
@@ -8034,16 +8059,17 @@
           <w:rFonts w:ascii="Times New Roman" w:hAnsi="Times New Roman" w:eastAsia="宋体"/>
           <w:sz w:val="21"/>
           <w:szCs w:val="21"/>
-        </w:rPr>
-        <w:t>18</w:t>
-      </w:r>
-      <w:r>
-        <w:rPr>
-          <w:rFonts w:ascii="Times New Roman" w:hAnsi="Times New Roman" w:eastAsia="宋体"/>
-          <w:sz w:val="21"/>
-          <w:szCs w:val="21"/>
-        </w:rPr>
-        <w:t>．物理学家</w:t>
+          <w:shd w:val="clear" w:color="auto" w:fill="C9C9C9"/>
+        </w:rPr>
+        <w:t>18．</w:t>
+      </w:r>
+      <w:r>
+        <w:rPr>
+          <w:rFonts w:ascii="Times New Roman" w:hAnsi="Times New Roman" w:eastAsia="宋体"/>
+          <w:sz w:val="21"/>
+          <w:szCs w:val="21"/>
+        </w:rPr>
+        <w:t>物理学家</w:t>
       </w:r>
       <w:r>
         <w:rPr>
@@ -8086,16 +8112,17 @@
           <w:rFonts w:ascii="Times New Roman" w:hAnsi="Times New Roman" w:eastAsia="宋体"/>
           <w:sz w:val="21"/>
           <w:szCs w:val="21"/>
-        </w:rPr>
-        <w:t>19</w:t>
-      </w:r>
-      <w:r>
-        <w:rPr>
-          <w:rFonts w:ascii="Times New Roman" w:hAnsi="Times New Roman" w:eastAsia="宋体"/>
-          <w:sz w:val="21"/>
-          <w:szCs w:val="21"/>
-        </w:rPr>
-        <w:t>．电场线是画在电场中的一条条</w:t>
+          <w:shd w:val="clear" w:color="auto" w:fill="C9C9C9"/>
+        </w:rPr>
+        <w:t>19．</w:t>
+      </w:r>
+      <w:r>
+        <w:rPr>
+          <w:rFonts w:ascii="Times New Roman" w:hAnsi="Times New Roman" w:eastAsia="宋体"/>
+          <w:sz w:val="21"/>
+          <w:szCs w:val="21"/>
+        </w:rPr>
+        <w:t>电场线是画在电场中的一条条</w:t>
       </w:r>
       <w:r>
         <w:rPr>
@@ -8296,16 +8323,17 @@
           <w:rFonts w:ascii="Times New Roman" w:hAnsi="Times New Roman" w:eastAsia="宋体"/>
           <w:sz w:val="21"/>
           <w:szCs w:val="21"/>
-        </w:rPr>
-        <w:t>20</w:t>
-      </w:r>
-      <w:r>
-        <w:rPr>
-          <w:rFonts w:ascii="Times New Roman" w:hAnsi="Times New Roman" w:eastAsia="宋体"/>
-          <w:sz w:val="21"/>
-          <w:szCs w:val="21"/>
-        </w:rPr>
-        <w:t>．电场线的特点</w:t>
+          <w:shd w:val="clear" w:color="auto" w:fill="C9C9C9"/>
+        </w:rPr>
+        <w:t>20．</w:t>
+      </w:r>
+      <w:r>
+        <w:rPr>
+          <w:rFonts w:ascii="Times New Roman" w:hAnsi="Times New Roman" w:eastAsia="宋体"/>
+          <w:sz w:val="21"/>
+          <w:szCs w:val="21"/>
+        </w:rPr>
+        <w:t>电场线的特点</w:t>
       </w:r>
     </w:p>
     <w:p>
@@ -8783,16 +8811,17 @@
           <w:rFonts w:ascii="Times New Roman" w:hAnsi="Times New Roman" w:eastAsia="宋体"/>
           <w:sz w:val="21"/>
           <w:szCs w:val="21"/>
-        </w:rPr>
-        <w:t>21</w:t>
-      </w:r>
-      <w:r>
-        <w:rPr>
-          <w:rFonts w:ascii="Times New Roman" w:hAnsi="Times New Roman" w:eastAsia="宋体"/>
-          <w:sz w:val="21"/>
-          <w:szCs w:val="21"/>
-        </w:rPr>
-        <w:t>．定义：如果电场中各点的电场强度</w:t>
+          <w:shd w:val="clear" w:color="auto" w:fill="C9C9C9"/>
+        </w:rPr>
+        <w:t>21．</w:t>
+      </w:r>
+      <w:r>
+        <w:rPr>
+          <w:rFonts w:ascii="Times New Roman" w:hAnsi="Times New Roman" w:eastAsia="宋体"/>
+          <w:sz w:val="21"/>
+          <w:szCs w:val="21"/>
+        </w:rPr>
+        <w:t>定义：如果电场中各点的电场强度</w:t>
       </w:r>
       <w:r>
         <w:rPr>
@@ -8860,16 +8889,17 @@
           <w:rFonts w:ascii="Times New Roman" w:hAnsi="Times New Roman" w:eastAsia="宋体"/>
           <w:sz w:val="21"/>
           <w:szCs w:val="21"/>
-        </w:rPr>
-        <w:t>22</w:t>
-      </w:r>
-      <w:r>
-        <w:rPr>
-          <w:rFonts w:ascii="Times New Roman" w:hAnsi="Times New Roman" w:eastAsia="宋体"/>
-          <w:sz w:val="21"/>
-          <w:szCs w:val="21"/>
-        </w:rPr>
-        <w:t>．特点：</w:t>
+          <w:shd w:val="clear" w:color="auto" w:fill="C9C9C9"/>
+        </w:rPr>
+        <w:t>22．</w:t>
+      </w:r>
+      <w:r>
+        <w:rPr>
+          <w:rFonts w:ascii="Times New Roman" w:hAnsi="Times New Roman" w:eastAsia="宋体"/>
+          <w:sz w:val="21"/>
+          <w:szCs w:val="21"/>
+        </w:rPr>
+        <w:t>特点：</w:t>
       </w:r>
     </w:p>
     <w:p>
@@ -9346,16 +9376,17 @@
           <w:rFonts w:ascii="Times New Roman" w:hAnsi="Times New Roman" w:eastAsia="宋体"/>
           <w:sz w:val="21"/>
           <w:szCs w:val="21"/>
-        </w:rPr>
-        <w:t>23</w:t>
-      </w:r>
-      <w:r>
-        <w:rPr>
-          <w:rFonts w:ascii="Times New Roman" w:hAnsi="Times New Roman" w:eastAsia="宋体"/>
-          <w:sz w:val="21"/>
-          <w:szCs w:val="21"/>
-        </w:rPr>
-        <w:t>．静电平衡：导体内的自由电子不再发生</w:t>
+          <w:shd w:val="clear" w:color="auto" w:fill="C9C9C9"/>
+        </w:rPr>
+        <w:t>23．</w:t>
+      </w:r>
+      <w:r>
+        <w:rPr>
+          <w:rFonts w:ascii="Times New Roman" w:hAnsi="Times New Roman" w:eastAsia="宋体"/>
+          <w:sz w:val="21"/>
+          <w:szCs w:val="21"/>
+        </w:rPr>
+        <w:t>静电平衡：导体内的自由电子不再发生</w:t>
       </w:r>
       <w:r>
         <w:rPr>
@@ -9399,16 +9430,17 @@
           <w:rFonts w:ascii="Times New Roman" w:hAnsi="Times New Roman" w:eastAsia="宋体"/>
           <w:sz w:val="21"/>
           <w:szCs w:val="21"/>
-        </w:rPr>
-        <w:t>24</w:t>
-      </w:r>
-      <w:r>
-        <w:rPr>
-          <w:rFonts w:ascii="Times New Roman" w:hAnsi="Times New Roman" w:eastAsia="宋体"/>
-          <w:sz w:val="21"/>
-          <w:szCs w:val="21"/>
-        </w:rPr>
-        <w:t>．处于静电平衡状态的导体，其内部的电场强度处处为</w:t>
+          <w:shd w:val="clear" w:color="auto" w:fill="C9C9C9"/>
+        </w:rPr>
+        <w:t>24．</w:t>
+      </w:r>
+      <w:r>
+        <w:rPr>
+          <w:rFonts w:ascii="Times New Roman" w:hAnsi="Times New Roman" w:eastAsia="宋体"/>
+          <w:sz w:val="21"/>
+          <w:szCs w:val="21"/>
+        </w:rPr>
+        <w:t>处于静电平衡状态的导体，其内部的电场强度处处为</w:t>
       </w:r>
       <w:r>
         <w:rPr>
@@ -9555,16 +9587,17 @@
           <w:rFonts w:ascii="Times New Roman" w:hAnsi="Times New Roman" w:eastAsia="宋体"/>
           <w:sz w:val="21"/>
           <w:szCs w:val="21"/>
-        </w:rPr>
-        <w:t>25</w:t>
-      </w:r>
-      <w:r>
-        <w:rPr>
-          <w:rFonts w:ascii="Times New Roman" w:hAnsi="Times New Roman" w:eastAsia="宋体"/>
-          <w:sz w:val="21"/>
-          <w:szCs w:val="21"/>
-        </w:rPr>
-        <w:t>．导体上电荷的分布：</w:t>
+          <w:shd w:val="clear" w:color="auto" w:fill="C9C9C9"/>
+        </w:rPr>
+        <w:t>25．</w:t>
+      </w:r>
+      <w:r>
+        <w:rPr>
+          <w:rFonts w:ascii="Times New Roman" w:hAnsi="Times New Roman" w:eastAsia="宋体"/>
+          <w:sz w:val="21"/>
+          <w:szCs w:val="21"/>
+        </w:rPr>
+        <w:t>导体上电荷的分布：</w:t>
       </w:r>
     </w:p>
     <w:p>
@@ -9728,16 +9761,17 @@
           <w:rFonts w:ascii="Times New Roman" w:hAnsi="Times New Roman" w:eastAsia="宋体"/>
           <w:sz w:val="21"/>
           <w:szCs w:val="21"/>
-        </w:rPr>
-        <w:t>26</w:t>
-      </w:r>
-      <w:r>
-        <w:rPr>
-          <w:rFonts w:ascii="Times New Roman" w:hAnsi="Times New Roman" w:eastAsia="宋体"/>
-          <w:sz w:val="21"/>
-          <w:szCs w:val="21"/>
-        </w:rPr>
-        <w:t>．处于静电平衡状态的导体，其外表面任一点的电场强度方向跟该点的表面</w:t>
+          <w:shd w:val="clear" w:color="auto" w:fill="C9C9C9"/>
+        </w:rPr>
+        <w:t>26．</w:t>
+      </w:r>
+      <w:r>
+        <w:rPr>
+          <w:rFonts w:ascii="Times New Roman" w:hAnsi="Times New Roman" w:eastAsia="宋体"/>
+          <w:sz w:val="21"/>
+          <w:szCs w:val="21"/>
+        </w:rPr>
+        <w:t>处于静电平衡状态的导体，其外表面任一点的电场强度方向跟该点的表面</w:t>
       </w:r>
       <w:r>
         <w:rPr>
@@ -9955,16 +9989,17 @@
           <w:rFonts w:ascii="Times New Roman" w:hAnsi="Times New Roman" w:eastAsia="宋体"/>
           <w:sz w:val="21"/>
           <w:szCs w:val="21"/>
-        </w:rPr>
-        <w:t>27</w:t>
-      </w:r>
-      <w:r>
-        <w:rPr>
-          <w:rFonts w:ascii="Times New Roman" w:hAnsi="Times New Roman" w:eastAsia="宋体"/>
-          <w:sz w:val="21"/>
-          <w:szCs w:val="21"/>
-        </w:rPr>
-        <w:t>．空气的电离：在一定条件下，导体尖端电荷</w:t>
+          <w:shd w:val="clear" w:color="auto" w:fill="C9C9C9"/>
+        </w:rPr>
+        <w:t>27．</w:t>
+      </w:r>
+      <w:r>
+        <w:rPr>
+          <w:rFonts w:ascii="Times New Roman" w:hAnsi="Times New Roman" w:eastAsia="宋体"/>
+          <w:sz w:val="21"/>
+          <w:szCs w:val="21"/>
+        </w:rPr>
+        <w:t>空气的电离：在一定条件下，导体尖端电荷</w:t>
       </w:r>
       <w:r>
         <w:rPr>
@@ -10033,16 +10068,17 @@
           <w:rFonts w:ascii="Times New Roman" w:hAnsi="Times New Roman" w:eastAsia="宋体"/>
           <w:sz w:val="21"/>
           <w:szCs w:val="21"/>
-        </w:rPr>
-        <w:t>28</w:t>
-      </w:r>
-      <w:r>
-        <w:rPr>
-          <w:rFonts w:ascii="Times New Roman" w:hAnsi="Times New Roman" w:eastAsia="宋体"/>
-          <w:sz w:val="21"/>
-          <w:szCs w:val="21"/>
-        </w:rPr>
-        <w:t>．尖端放电：所带电荷与导体尖端的电荷符号相反的粒子，由于被</w:t>
+          <w:shd w:val="clear" w:color="auto" w:fill="C9C9C9"/>
+        </w:rPr>
+        <w:t>28．</w:t>
+      </w:r>
+      <w:r>
+        <w:rPr>
+          <w:rFonts w:ascii="Times New Roman" w:hAnsi="Times New Roman" w:eastAsia="宋体"/>
+          <w:sz w:val="21"/>
+          <w:szCs w:val="21"/>
+        </w:rPr>
+        <w:t>尖端放电：所带电荷与导体尖端的电荷符号相反的粒子，由于被</w:t>
       </w:r>
       <w:r>
         <w:rPr>
@@ -10135,16 +10171,17 @@
           <w:rFonts w:ascii="Times New Roman" w:hAnsi="Times New Roman" w:eastAsia="宋体"/>
           <w:sz w:val="21"/>
           <w:szCs w:val="21"/>
-        </w:rPr>
-        <w:t>29</w:t>
-      </w:r>
-      <w:r>
-        <w:rPr>
-          <w:rFonts w:ascii="Times New Roman" w:hAnsi="Times New Roman" w:eastAsia="宋体"/>
-          <w:sz w:val="21"/>
-          <w:szCs w:val="21"/>
-        </w:rPr>
-        <w:t>．尖端放电的应用与防止：</w:t>
+          <w:shd w:val="clear" w:color="auto" w:fill="C9C9C9"/>
+        </w:rPr>
+        <w:t>29．</w:t>
+      </w:r>
+      <w:r>
+        <w:rPr>
+          <w:rFonts w:ascii="Times New Roman" w:hAnsi="Times New Roman" w:eastAsia="宋体"/>
+          <w:sz w:val="21"/>
+          <w:szCs w:val="21"/>
+        </w:rPr>
+        <w:t>尖端放电的应用与防止：</w:t>
       </w:r>
     </w:p>
     <w:p>
@@ -10448,16 +10485,17 @@
           <w:rFonts w:ascii="Times New Roman" w:hAnsi="Times New Roman" w:eastAsia="宋体"/>
           <w:sz w:val="21"/>
           <w:szCs w:val="21"/>
-        </w:rPr>
-        <w:t>30</w:t>
-      </w:r>
-      <w:r>
-        <w:rPr>
-          <w:rFonts w:ascii="Times New Roman" w:hAnsi="Times New Roman" w:eastAsia="宋体"/>
-          <w:sz w:val="21"/>
-          <w:szCs w:val="21"/>
-        </w:rPr>
-        <w:t>．定义：导体壳（或金属壳）内达到静电平衡后，外电场对内部</w:t>
+          <w:shd w:val="clear" w:color="auto" w:fill="C9C9C9"/>
+        </w:rPr>
+        <w:t>30．</w:t>
+      </w:r>
+      <w:r>
+        <w:rPr>
+          <w:rFonts w:ascii="Times New Roman" w:hAnsi="Times New Roman" w:eastAsia="宋体"/>
+          <w:sz w:val="21"/>
+          <w:szCs w:val="21"/>
+        </w:rPr>
+        <w:t>定义：导体壳（或金属壳）内达到静电平衡后，外电场对内部</w:t>
       </w:r>
       <w:r>
         <w:rPr>
@@ -10500,16 +10538,17 @@
           <w:rFonts w:ascii="Times New Roman" w:hAnsi="Times New Roman" w:eastAsia="宋体"/>
           <w:sz w:val="21"/>
           <w:szCs w:val="21"/>
-        </w:rPr>
-        <w:t>31</w:t>
-      </w:r>
-      <w:r>
-        <w:rPr>
-          <w:rFonts w:ascii="Times New Roman" w:hAnsi="Times New Roman" w:eastAsia="宋体"/>
-          <w:sz w:val="21"/>
-          <w:szCs w:val="21"/>
-        </w:rPr>
-        <w:t>．实质：实质是利用了</w:t>
+          <w:shd w:val="clear" w:color="auto" w:fill="C9C9C9"/>
+        </w:rPr>
+        <w:t>31．</w:t>
+      </w:r>
+      <w:r>
+        <w:rPr>
+          <w:rFonts w:ascii="Times New Roman" w:hAnsi="Times New Roman" w:eastAsia="宋体"/>
+          <w:sz w:val="21"/>
+          <w:szCs w:val="21"/>
+        </w:rPr>
+        <w:t>实质：实质是利用了</w:t>
       </w:r>
       <w:r>
         <w:rPr>
@@ -10773,16 +10812,17 @@
           <w:rFonts w:ascii="Times New Roman" w:hAnsi="Times New Roman" w:eastAsia="宋体"/>
           <w:sz w:val="21"/>
           <w:szCs w:val="21"/>
-        </w:rPr>
-        <w:t>32</w:t>
-      </w:r>
-      <w:r>
-        <w:rPr>
-          <w:rFonts w:ascii="Times New Roman" w:hAnsi="Times New Roman" w:eastAsia="宋体"/>
-          <w:sz w:val="21"/>
-          <w:szCs w:val="21"/>
-        </w:rPr>
-        <w:t>．静电吸附</w:t>
+          <w:shd w:val="clear" w:color="auto" w:fill="C9C9C9"/>
+        </w:rPr>
+        <w:t>32．</w:t>
+      </w:r>
+      <w:r>
+        <w:rPr>
+          <w:rFonts w:ascii="Times New Roman" w:hAnsi="Times New Roman" w:eastAsia="宋体"/>
+          <w:sz w:val="21"/>
+          <w:szCs w:val="21"/>
+        </w:rPr>
+        <w:t>静电吸附</w:t>
       </w:r>
     </w:p>
     <w:p>

--- a/高中物理/高中物理同步/人教版必修3 第9章 静电场及其应用·知识清单（完成）.docx
+++ b/高中物理/高中物理同步/人教版必修3 第9章 静电场及其应用·知识清单（完成）.docx
@@ -223,8 +223,18 @@
           <w:b/>
           <w:sz w:val="21"/>
           <w:szCs w:val="21"/>
-        </w:rPr>
-        <w:t xml:space="preserve">9.1 电荷</w:t>
+          <w:shd w:val="clear" w:color="auto" w:fill="C9C9C9"/>
+        </w:rPr>
+        <w:t xml:space="preserve">9.1 </w:t>
+      </w:r>
+      <w:r>
+        <w:rPr>
+          <w:rFonts w:ascii="Times New Roman" w:hAnsi="Times New Roman" w:eastAsia="宋体"/>
+          <w:b/>
+          <w:sz w:val="21"/>
+          <w:szCs w:val="21"/>
+        </w:rPr>
+        <w:t xml:space="preserve">电荷</w:t>
       </w:r>
     </w:p>
     <w:p>
@@ -4261,8 +4271,18 @@
           <w:b/>
           <w:sz w:val="21"/>
           <w:szCs w:val="21"/>
-        </w:rPr>
-        <w:t xml:space="preserve">9.2 库仑定律</w:t>
+          <w:shd w:val="clear" w:color="auto" w:fill="C9C9C9"/>
+        </w:rPr>
+        <w:t xml:space="preserve">9.2 </w:t>
+      </w:r>
+      <w:r>
+        <w:rPr>
+          <w:rFonts w:ascii="Times New Roman" w:hAnsi="Times New Roman" w:eastAsia="宋体"/>
+          <w:b/>
+          <w:sz w:val="21"/>
+          <w:szCs w:val="21"/>
+        </w:rPr>
+        <w:t xml:space="preserve">库仑定律</w:t>
       </w:r>
     </w:p>
     <w:p>
@@ -5828,8 +5848,18 @@
           <w:b/>
           <w:sz w:val="21"/>
           <w:szCs w:val="21"/>
-        </w:rPr>
-        <w:t xml:space="preserve">9.3 电场　电场强度</w:t>
+          <w:shd w:val="clear" w:color="auto" w:fill="C9C9C9"/>
+        </w:rPr>
+        <w:t xml:space="preserve">9.3 </w:t>
+      </w:r>
+      <w:r>
+        <w:rPr>
+          <w:rFonts w:ascii="Times New Roman" w:hAnsi="Times New Roman" w:eastAsia="宋体"/>
+          <w:b/>
+          <w:sz w:val="21"/>
+          <w:szCs w:val="21"/>
+        </w:rPr>
+        <w:t xml:space="preserve">电场　电场强度</w:t>
       </w:r>
     </w:p>
     <w:p>
@@ -9356,8 +9386,18 @@
           <w:b/>
           <w:sz w:val="21"/>
           <w:szCs w:val="21"/>
-        </w:rPr>
-        <w:t xml:space="preserve">9.4 静电的防止与利用</w:t>
+          <w:shd w:val="clear" w:color="auto" w:fill="C9C9C9"/>
+        </w:rPr>
+        <w:t xml:space="preserve">9.4 </w:t>
+      </w:r>
+      <w:r>
+        <w:rPr>
+          <w:rFonts w:ascii="Times New Roman" w:hAnsi="Times New Roman" w:eastAsia="宋体"/>
+          <w:b/>
+          <w:sz w:val="21"/>
+          <w:szCs w:val="21"/>
+        </w:rPr>
+        <w:t xml:space="preserve">静电的防止与利用</w:t>
       </w:r>
     </w:p>
     <w:p>
